--- a/人工智慧導論報告.docx
+++ b/人工智慧導論報告.docx
@@ -7,6 +7,10 @@
         <w:rPr>
           <w:rFonts w:ascii="Times New Roman" w:eastAsia="標楷體" w:hAnsi="Times New Roman" w:cs="Times New Roman"/>
           <w:color w:val="156082" w:themeColor="accent1"/>
+          <w:kern w:val="2"/>
+          <w:sz w:val="24"/>
+          <w:szCs w:val="24"/>
+          <w14:ligatures w14:val="standardContextual"/>
         </w:rPr>
         <w:id w:val="-57100709"/>
         <w:docPartObj>
@@ -17,10 +21,6 @@
       <w:sdtEndPr>
         <w:rPr>
           <w:color w:val="auto"/>
-          <w:kern w:val="2"/>
-          <w:sz w:val="24"/>
-          <w:szCs w:val="24"/>
-          <w14:ligatures w14:val="standardContextual"/>
         </w:rPr>
       </w:sdtEndPr>
       <w:sdtContent>
@@ -988,7 +988,12 @@
       <w:sdtPr>
         <w:rPr>
           <w:rFonts w:ascii="Times New Roman" w:eastAsia="標楷體" w:hAnsi="Times New Roman" w:cs="Times New Roman"/>
+          <w:color w:val="auto"/>
+          <w:kern w:val="2"/>
+          <w:sz w:val="24"/>
+          <w:szCs w:val="24"/>
           <w:lang w:val="zh-TW"/>
+          <w14:ligatures w14:val="standardContextual"/>
         </w:rPr>
         <w:id w:val="-990629689"/>
         <w:docPartObj>
@@ -1000,11 +1005,6 @@
         <w:rPr>
           <w:b/>
           <w:bCs/>
-          <w:color w:val="auto"/>
-          <w:kern w:val="2"/>
-          <w:sz w:val="24"/>
-          <w:szCs w:val="24"/>
-          <w14:ligatures w14:val="standardContextual"/>
         </w:rPr>
       </w:sdtEndPr>
       <w:sdtContent>
@@ -2346,31 +2346,7 @@
         <w:rPr>
           <w:rFonts w:cs="Times New Roman"/>
         </w:rPr>
-        <w:t>在專案確立初期，團隊原規劃基於既有之畢業專題進行二次開發與客製化功能改造。然而在技術評估階段，卻遭遇原始資料集</w:t>
-      </w:r>
-      <w:r>
-        <w:rPr>
-          <w:rFonts w:cs="Times New Roman"/>
-        </w:rPr>
-        <w:t>問題</w:t>
-      </w:r>
-      <w:r>
-        <w:rPr>
-          <w:rFonts w:cs="Times New Roman"/>
-        </w:rPr>
-        <w:t>，且與原專案成員在代碼授權與架構重構的跨團隊溝通上耗費過高成本。為確保技術自主性，並深度符合課程對於詳細說明開發過程、架構設計與踩雷排錯的考核指標，團隊最終放棄改造型方針，決議採取從零開始獨立開發的技術</w:t>
-      </w:r>
-      <w:r>
-        <w:rPr>
-          <w:rFonts w:cs="Times New Roman"/>
-        </w:rPr>
-        <w:t>之</w:t>
-      </w:r>
-      <w:r>
-        <w:rPr>
-          <w:rFonts w:cs="Times New Roman"/>
-        </w:rPr>
-        <w:t>路。</w:t>
+        <w:t>在專案確立初期，團隊原規劃基於既有之畢業專題進行二次開發與客製化功能改造。然而在技術評估階段，卻遭遇原始資料集問題，且與原專案成員在代碼授權與架構重構的跨團隊溝通上耗費過高成本。為確保技術自主性，並深度符合課程對於詳細說明開發過程、架構設計與踩雷排錯的考核指標，團隊最終放棄改造型方針，決議採取從零開始獨立開發的技術之路。</w:t>
       </w:r>
     </w:p>
     <w:p>
@@ -2396,43 +2372,7 @@
         <w:rPr>
           <w:rFonts w:cs="Times New Roman"/>
         </w:rPr>
-        <w:t>模型建構高精度語音辨識</w:t>
-      </w:r>
-      <w:r>
-        <w:rPr>
-          <w:rFonts w:cs="Times New Roman"/>
-        </w:rPr>
-        <w:t>並使其能夠對使用者發音進行修正，類似於一種外語發音學習工具</w:t>
-      </w:r>
-      <w:r>
-        <w:rPr>
-          <w:rFonts w:cs="Times New Roman"/>
-        </w:rPr>
-        <w:t>。但發現已有</w:t>
-      </w:r>
-      <w:r>
-        <w:rPr>
-          <w:rFonts w:cs="Times New Roman"/>
-        </w:rPr>
-        <w:t>其他</w:t>
-      </w:r>
-      <w:r>
-        <w:rPr>
-          <w:rFonts w:cs="Times New Roman"/>
-        </w:rPr>
-        <w:t>團隊選擇高度雷同的語音</w:t>
-      </w:r>
-      <w:r>
-        <w:rPr>
-          <w:rFonts w:cs="Times New Roman"/>
-        </w:rPr>
-        <w:t>系統</w:t>
-      </w:r>
-      <w:r>
-        <w:rPr>
-          <w:rFonts w:cs="Times New Roman"/>
-        </w:rPr>
-        <w:t>，若堅持投入恐使專案喪失技術獨特性。</w:t>
+        <w:t>模型建構高精度語音辨識並使其能夠對使用者發音進行修正，類似於一種外語發音學習工具。但發現已有其他團隊選擇高度雷同的語音系統，若堅持投入恐使專案喪失技術獨特性。</w:t>
       </w:r>
     </w:p>
     <w:p>
@@ -2446,37 +2386,13 @@
         <w:rPr>
           <w:rFonts w:cs="Times New Roman"/>
         </w:rPr>
-        <w:t>於是</w:t>
-      </w:r>
-      <w:r>
-        <w:rPr>
-          <w:rFonts w:cs="Times New Roman"/>
-        </w:rPr>
-        <w:t>團隊經由聯想</w:t>
-      </w:r>
-      <w:r>
-        <w:rPr>
-          <w:rFonts w:cs="Times New Roman"/>
-        </w:rPr>
-        <w:t>與討論後</w:t>
-      </w:r>
-      <w:r>
-        <w:rPr>
-          <w:rFonts w:cs="Times New Roman"/>
-        </w:rPr>
-        <w:t>，團隊最終敲定建構「基於</w:t>
-      </w:r>
-      <w:r>
-        <w:rPr>
-          <w:rFonts w:cs="Times New Roman"/>
-        </w:rPr>
-        <w:t xml:space="preserve">LLM </w:t>
-      </w:r>
-      <w:r>
-        <w:rPr>
-          <w:rFonts w:cs="Times New Roman"/>
-        </w:rPr>
-        <w:t>API</w:t>
+        <w:t>於是團隊經由聯想與討論後，團隊最終敲定建構「基於</w:t>
+      </w:r>
+      <w:r>
+        <w:rPr>
+          <w:rFonts w:cs="Times New Roman"/>
+        </w:rPr>
+        <w:t>LLM API</w:t>
       </w:r>
       <w:r>
         <w:rPr>
@@ -2554,13 +2470,7 @@
         <w:rPr>
           <w:rFonts w:cs="Times New Roman"/>
         </w:rPr>
-        <w:t>為</w:t>
-      </w:r>
-      <w:r>
-        <w:rPr>
-          <w:rFonts w:cs="Times New Roman"/>
-        </w:rPr>
-        <w:t>避免系統產出角色名稱嚴重撞車、情境高度雷同等生成退化現象，破除傳統密碼學靜態字串雜湊防線難以識別語意重複的侷限。</w:t>
+        <w:t>為避免系統產出角色名稱嚴重撞車、情境高度雷同等生成退化現象，破除傳統密碼學靜態字串雜湊防線難以識別語意重複的侷限。</w:t>
       </w:r>
     </w:p>
     <w:p>
@@ -2726,6 +2636,7 @@
           <w:ilvl w:val="1"/>
           <w:numId w:val="3"/>
         </w:numPr>
+        <w:spacing w:before="80"/>
         <w:rPr>
           <w:rFonts w:cs="Times New Roman"/>
         </w:rPr>
@@ -2741,6 +2652,7 @@
     </w:p>
     <w:p>
       <w:pPr>
+        <w:spacing w:before="0" w:beforeAutospacing="0"/>
         <w:ind w:firstLine="480"/>
         <w:rPr>
           <w:rFonts w:cs="Times New Roman"/>
@@ -2896,6 +2808,7 @@
     </w:p>
     <w:p>
       <w:pPr>
+        <w:spacing w:before="0" w:beforeAutospacing="0" w:after="0" w:afterAutospacing="0"/>
         <w:ind w:firstLine="480"/>
         <w:rPr>
           <w:rFonts w:cs="Times New Roman"/>
@@ -2910,6 +2823,7 @@
     </w:p>
     <w:p>
       <w:pPr>
+        <w:spacing w:before="0" w:beforeAutospacing="0" w:after="0" w:afterAutospacing="0"/>
         <w:ind w:firstLineChars="0" w:firstLine="0"/>
         <w:jc w:val="center"/>
         <w:rPr>
@@ -2921,10 +2835,10 @@
           <w:rFonts w:cs="Times New Roman"/>
         </w:rPr>
         <w:drawing>
-          <wp:inline distT="0" distB="0" distL="0" distR="0" wp14:anchorId="35E86CB8" wp14:editId="3DA1736D">
-            <wp:extent cx="1279822" cy="2676525"/>
+          <wp:inline distT="0" distB="0" distL="0" distR="0" wp14:anchorId="64EA21DF" wp14:editId="41F7499E">
+            <wp:extent cx="1357630" cy="3109331"/>
             <wp:effectExtent l="0" t="0" r="0" b="0"/>
-            <wp:docPr id="1523600203" name="圖片 1"/>
+            <wp:docPr id="88752156" name="圖片 1"/>
             <wp:cNvGraphicFramePr>
               <a:graphicFrameLocks xmlns:a="http://schemas.openxmlformats.org/drawingml/2006/main" noChangeAspect="1"/>
             </wp:cNvGraphicFramePr>
@@ -2932,23 +2846,32 @@
               <a:graphicData uri="http://schemas.openxmlformats.org/drawingml/2006/picture">
                 <pic:pic xmlns:pic="http://schemas.openxmlformats.org/drawingml/2006/picture">
                   <pic:nvPicPr>
-                    <pic:cNvPr id="1523600203" name=""/>
+                    <pic:cNvPr id="88752156" name=""/>
                     <pic:cNvPicPr/>
                   </pic:nvPicPr>
-                  <pic:blipFill>
+                  <pic:blipFill rotWithShape="1">
                     <a:blip r:embed="rId11"/>
+                    <a:srcRect l="7263" r="3735"/>
                     <a:stretch>
                       <a:fillRect/>
                     </a:stretch>
                   </pic:blipFill>
-                  <pic:spPr>
+                  <pic:spPr bwMode="auto">
                     <a:xfrm>
                       <a:off x="0" y="0"/>
-                      <a:ext cx="1287589" cy="2692768"/>
+                      <a:ext cx="1383531" cy="3168650"/>
                     </a:xfrm>
                     <a:prstGeom prst="rect">
                       <a:avLst/>
                     </a:prstGeom>
+                    <a:ln>
+                      <a:noFill/>
+                    </a:ln>
+                    <a:extLst>
+                      <a:ext uri="{53640926-AAD7-44D8-BBD7-CCE9431645EC}">
+                        <a14:shadowObscured xmlns:a14="http://schemas.microsoft.com/office/drawing/2010/main"/>
+                      </a:ext>
+                    </a:extLst>
                   </pic:spPr>
                 </pic:pic>
               </a:graphicData>
@@ -2956,46 +2879,6 @@
           </wp:inline>
         </w:drawing>
       </w:r>
-      <w:r>
-        <w:rPr>
-          <w:rFonts w:cs="Times New Roman"/>
-        </w:rPr>
-        <w:drawing>
-          <wp:inline distT="0" distB="0" distL="0" distR="0" wp14:anchorId="68DE4506" wp14:editId="3FC5BDAC">
-            <wp:extent cx="1939409" cy="2727960"/>
-            <wp:effectExtent l="0" t="0" r="3810" b="0"/>
-            <wp:docPr id="207856125" name="圖片 1"/>
-            <wp:cNvGraphicFramePr>
-              <a:graphicFrameLocks xmlns:a="http://schemas.openxmlformats.org/drawingml/2006/main" noChangeAspect="1"/>
-            </wp:cNvGraphicFramePr>
-            <a:graphic xmlns:a="http://schemas.openxmlformats.org/drawingml/2006/main">
-              <a:graphicData uri="http://schemas.openxmlformats.org/drawingml/2006/picture">
-                <pic:pic xmlns:pic="http://schemas.openxmlformats.org/drawingml/2006/picture">
-                  <pic:nvPicPr>
-                    <pic:cNvPr id="207856125" name=""/>
-                    <pic:cNvPicPr/>
-                  </pic:nvPicPr>
-                  <pic:blipFill>
-                    <a:blip r:embed="rId12"/>
-                    <a:stretch>
-                      <a:fillRect/>
-                    </a:stretch>
-                  </pic:blipFill>
-                  <pic:spPr>
-                    <a:xfrm>
-                      <a:off x="0" y="0"/>
-                      <a:ext cx="1945523" cy="2736560"/>
-                    </a:xfrm>
-                    <a:prstGeom prst="rect">
-                      <a:avLst/>
-                    </a:prstGeom>
-                  </pic:spPr>
-                </pic:pic>
-              </a:graphicData>
-            </a:graphic>
-          </wp:inline>
-        </w:drawing>
-      </w:r>
     </w:p>
     <w:p>
       <w:pPr>
@@ -3239,6 +3122,7 @@
       <w:r>
         <w:rPr>
           <w:rFonts w:cs="Times New Roman"/>
+          <w:noProof/>
         </w:rPr>
         <w:drawing>
           <wp:inline distT="0" distB="0" distL="0" distR="0" wp14:anchorId="72B5F37E" wp14:editId="0AFC667E">
@@ -3256,7 +3140,7 @@
                     <pic:cNvPicPr/>
                   </pic:nvPicPr>
                   <pic:blipFill rotWithShape="1">
-                    <a:blip r:embed="rId13"/>
+                    <a:blip r:embed="rId12"/>
                     <a:srcRect l="7281"/>
                     <a:stretch>
                       <a:fillRect/>
@@ -3288,6 +3172,7 @@
       <w:r>
         <w:rPr>
           <w:rFonts w:cs="Times New Roman"/>
+          <w:noProof/>
         </w:rPr>
         <w:drawing>
           <wp:inline distT="0" distB="0" distL="0" distR="0" wp14:anchorId="4E3BDDB2" wp14:editId="6260D469">
@@ -3305,7 +3190,7 @@
                     <pic:cNvPicPr/>
                   </pic:nvPicPr>
                   <pic:blipFill rotWithShape="1">
-                    <a:blip r:embed="rId14"/>
+                    <a:blip r:embed="rId13"/>
                     <a:srcRect l="6430"/>
                     <a:stretch>
                       <a:fillRect/>
@@ -3476,15 +3361,7 @@
           <w:sz w:val="24"/>
           <w:szCs w:val="24"/>
         </w:rPr>
-        <w:t>系統出題架構</w:t>
-      </w:r>
-      <w:r>
-        <w:rPr>
-          <w:rFonts w:cs="Times New Roman"/>
-          <w:sz w:val="24"/>
-          <w:szCs w:val="24"/>
-        </w:rPr>
-        <w:t>圖</w:t>
+        <w:t>系統出題架構圖</w:t>
       </w:r>
     </w:p>
     <w:p>
@@ -3528,7 +3405,7 @@
         <w:rPr>
           <w:rFonts w:cs="Times New Roman"/>
         </w:rPr>
-        <w:t xml:space="preserve">25% </w:t>
+        <w:t>25%</w:t>
       </w:r>
       <w:r>
         <w:rPr>
@@ -3552,7 +3429,7 @@
         <w:rPr>
           <w:rFonts w:cs="Times New Roman"/>
         </w:rPr>
-        <w:t xml:space="preserve"> 10 </w:t>
+        <w:t>10</w:t>
       </w:r>
       <w:r>
         <w:rPr>
@@ -4101,43 +3978,7 @@
         <w:rPr>
           <w:rFonts w:cs="Times New Roman"/>
         </w:rPr>
-        <w:t>為徹底攻克模型生成</w:t>
-      </w:r>
-      <w:r>
-        <w:rPr>
-          <w:rFonts w:cs="Times New Roman"/>
-        </w:rPr>
-        <w:t>的</w:t>
-      </w:r>
-      <w:r>
-        <w:rPr>
-          <w:rFonts w:cs="Times New Roman"/>
-        </w:rPr>
-        <w:t>慣性，</w:t>
-      </w:r>
-      <w:r>
-        <w:rPr>
-          <w:rFonts w:cs="Times New Roman"/>
-        </w:rPr>
-        <w:t>於是</w:t>
-      </w:r>
-      <w:r>
-        <w:rPr>
-          <w:rFonts w:cs="Times New Roman"/>
-        </w:rPr>
-        <w:t>捨棄盲抽架構，由</w:t>
-      </w:r>
-      <w:r>
-        <w:rPr>
-          <w:rFonts w:cs="Times New Roman"/>
-        </w:rPr>
-        <w:t>開發者</w:t>
-      </w:r>
-      <w:r>
-        <w:rPr>
-          <w:rFonts w:cs="Times New Roman"/>
-        </w:rPr>
-        <w:t>研發並實作了「後台實體常數完全掌控」的架構重構。</w:t>
+        <w:t>為徹底攻克模型生成的慣性，於是捨棄盲抽架構，由開發者研發並實作了「後台實體常數完全掌控」的架構重構。</w:t>
       </w:r>
     </w:p>
     <w:p>
@@ -4165,19 +4006,7 @@
         <w:rPr>
           <w:rFonts w:cs="Times New Roman"/>
         </w:rPr>
-        <w:t>接著在出題工廠端導入平坦化循序調度機制，由元資料管理器將巢狀情境池平坦化為一維佇列，依據目標出題量執行不重複循序彈出，確保時事提示詞利用率達</w:t>
-      </w:r>
-      <w:r>
-        <w:rPr>
-          <w:rFonts w:cs="Times New Roman"/>
-        </w:rPr>
-        <w:t>貝確實拉高</w:t>
-      </w:r>
-      <w:r>
-        <w:rPr>
-          <w:rFonts w:cs="Times New Roman"/>
-        </w:rPr>
-        <w:t>。最後透過強型別常數將上述派發的事件背景與多國籍人名死鎖</w:t>
+        <w:t>接著在出題工廠端導入平坦化循序調度機制，由元資料管理器將巢狀情境池平坦化為一維佇列，依據目標出題量執行不重複循序彈出，確保時事提示詞利用率達貝確實拉高。最後透過強型別常數將上述派發的事件背景與多國籍人名死鎖</w:t>
       </w:r>
       <w:r>
         <w:rPr>
@@ -4425,14 +4254,14 @@
       <w:bookmarkEnd w:id="13"/>
     </w:p>
     <w:sectPr>
-      <w:headerReference w:type="even" r:id="rId15"/>
-      <w:headerReference w:type="default" r:id="rId16"/>
-      <w:footerReference w:type="even" r:id="rId17"/>
-      <w:footerReference w:type="default" r:id="rId18"/>
-      <w:headerReference w:type="first" r:id="rId19"/>
-      <w:footerReference w:type="first" r:id="rId20"/>
+      <w:headerReference w:type="even" r:id="rId14"/>
+      <w:headerReference w:type="default" r:id="rId15"/>
+      <w:footerReference w:type="even" r:id="rId16"/>
+      <w:footerReference w:type="default" r:id="rId17"/>
+      <w:headerReference w:type="first" r:id="rId18"/>
+      <w:footerReference w:type="first" r:id="rId19"/>
       <w:pgSz w:w="11906" w:h="16838"/>
-      <w:pgMar w:top="1440" w:right="1800" w:bottom="1440" w:left="1800" w:header="851" w:footer="454" w:gutter="0"/>
+      <w:pgMar w:top="1440" w:right="1800" w:bottom="1440" w:left="1800" w:header="851" w:footer="340" w:gutter="0"/>
       <w:pgNumType w:start="0"/>
       <w:cols w:space="425"/>
       <w:titlePg/>
@@ -6080,6 +5909,7 @@
   <w:style w:type="character" w:default="1" w:styleId="a0">
     <w:name w:val="Default Paragraph Font"/>
     <w:uiPriority w:val="1"/>
+    <w:semiHidden/>
     <w:unhideWhenUsed/>
   </w:style>
   <w:style w:type="table" w:default="1" w:styleId="a1">
@@ -6791,7 +6621,10 @@
   <w:rsids>
     <w:rsidRoot w:val="00E47868"/>
     <w:rsid w:val="00457109"/>
+    <w:rsid w:val="004C5A3E"/>
+    <w:rsid w:val="00516625"/>
     <w:rsid w:val="00683529"/>
+    <w:rsid w:val="0073143B"/>
     <w:rsid w:val="00E47868"/>
   </w:rsids>
   <m:mathPr>

--- a/人工智慧導論報告.docx
+++ b/人工智慧導論報告.docx
@@ -130,6 +130,7 @@
                   <w:szCs w:val="80"/>
                 </w:rPr>
               </w:pPr>
+              <w:proofErr w:type="gramStart"/>
               <w:r>
                 <w:rPr>
                   <w:rFonts w:ascii="Times New Roman" w:eastAsia="標楷體" w:hAnsi="Times New Roman" w:cs="Times New Roman"/>
@@ -140,6 +141,7 @@
                 </w:rPr>
                 <w:t>多益</w:t>
               </w:r>
+              <w:proofErr w:type="gramEnd"/>
               <w:r>
                 <w:rPr>
                   <w:rFonts w:ascii="Times New Roman" w:eastAsia="標楷體" w:hAnsi="Times New Roman" w:cs="Times New Roman"/>
@@ -648,7 +650,21 @@
         <w:rPr>
           <w:rFonts w:cs="Times New Roman"/>
         </w:rPr>
-        <w:t>隨著大型語言模型與人工智慧生成內容技術的爆發式成長，教育科技迎來了深度的架構變革。傳統多益（</w:t>
+        <w:t>隨著大型語言模型與人工智慧生成內容技術的爆發式成長，教育科技迎來了深度的架構變革。</w:t>
+      </w:r>
+      <w:proofErr w:type="gramStart"/>
+      <w:r>
+        <w:rPr>
+          <w:rFonts w:cs="Times New Roman"/>
+        </w:rPr>
+        <w:t>傳統多益</w:t>
+      </w:r>
+      <w:proofErr w:type="gramEnd"/>
+      <w:r>
+        <w:rPr>
+          <w:rFonts w:cs="Times New Roman"/>
+        </w:rPr>
+        <w:t>（</w:t>
       </w:r>
       <w:r>
         <w:rPr>
@@ -672,7 +688,35 @@
         <w:rPr>
           <w:rFonts w:cs="Times New Roman"/>
         </w:rPr>
-        <w:t>進行大量自動化命題，又常因模型本質上的「無狀態性」與「高維度語意慣性陷阱」，導致生成題目出現角色名稱嚴重撞車、情境高度雷同等技術瓶頸，且傳統的密碼學靜態字串雜湊防線亦難以有效識別高維度的語意重複。</w:t>
+        <w:t>進行大量自動化命題，又常因模型本質上的「無狀態性」與「</w:t>
+      </w:r>
+      <w:proofErr w:type="gramStart"/>
+      <w:r>
+        <w:rPr>
+          <w:rFonts w:cs="Times New Roman"/>
+        </w:rPr>
+        <w:t>高維度</w:t>
+      </w:r>
+      <w:proofErr w:type="gramEnd"/>
+      <w:r>
+        <w:rPr>
+          <w:rFonts w:cs="Times New Roman"/>
+        </w:rPr>
+        <w:t>語意慣性陷阱」，導致生成題目出現角色名稱嚴重撞車、情境高度雷同等技術瓶頸，且傳統的密碼學靜態字串雜湊防線亦難以有效</w:t>
+      </w:r>
+      <w:proofErr w:type="gramStart"/>
+      <w:r>
+        <w:rPr>
+          <w:rFonts w:cs="Times New Roman"/>
+        </w:rPr>
+        <w:t>識別高維度</w:t>
+      </w:r>
+      <w:proofErr w:type="gramEnd"/>
+      <w:r>
+        <w:rPr>
+          <w:rFonts w:cs="Times New Roman"/>
+        </w:rPr>
+        <w:t>的語意重複。</w:t>
       </w:r>
     </w:p>
     <w:p>
@@ -696,13 +740,23 @@
           <w:rFonts w:cs="Times New Roman"/>
         </w:rPr>
       </w:pPr>
+      <w:proofErr w:type="gramStart"/>
       <w:r>
         <w:rPr>
           <w:rFonts w:cs="Times New Roman"/>
           <w:b/>
           <w:bCs/>
         </w:rPr>
-        <w:t>異步時事語料管線</w:t>
+        <w:t>異步時事</w:t>
+      </w:r>
+      <w:proofErr w:type="gramEnd"/>
+      <w:r>
+        <w:rPr>
+          <w:rFonts w:cs="Times New Roman"/>
+          <w:b/>
+          <w:bCs/>
+        </w:rPr>
+        <w:t>語料管線</w:t>
       </w:r>
       <w:r>
         <w:rPr>
@@ -720,7 +774,21 @@
         <w:rPr>
           <w:rFonts w:cs="Times New Roman"/>
         </w:rPr>
-        <w:t>新聞源，並利用大模型進行「批次打包清洗」，在數秒內完成多條時事之「多益情境精煉」，並透過「</w:t>
+        <w:t>新聞源，並利用大模型進行「批次打包清洗」，在數秒內完成多條時事之「</w:t>
+      </w:r>
+      <w:proofErr w:type="gramStart"/>
+      <w:r>
+        <w:rPr>
+          <w:rFonts w:cs="Times New Roman"/>
+        </w:rPr>
+        <w:t>多益情境</w:t>
+      </w:r>
+      <w:proofErr w:type="gramEnd"/>
+      <w:r>
+        <w:rPr>
+          <w:rFonts w:cs="Times New Roman"/>
+        </w:rPr>
+        <w:t>精煉」，並透過「</w:t>
       </w:r>
       <w:r>
         <w:rPr>
@@ -766,7 +834,21 @@
         <w:rPr>
           <w:rFonts w:cs="Times New Roman"/>
         </w:rPr>
-        <w:t>：廢除傳統隨機盲抽機制，將動態語料池完全平坦化，依據目標出題量進行循序彈出，確保網路時事提示詞達到極高利用率。</w:t>
+        <w:t>：廢除傳統</w:t>
+      </w:r>
+      <w:proofErr w:type="gramStart"/>
+      <w:r>
+        <w:rPr>
+          <w:rFonts w:cs="Times New Roman"/>
+        </w:rPr>
+        <w:t>隨機盲抽機制</w:t>
+      </w:r>
+      <w:proofErr w:type="gramEnd"/>
+      <w:r>
+        <w:rPr>
+          <w:rFonts w:cs="Times New Roman"/>
+        </w:rPr>
+        <w:t>，將動態語料池完全平坦化，依據目標出題量進行循序彈出，確保網路時事提示詞達到極高利用率。</w:t>
       </w:r>
     </w:p>
     <w:p>
@@ -782,7 +864,25 @@
           <w:b/>
           <w:bCs/>
         </w:rPr>
-        <w:t>中央生成引擎與強型別防禦機制</w:t>
+        <w:t>中央生成引擎</w:t>
+      </w:r>
+      <w:proofErr w:type="gramStart"/>
+      <w:r>
+        <w:rPr>
+          <w:rFonts w:cs="Times New Roman"/>
+          <w:b/>
+          <w:bCs/>
+        </w:rPr>
+        <w:t>與強型別</w:t>
+      </w:r>
+      <w:proofErr w:type="gramEnd"/>
+      <w:r>
+        <w:rPr>
+          <w:rFonts w:cs="Times New Roman"/>
+          <w:b/>
+          <w:bCs/>
+        </w:rPr>
+        <w:t>防禦機制</w:t>
       </w:r>
       <w:r>
         <w:rPr>
@@ -800,7 +900,21 @@
         <w:rPr>
           <w:rFonts w:cs="Times New Roman"/>
         </w:rPr>
-        <w:t>物件建立端到端的一致性合約，將時事環境常數與亂數人名作為「硬性指標軍令」壓進提示詞頂層，強制壓制</w:t>
+        <w:t>物件建立端到端的一致性合約，將時事環境常數與亂數人名作為「硬性指標軍令」壓進提示詞</w:t>
+      </w:r>
+      <w:proofErr w:type="gramStart"/>
+      <w:r>
+        <w:rPr>
+          <w:rFonts w:cs="Times New Roman"/>
+        </w:rPr>
+        <w:t>頂層，</w:t>
+      </w:r>
+      <w:proofErr w:type="gramEnd"/>
+      <w:r>
+        <w:rPr>
+          <w:rFonts w:cs="Times New Roman"/>
+        </w:rPr>
+        <w:t>強制壓制</w:t>
       </w:r>
       <w:r>
         <w:rPr>
@@ -812,7 +926,35 @@
         <w:rPr>
           <w:rFonts w:cs="Times New Roman"/>
         </w:rPr>
-        <w:t>的生成偏誤，並建立多金鑰循環容錯防禦。</w:t>
+        <w:t>的</w:t>
+      </w:r>
+      <w:proofErr w:type="gramStart"/>
+      <w:r>
+        <w:rPr>
+          <w:rFonts w:cs="Times New Roman"/>
+        </w:rPr>
+        <w:t>生成偏誤</w:t>
+      </w:r>
+      <w:proofErr w:type="gramEnd"/>
+      <w:r>
+        <w:rPr>
+          <w:rFonts w:cs="Times New Roman"/>
+        </w:rPr>
+        <w:t>，並建立多金</w:t>
+      </w:r>
+      <w:proofErr w:type="gramStart"/>
+      <w:r>
+        <w:rPr>
+          <w:rFonts w:cs="Times New Roman"/>
+        </w:rPr>
+        <w:t>鑰</w:t>
+      </w:r>
+      <w:proofErr w:type="gramEnd"/>
+      <w:r>
+        <w:rPr>
+          <w:rFonts w:cs="Times New Roman"/>
+        </w:rPr>
+        <w:t>循環容錯防禦。</w:t>
       </w:r>
     </w:p>
     <w:p>
@@ -826,13 +968,41 @@
         <w:rPr>
           <w:rFonts w:cs="Times New Roman"/>
         </w:rPr>
-        <w:t>在應用部署與數據調度架構上，本專案採取「後台重度生成，前端輕量消費」的去中心化</w:t>
-      </w:r>
-      <w:r>
-        <w:rPr>
-          <w:rFonts w:cs="Times New Roman"/>
-        </w:rPr>
-        <w:t>拓撲</w:t>
+        <w:t>在應用部署與數據調度架構上，本專案採取「後台重度生成，</w:t>
+      </w:r>
+      <w:proofErr w:type="gramStart"/>
+      <w:r>
+        <w:rPr>
+          <w:rFonts w:cs="Times New Roman"/>
+        </w:rPr>
+        <w:t>前端輕量</w:t>
+      </w:r>
+      <w:proofErr w:type="gramEnd"/>
+      <w:r>
+        <w:rPr>
+          <w:rFonts w:cs="Times New Roman"/>
+        </w:rPr>
+        <w:t>消費」的去</w:t>
+      </w:r>
+      <w:proofErr w:type="gramStart"/>
+      <w:r>
+        <w:rPr>
+          <w:rFonts w:cs="Times New Roman"/>
+        </w:rPr>
+        <w:t>中心化</w:t>
+      </w:r>
+      <w:r>
+        <w:rPr>
+          <w:rFonts w:cs="Times New Roman"/>
+        </w:rPr>
+        <w:t>拓</w:t>
+      </w:r>
+      <w:proofErr w:type="gramEnd"/>
+      <w:r>
+        <w:rPr>
+          <w:rFonts w:cs="Times New Roman"/>
+        </w:rPr>
+        <w:t>撲</w:t>
       </w:r>
       <w:r>
         <w:rPr>
@@ -850,13 +1020,41 @@
         <w:rPr>
           <w:rFonts w:cs="Times New Roman"/>
         </w:rPr>
-        <w:t>命題與新聞清洗管線由開發者於後台端一次性批次處理，並將封裝完畢的結構化題組上傳至遠端</w:t>
-      </w:r>
-      <w:r>
-        <w:rPr>
-          <w:rFonts w:cs="Times New Roman"/>
-        </w:rPr>
-        <w:t xml:space="preserve"> Supabase </w:t>
+        <w:t>命題與新聞清洗管線由開發者於後台端一次性批次處理，並將封裝完畢的</w:t>
+      </w:r>
+      <w:proofErr w:type="gramStart"/>
+      <w:r>
+        <w:rPr>
+          <w:rFonts w:cs="Times New Roman"/>
+        </w:rPr>
+        <w:t>結構化題組</w:t>
+      </w:r>
+      <w:proofErr w:type="gramEnd"/>
+      <w:r>
+        <w:rPr>
+          <w:rFonts w:cs="Times New Roman"/>
+        </w:rPr>
+        <w:t>上傳至遠端</w:t>
+      </w:r>
+      <w:r>
+        <w:rPr>
+          <w:rFonts w:cs="Times New Roman"/>
+        </w:rPr>
+        <w:t xml:space="preserve"> </w:t>
+      </w:r>
+      <w:proofErr w:type="spellStart"/>
+      <w:r>
+        <w:rPr>
+          <w:rFonts w:cs="Times New Roman"/>
+        </w:rPr>
+        <w:t>Supabase</w:t>
+      </w:r>
+      <w:proofErr w:type="spellEnd"/>
+      <w:r>
+        <w:rPr>
+          <w:rFonts w:cs="Times New Roman"/>
+        </w:rPr>
+        <w:t xml:space="preserve"> </w:t>
       </w:r>
       <w:r>
         <w:rPr>
@@ -874,7 +1072,21 @@
         <w:rPr>
           <w:rFonts w:cs="Times New Roman"/>
         </w:rPr>
-        <w:t>檔案進行持久化儲存。此架構確保了終端使用者在刷題練習時，能實現毫秒級的快速本地出題響應，完全無須在運行時觸發昂貴、具備網路延遲且不穩定的</w:t>
+        <w:t>檔案進行持久化儲存。此架構確保了終端使用者</w:t>
+      </w:r>
+      <w:proofErr w:type="gramStart"/>
+      <w:r>
+        <w:rPr>
+          <w:rFonts w:cs="Times New Roman"/>
+        </w:rPr>
+        <w:t>在刷題練習</w:t>
+      </w:r>
+      <w:proofErr w:type="gramEnd"/>
+      <w:r>
+        <w:rPr>
+          <w:rFonts w:cs="Times New Roman"/>
+        </w:rPr>
+        <w:t>時，能實現毫秒級的快速本地出題響應，完全無須在運行時觸發昂貴、具備網路延遲且不穩定的</w:t>
       </w:r>
       <w:r>
         <w:rPr>
@@ -912,7 +1124,49 @@
         <w:rPr>
           <w:rFonts w:cs="Times New Roman"/>
         </w:rPr>
-        <w:t>命題的語意慣性，產出的題庫具備高度的時代感與微觀商務考感。本系統完整實作了從前端物件解包、後台品管到網頁動態語料清洗的全自動化。</w:t>
+        <w:t>命題的語意慣性，產出的題庫具備高度的時代感與微觀</w:t>
+      </w:r>
+      <w:proofErr w:type="gramStart"/>
+      <w:r>
+        <w:rPr>
+          <w:rFonts w:cs="Times New Roman"/>
+        </w:rPr>
+        <w:t>商務考感</w:t>
+      </w:r>
+      <w:proofErr w:type="gramEnd"/>
+      <w:r>
+        <w:rPr>
+          <w:rFonts w:cs="Times New Roman"/>
+        </w:rPr>
+        <w:t>。本系統完整實作了從前端</w:t>
+      </w:r>
+      <w:proofErr w:type="gramStart"/>
+      <w:r>
+        <w:rPr>
+          <w:rFonts w:cs="Times New Roman"/>
+        </w:rPr>
+        <w:t>物件解包</w:t>
+      </w:r>
+      <w:proofErr w:type="gramEnd"/>
+      <w:r>
+        <w:rPr>
+          <w:rFonts w:cs="Times New Roman"/>
+        </w:rPr>
+        <w:t>、</w:t>
+      </w:r>
+      <w:proofErr w:type="gramStart"/>
+      <w:r>
+        <w:rPr>
+          <w:rFonts w:cs="Times New Roman"/>
+        </w:rPr>
+        <w:t>後台品管</w:t>
+      </w:r>
+      <w:proofErr w:type="gramEnd"/>
+      <w:r>
+        <w:rPr>
+          <w:rFonts w:cs="Times New Roman"/>
+        </w:rPr>
+        <w:t>到網頁動態語料清洗的全自動化。</w:t>
       </w:r>
     </w:p>
     <w:p>
@@ -940,7 +1194,21 @@
         <w:rPr>
           <w:rFonts w:cs="Times New Roman"/>
         </w:rPr>
-        <w:t>、多益自動化命題、</w:t>
+        <w:t>、</w:t>
+      </w:r>
+      <w:proofErr w:type="gramStart"/>
+      <w:r>
+        <w:rPr>
+          <w:rFonts w:cs="Times New Roman"/>
+        </w:rPr>
+        <w:t>多益自動化</w:t>
+      </w:r>
+      <w:proofErr w:type="gramEnd"/>
+      <w:r>
+        <w:rPr>
+          <w:rFonts w:cs="Times New Roman"/>
+        </w:rPr>
+        <w:t>命題、</w:t>
       </w:r>
       <w:r>
         <w:rPr>
@@ -954,11 +1222,19 @@
         </w:rPr>
         <w:t>時事管線、</w:t>
       </w:r>
-      <w:r>
-        <w:rPr>
-          <w:rFonts w:cs="Times New Roman"/>
-        </w:rPr>
-        <w:t xml:space="preserve">Supabase </w:t>
+      <w:proofErr w:type="spellStart"/>
+      <w:r>
+        <w:rPr>
+          <w:rFonts w:cs="Times New Roman"/>
+        </w:rPr>
+        <w:t>Supabase</w:t>
+      </w:r>
+      <w:proofErr w:type="spellEnd"/>
+      <w:r>
+        <w:rPr>
+          <w:rFonts w:cs="Times New Roman"/>
+        </w:rPr>
+        <w:t xml:space="preserve"> </w:t>
       </w:r>
       <w:r>
         <w:rPr>
@@ -2346,7 +2622,21 @@
         <w:rPr>
           <w:rFonts w:cs="Times New Roman"/>
         </w:rPr>
-        <w:t>在專案確立初期，團隊原規劃基於既有之畢業專題進行二次開發與客製化功能改造。然而在技術評估階段，卻遭遇原始資料集問題，且與原專案成員在代碼授權與架構重構的跨團隊溝通上耗費過高成本。為確保技術自主性，並深度符合課程對於詳細說明開發過程、架構設計與踩雷排錯的考核指標，團隊最終放棄改造型方針，決議採取從零開始獨立開發的技術之路。</w:t>
+        <w:t>在專案確立初期，團隊原規劃基於既有之畢業專題進行二次開發與客製化功能改造。然而在技術評估階段，卻遭遇原始資料集問題，且與原專案成員在代碼授權與架構重構的跨團隊溝通上耗費過高成本。為確保技術自主性，並深度符合課程對於詳細說明開發過程、架構設計</w:t>
+      </w:r>
+      <w:proofErr w:type="gramStart"/>
+      <w:r>
+        <w:rPr>
+          <w:rFonts w:cs="Times New Roman"/>
+        </w:rPr>
+        <w:t>與踩雷</w:t>
+      </w:r>
+      <w:proofErr w:type="gramEnd"/>
+      <w:r>
+        <w:rPr>
+          <w:rFonts w:cs="Times New Roman"/>
+        </w:rPr>
+        <w:t>排錯的考核指標，團隊最終放棄改造型方針，決議採取從零開始獨立開發的技術之路。</w:t>
       </w:r>
     </w:p>
     <w:p>
@@ -2456,7 +2746,21 @@
         <w:rPr>
           <w:rFonts w:cs="Times New Roman"/>
         </w:rPr>
-        <w:t>在無狀態連續生成下的「高維度語意慣性陷阱」</w:t>
+        <w:t>在無狀態連續生成下的「</w:t>
+      </w:r>
+      <w:proofErr w:type="gramStart"/>
+      <w:r>
+        <w:rPr>
+          <w:rFonts w:cs="Times New Roman"/>
+        </w:rPr>
+        <w:t>高維度</w:t>
+      </w:r>
+      <w:proofErr w:type="gramEnd"/>
+      <w:r>
+        <w:rPr>
+          <w:rFonts w:cs="Times New Roman"/>
+        </w:rPr>
+        <w:t>語意慣性陷阱」</w:t>
       </w:r>
       <w:r>
         <w:rPr>
@@ -2484,7 +2788,35 @@
         <w:rPr>
           <w:rFonts w:cs="Times New Roman"/>
         </w:rPr>
-        <w:t>其次為建構端到端的「強型別通訊合約」，透過安全解包機制，確保</w:t>
+        <w:t>其次為</w:t>
+      </w:r>
+      <w:proofErr w:type="gramStart"/>
+      <w:r>
+        <w:rPr>
+          <w:rFonts w:cs="Times New Roman"/>
+        </w:rPr>
+        <w:t>建構端到</w:t>
+      </w:r>
+      <w:proofErr w:type="gramEnd"/>
+      <w:r>
+        <w:rPr>
+          <w:rFonts w:cs="Times New Roman"/>
+        </w:rPr>
+        <w:t>端的「</w:t>
+      </w:r>
+      <w:proofErr w:type="gramStart"/>
+      <w:r>
+        <w:rPr>
+          <w:rFonts w:cs="Times New Roman"/>
+        </w:rPr>
+        <w:t>強型別</w:t>
+      </w:r>
+      <w:proofErr w:type="gramEnd"/>
+      <w:r>
+        <w:rPr>
+          <w:rFonts w:cs="Times New Roman"/>
+        </w:rPr>
+        <w:t>通訊合約」，透過安全解包機制，確保</w:t>
       </w:r>
       <w:r>
         <w:rPr>
@@ -2534,23 +2866,67 @@
         </w:rPr>
         <w:t>所需之</w:t>
       </w:r>
+      <w:proofErr w:type="spellStart"/>
       <w:r>
         <w:rPr>
           <w:rFonts w:cs="Times New Roman"/>
         </w:rPr>
         <w:t>DataClass</w:t>
       </w:r>
-      <w:r>
-        <w:rPr>
-          <w:rFonts w:cs="Times New Roman"/>
-        </w:rPr>
-        <w:t>巢狀強型別物件。最終則是進行「商業落地架構優化」，採取「後台重度生成，前端輕量消費」的去中心化</w:t>
-      </w:r>
-      <w:r>
-        <w:rPr>
-          <w:rFonts w:cs="Times New Roman"/>
-        </w:rPr>
-        <w:t>拓撲</w:t>
+      <w:proofErr w:type="spellEnd"/>
+      <w:r>
+        <w:rPr>
+          <w:rFonts w:cs="Times New Roman"/>
+        </w:rPr>
+        <w:t>巢</w:t>
+      </w:r>
+      <w:proofErr w:type="gramStart"/>
+      <w:r>
+        <w:rPr>
+          <w:rFonts w:cs="Times New Roman"/>
+        </w:rPr>
+        <w:t>狀強型</w:t>
+      </w:r>
+      <w:proofErr w:type="gramEnd"/>
+      <w:r>
+        <w:rPr>
+          <w:rFonts w:cs="Times New Roman"/>
+        </w:rPr>
+        <w:t>別物件。最終則是進行「商業落地架構優化」，採取「後台重度生成，</w:t>
+      </w:r>
+      <w:proofErr w:type="gramStart"/>
+      <w:r>
+        <w:rPr>
+          <w:rFonts w:cs="Times New Roman"/>
+        </w:rPr>
+        <w:t>前端輕量</w:t>
+      </w:r>
+      <w:proofErr w:type="gramEnd"/>
+      <w:r>
+        <w:rPr>
+          <w:rFonts w:cs="Times New Roman"/>
+        </w:rPr>
+        <w:t>消費」的去</w:t>
+      </w:r>
+      <w:proofErr w:type="gramStart"/>
+      <w:r>
+        <w:rPr>
+          <w:rFonts w:cs="Times New Roman"/>
+        </w:rPr>
+        <w:t>中心化</w:t>
+      </w:r>
+      <w:r>
+        <w:rPr>
+          <w:rFonts w:cs="Times New Roman"/>
+        </w:rPr>
+        <w:t>拓</w:t>
+      </w:r>
+      <w:proofErr w:type="gramEnd"/>
+      <w:r>
+        <w:rPr>
+          <w:rFonts w:cs="Times New Roman"/>
+        </w:rPr>
+        <w:t>撲</w:t>
       </w:r>
       <w:r>
         <w:rPr>
@@ -2558,12 +2934,14 @@
         </w:rPr>
         <w:t>策略，全套命題管線由開發者於後台端一次性批次處理並上傳至遠端</w:t>
       </w:r>
+      <w:proofErr w:type="spellStart"/>
       <w:r>
         <w:rPr>
           <w:rFonts w:cs="Times New Roman"/>
         </w:rPr>
         <w:t>Supabase</w:t>
       </w:r>
+      <w:proofErr w:type="spellEnd"/>
       <w:r>
         <w:rPr>
           <w:rFonts w:cs="Times New Roman"/>
@@ -2604,7 +2982,21 @@
         <w:rPr>
           <w:rFonts w:cs="Times New Roman"/>
         </w:rPr>
-        <w:t>成本與網路連線延遲，達成毫秒級響應的高完備度多益練習系統。</w:t>
+        <w:t>成本與網路連線延遲，達成毫秒級響應的高完備</w:t>
+      </w:r>
+      <w:proofErr w:type="gramStart"/>
+      <w:r>
+        <w:rPr>
+          <w:rFonts w:cs="Times New Roman"/>
+        </w:rPr>
+        <w:t>度多益練習</w:t>
+      </w:r>
+      <w:proofErr w:type="gramEnd"/>
+      <w:r>
+        <w:rPr>
+          <w:rFonts w:cs="Times New Roman"/>
+        </w:rPr>
+        <w:t>系統。</w:t>
       </w:r>
     </w:p>
     <w:p>
@@ -2662,7 +3054,35 @@
         <w:rPr>
           <w:rFonts w:cs="Times New Roman"/>
         </w:rPr>
-        <w:t>本系統在架構設計上採取「後台重度生成，前端輕量消費」的去中心化拓撲結構，核心目的在於徹底隔絕終端練習環境與外部大語言模型</w:t>
+        <w:t>本系統在架構設計上採取「後台重度生成，</w:t>
+      </w:r>
+      <w:proofErr w:type="gramStart"/>
+      <w:r>
+        <w:rPr>
+          <w:rFonts w:cs="Times New Roman"/>
+        </w:rPr>
+        <w:t>前端輕量</w:t>
+      </w:r>
+      <w:proofErr w:type="gramEnd"/>
+      <w:r>
+        <w:rPr>
+          <w:rFonts w:cs="Times New Roman"/>
+        </w:rPr>
+        <w:t>消費」的去</w:t>
+      </w:r>
+      <w:proofErr w:type="gramStart"/>
+      <w:r>
+        <w:rPr>
+          <w:rFonts w:cs="Times New Roman"/>
+        </w:rPr>
+        <w:t>中心化拓</w:t>
+      </w:r>
+      <w:proofErr w:type="gramEnd"/>
+      <w:r>
+        <w:rPr>
+          <w:rFonts w:cs="Times New Roman"/>
+        </w:rPr>
+        <w:t>撲結構，核心目的在於徹底隔絕終端練習環境與外部大語言模型</w:t>
       </w:r>
       <w:r>
         <w:rPr>
@@ -2674,7 +3094,21 @@
         <w:rPr>
           <w:rFonts w:cs="Times New Roman"/>
         </w:rPr>
-        <w:t>的運行時直接依賴。整體架構依據權責與運算負載，精準劃分為三大環境層級：</w:t>
+        <w:t>的運行時直接依賴。整體架構依據權責與運算負載，精</w:t>
+      </w:r>
+      <w:proofErr w:type="gramStart"/>
+      <w:r>
+        <w:rPr>
+          <w:rFonts w:cs="Times New Roman"/>
+        </w:rPr>
+        <w:t>準</w:t>
+      </w:r>
+      <w:proofErr w:type="gramEnd"/>
+      <w:r>
+        <w:rPr>
+          <w:rFonts w:cs="Times New Roman"/>
+        </w:rPr>
+        <w:t>劃分為三大環境層級：</w:t>
       </w:r>
     </w:p>
     <w:p>
@@ -2703,12 +3137,14 @@
         </w:rPr>
         <w:t>：負責運行網路時事爬蟲、動態語意扭轉演算法、</w:t>
       </w:r>
+      <w:proofErr w:type="spellStart"/>
       <w:r>
         <w:rPr>
           <w:rFonts w:cs="Times New Roman"/>
         </w:rPr>
         <w:t>MetaManager</w:t>
       </w:r>
+      <w:proofErr w:type="spellEnd"/>
       <w:r>
         <w:rPr>
           <w:rFonts w:cs="Times New Roman"/>
@@ -2781,17 +3217,55 @@
         </w:rPr>
         <w:t>：使用者的練習系統僅在應用程式啟動或執行定期同步任務時，與遠端</w:t>
       </w:r>
+      <w:proofErr w:type="spellStart"/>
       <w:r>
         <w:rPr>
           <w:rFonts w:cs="Times New Roman"/>
         </w:rPr>
         <w:t>Supabase</w:t>
       </w:r>
-      <w:r>
-        <w:rPr>
-          <w:rFonts w:cs="Times New Roman"/>
-        </w:rPr>
-        <w:t>進行異步網路通訊，將最新的完備題庫整包下載並快取至客戶端本地。當使用者進行多益模擬刷題時，系統直接讀取本地快取進行數據還原，達成零延遲響應且完全零大模型</w:t>
+      <w:proofErr w:type="spellEnd"/>
+      <w:proofErr w:type="gramStart"/>
+      <w:r>
+        <w:rPr>
+          <w:rFonts w:cs="Times New Roman"/>
+        </w:rPr>
+        <w:t>進行異步網路</w:t>
+      </w:r>
+      <w:proofErr w:type="gramEnd"/>
+      <w:r>
+        <w:rPr>
+          <w:rFonts w:cs="Times New Roman"/>
+        </w:rPr>
+        <w:t>通訊，將最新的完備題庫整包下載</w:t>
+      </w:r>
+      <w:proofErr w:type="gramStart"/>
+      <w:r>
+        <w:rPr>
+          <w:rFonts w:cs="Times New Roman"/>
+        </w:rPr>
+        <w:t>並快取至</w:t>
+      </w:r>
+      <w:proofErr w:type="gramEnd"/>
+      <w:r>
+        <w:rPr>
+          <w:rFonts w:cs="Times New Roman"/>
+        </w:rPr>
+        <w:t>客戶端本地。當使用者進行</w:t>
+      </w:r>
+      <w:proofErr w:type="gramStart"/>
+      <w:r>
+        <w:rPr>
+          <w:rFonts w:cs="Times New Roman"/>
+        </w:rPr>
+        <w:t>多益模擬刷題</w:t>
+      </w:r>
+      <w:proofErr w:type="gramEnd"/>
+      <w:r>
+        <w:rPr>
+          <w:rFonts w:cs="Times New Roman"/>
+        </w:rPr>
+        <w:t>時，系統直接讀取本地快取進行數據還原，達成零延遲響應且完全零大模型</w:t>
       </w:r>
       <w:r>
         <w:rPr>
@@ -2818,7 +3292,49 @@
         <w:rPr>
           <w:rFonts w:cs="Times New Roman"/>
         </w:rPr>
-        <w:t>以下為本系統之端到端數據流向與部署拓撲圖，清晰展現了生產端、中繼端與消費端之間的解耦關係：</w:t>
+        <w:t>以下為本系統之端到端數據流向與部署</w:t>
+      </w:r>
+      <w:proofErr w:type="gramStart"/>
+      <w:r>
+        <w:rPr>
+          <w:rFonts w:cs="Times New Roman"/>
+        </w:rPr>
+        <w:t>拓撲圖</w:t>
+      </w:r>
+      <w:proofErr w:type="gramEnd"/>
+      <w:r>
+        <w:rPr>
+          <w:rFonts w:cs="Times New Roman"/>
+        </w:rPr>
+        <w:t>，清晰展現了生產端、</w:t>
+      </w:r>
+      <w:proofErr w:type="gramStart"/>
+      <w:r>
+        <w:rPr>
+          <w:rFonts w:cs="Times New Roman"/>
+        </w:rPr>
+        <w:t>中繼端與</w:t>
+      </w:r>
+      <w:proofErr w:type="gramEnd"/>
+      <w:r>
+        <w:rPr>
+          <w:rFonts w:cs="Times New Roman"/>
+        </w:rPr>
+        <w:t>消費端之間的解</w:t>
+      </w:r>
+      <w:proofErr w:type="gramStart"/>
+      <w:r>
+        <w:rPr>
+          <w:rFonts w:cs="Times New Roman"/>
+        </w:rPr>
+        <w:t>耦</w:t>
+      </w:r>
+      <w:proofErr w:type="gramEnd"/>
+      <w:r>
+        <w:rPr>
+          <w:rFonts w:cs="Times New Roman"/>
+        </w:rPr>
+        <w:t>關係：</w:t>
       </w:r>
     </w:p>
     <w:p>
@@ -2835,10 +3351,10 @@
           <w:rFonts w:cs="Times New Roman"/>
         </w:rPr>
         <w:drawing>
-          <wp:inline distT="0" distB="0" distL="0" distR="0" wp14:anchorId="64EA21DF" wp14:editId="41F7499E">
-            <wp:extent cx="1357630" cy="3109331"/>
-            <wp:effectExtent l="0" t="0" r="0" b="0"/>
-            <wp:docPr id="88752156" name="圖片 1"/>
+          <wp:inline distT="0" distB="0" distL="0" distR="0" wp14:anchorId="445CFE77" wp14:editId="6B3E3635">
+            <wp:extent cx="5274310" cy="1923415"/>
+            <wp:effectExtent l="0" t="0" r="2540" b="635"/>
+            <wp:docPr id="2141743657" name="圖片 1"/>
             <wp:cNvGraphicFramePr>
               <a:graphicFrameLocks xmlns:a="http://schemas.openxmlformats.org/drawingml/2006/main" noChangeAspect="1"/>
             </wp:cNvGraphicFramePr>
@@ -2846,12 +3362,362 @@
               <a:graphicData uri="http://schemas.openxmlformats.org/drawingml/2006/picture">
                 <pic:pic xmlns:pic="http://schemas.openxmlformats.org/drawingml/2006/picture">
                   <pic:nvPicPr>
-                    <pic:cNvPr id="88752156" name=""/>
+                    <pic:cNvPr id="2141743657" name=""/>
                     <pic:cNvPicPr/>
                   </pic:nvPicPr>
-                  <pic:blipFill rotWithShape="1">
+                  <pic:blipFill>
                     <a:blip r:embed="rId11"/>
-                    <a:srcRect l="7263" r="3735"/>
+                    <a:stretch>
+                      <a:fillRect/>
+                    </a:stretch>
+                  </pic:blipFill>
+                  <pic:spPr>
+                    <a:xfrm>
+                      <a:off x="0" y="0"/>
+                      <a:ext cx="5274310" cy="1923415"/>
+                    </a:xfrm>
+                    <a:prstGeom prst="rect">
+                      <a:avLst/>
+                    </a:prstGeom>
+                  </pic:spPr>
+                </pic:pic>
+              </a:graphicData>
+            </a:graphic>
+          </wp:inline>
+        </w:drawing>
+      </w:r>
+    </w:p>
+    <w:p>
+      <w:pPr>
+        <w:pStyle w:val="af4"/>
+        <w:ind w:firstLineChars="0" w:firstLine="0"/>
+        <w:jc w:val="center"/>
+        <w:rPr>
+          <w:rFonts w:cs="Times New Roman"/>
+          <w:sz w:val="24"/>
+          <w:szCs w:val="24"/>
+        </w:rPr>
+      </w:pPr>
+      <w:r>
+        <w:rPr>
+          <w:rFonts w:cs="Times New Roman"/>
+          <w:sz w:val="24"/>
+          <w:szCs w:val="24"/>
+        </w:rPr>
+        <w:t>圖</w:t>
+      </w:r>
+      <w:r>
+        <w:rPr>
+          <w:rFonts w:cs="Times New Roman"/>
+          <w:sz w:val="24"/>
+          <w:szCs w:val="24"/>
+        </w:rPr>
+        <w:t xml:space="preserve"> </w:t>
+      </w:r>
+      <w:r>
+        <w:rPr>
+          <w:rFonts w:cs="Times New Roman"/>
+          <w:sz w:val="24"/>
+          <w:szCs w:val="24"/>
+        </w:rPr>
+        <w:fldChar w:fldCharType="begin"/>
+      </w:r>
+      <w:r>
+        <w:rPr>
+          <w:rFonts w:cs="Times New Roman"/>
+          <w:sz w:val="24"/>
+          <w:szCs w:val="24"/>
+        </w:rPr>
+        <w:instrText xml:space="preserve"> STYLEREF 2 \s </w:instrText>
+      </w:r>
+      <w:r>
+        <w:rPr>
+          <w:rFonts w:cs="Times New Roman"/>
+          <w:sz w:val="24"/>
+          <w:szCs w:val="24"/>
+        </w:rPr>
+        <w:fldChar w:fldCharType="separate"/>
+      </w:r>
+      <w:r>
+        <w:rPr>
+          <w:rFonts w:cs="Times New Roman"/>
+          <w:noProof/>
+          <w:sz w:val="24"/>
+          <w:szCs w:val="24"/>
+        </w:rPr>
+        <w:t>2.1</w:t>
+      </w:r>
+      <w:r>
+        <w:rPr>
+          <w:rFonts w:cs="Times New Roman"/>
+          <w:sz w:val="24"/>
+          <w:szCs w:val="24"/>
+        </w:rPr>
+        <w:fldChar w:fldCharType="end"/>
+      </w:r>
+      <w:r>
+        <w:rPr>
+          <w:rFonts w:cs="Times New Roman"/>
+          <w:sz w:val="24"/>
+          <w:szCs w:val="24"/>
+        </w:rPr>
+        <w:noBreakHyphen/>
+      </w:r>
+      <w:r>
+        <w:rPr>
+          <w:rFonts w:cs="Times New Roman"/>
+          <w:sz w:val="24"/>
+          <w:szCs w:val="24"/>
+        </w:rPr>
+        <w:fldChar w:fldCharType="begin"/>
+      </w:r>
+      <w:r>
+        <w:rPr>
+          <w:rFonts w:cs="Times New Roman"/>
+          <w:sz w:val="24"/>
+          <w:szCs w:val="24"/>
+        </w:rPr>
+        <w:instrText xml:space="preserve"> SEQ </w:instrText>
+      </w:r>
+      <w:r>
+        <w:rPr>
+          <w:rFonts w:cs="Times New Roman"/>
+          <w:sz w:val="24"/>
+          <w:szCs w:val="24"/>
+        </w:rPr>
+        <w:instrText>圖</w:instrText>
+      </w:r>
+      <w:r>
+        <w:rPr>
+          <w:rFonts w:cs="Times New Roman"/>
+          <w:sz w:val="24"/>
+          <w:szCs w:val="24"/>
+        </w:rPr>
+        <w:instrText xml:space="preserve"> \* ARABIC \s 2 </w:instrText>
+      </w:r>
+      <w:r>
+        <w:rPr>
+          <w:rFonts w:cs="Times New Roman"/>
+          <w:sz w:val="24"/>
+          <w:szCs w:val="24"/>
+        </w:rPr>
+        <w:fldChar w:fldCharType="separate"/>
+      </w:r>
+      <w:r>
+        <w:rPr>
+          <w:rFonts w:cs="Times New Roman"/>
+          <w:noProof/>
+          <w:sz w:val="24"/>
+          <w:szCs w:val="24"/>
+        </w:rPr>
+        <w:t>1</w:t>
+      </w:r>
+      <w:r>
+        <w:rPr>
+          <w:rFonts w:cs="Times New Roman"/>
+          <w:sz w:val="24"/>
+          <w:szCs w:val="24"/>
+        </w:rPr>
+        <w:fldChar w:fldCharType="end"/>
+      </w:r>
+      <w:r>
+        <w:rPr>
+          <w:rFonts w:cs="Times New Roman"/>
+          <w:sz w:val="24"/>
+          <w:szCs w:val="24"/>
+        </w:rPr>
+        <w:t>系統部署與數據拓撲架構圖</w:t>
+      </w:r>
+    </w:p>
+    <w:p>
+      <w:pPr>
+        <w:pStyle w:val="2"/>
+        <w:numPr>
+          <w:ilvl w:val="1"/>
+          <w:numId w:val="3"/>
+        </w:numPr>
+        <w:rPr>
+          <w:rFonts w:cs="Times New Roman"/>
+        </w:rPr>
+      </w:pPr>
+      <w:bookmarkStart w:id="6" w:name="_Toc231672648"/>
+      <w:r>
+        <w:rPr>
+          <w:rFonts w:cs="Times New Roman"/>
+        </w:rPr>
+        <w:t>後</w:t>
+      </w:r>
+      <w:proofErr w:type="gramStart"/>
+      <w:r>
+        <w:rPr>
+          <w:rFonts w:cs="Times New Roman"/>
+        </w:rPr>
+        <w:t>台異步</w:t>
+      </w:r>
+      <w:proofErr w:type="gramEnd"/>
+      <w:r>
+        <w:rPr>
+          <w:rFonts w:cs="Times New Roman"/>
+        </w:rPr>
+        <w:t>出題流水線流程</w:t>
+      </w:r>
+      <w:bookmarkEnd w:id="6"/>
+    </w:p>
+    <w:p>
+      <w:pPr>
+        <w:ind w:firstLine="480"/>
+        <w:rPr>
+          <w:rFonts w:cs="Times New Roman"/>
+        </w:rPr>
+      </w:pPr>
+      <w:r>
+        <w:rPr>
+          <w:rFonts w:cs="Times New Roman"/>
+        </w:rPr>
+        <w:t>本系統之後台命題流水線透過嚴格的時序與邏輯控制，將真實世界的時事雜</w:t>
+      </w:r>
+      <w:r>
+        <w:rPr>
+          <w:rFonts w:cs="Times New Roman"/>
+        </w:rPr>
+        <w:lastRenderedPageBreak/>
+        <w:t>訊，轉化為無重複、高擬</w:t>
+      </w:r>
+      <w:proofErr w:type="gramStart"/>
+      <w:r>
+        <w:rPr>
+          <w:rFonts w:cs="Times New Roman"/>
+        </w:rPr>
+        <w:t>真的多益標準</w:t>
+      </w:r>
+      <w:proofErr w:type="gramEnd"/>
+      <w:r>
+        <w:rPr>
+          <w:rFonts w:cs="Times New Roman"/>
+        </w:rPr>
+        <w:t>題組。整體流水線清晰劃分為左側的「時事語料清洗（步驟</w:t>
+      </w:r>
+      <w:r>
+        <w:rPr>
+          <w:rFonts w:cs="Times New Roman"/>
+        </w:rPr>
+        <w:t>1</w:t>
+      </w:r>
+      <w:r>
+        <w:rPr>
+          <w:rFonts w:cs="Times New Roman"/>
+        </w:rPr>
+        <w:t>至</w:t>
+      </w:r>
+      <w:r>
+        <w:rPr>
+          <w:rFonts w:cs="Times New Roman"/>
+        </w:rPr>
+        <w:t>4</w:t>
+      </w:r>
+      <w:r>
+        <w:rPr>
+          <w:rFonts w:cs="Times New Roman"/>
+        </w:rPr>
+        <w:t>）」與右側的「核心調度生成（步驟</w:t>
+      </w:r>
+      <w:r>
+        <w:rPr>
+          <w:rFonts w:cs="Times New Roman"/>
+        </w:rPr>
+        <w:t>5</w:t>
+      </w:r>
+      <w:r>
+        <w:rPr>
+          <w:rFonts w:cs="Times New Roman"/>
+        </w:rPr>
+        <w:t>至</w:t>
+      </w:r>
+      <w:r>
+        <w:rPr>
+          <w:rFonts w:cs="Times New Roman"/>
+        </w:rPr>
+        <w:t>9</w:t>
+      </w:r>
+      <w:r>
+        <w:rPr>
+          <w:rFonts w:cs="Times New Roman"/>
+        </w:rPr>
+        <w:t>）」兩大階段，前後藉由</w:t>
+      </w:r>
+      <w:proofErr w:type="gramStart"/>
+      <w:r>
+        <w:rPr>
+          <w:rFonts w:cs="Times New Roman"/>
+        </w:rPr>
+        <w:t>中繼緩存檔</w:t>
+      </w:r>
+      <w:proofErr w:type="gramEnd"/>
+      <w:r>
+        <w:rPr>
+          <w:rFonts w:cs="Times New Roman"/>
+        </w:rPr>
+        <w:t>案進行解</w:t>
+      </w:r>
+      <w:proofErr w:type="gramStart"/>
+      <w:r>
+        <w:rPr>
+          <w:rFonts w:cs="Times New Roman"/>
+        </w:rPr>
+        <w:t>耦</w:t>
+      </w:r>
+      <w:proofErr w:type="gramEnd"/>
+      <w:r>
+        <w:rPr>
+          <w:rFonts w:cs="Times New Roman"/>
+        </w:rPr>
+        <w:t>通訊</w:t>
+      </w:r>
+      <w:r>
+        <w:rPr>
+          <w:rFonts w:cs="Times New Roman"/>
+        </w:rPr>
+        <w:t>。</w:t>
+      </w:r>
+    </w:p>
+    <w:p>
+      <w:pPr>
+        <w:ind w:firstLineChars="0" w:firstLine="0"/>
+        <w:jc w:val="center"/>
+        <w:rPr>
+          <w:rFonts w:cs="Times New Roman"/>
+        </w:rPr>
+      </w:pPr>
+      <w:r>
+        <w:rPr>
+          <w:noProof/>
+        </w:rPr>
+        <w:drawing>
+          <wp:inline distT="0" distB="0" distL="0" distR="0" wp14:anchorId="424E8AB7" wp14:editId="65B84FF6">
+            <wp:extent cx="2963472" cy="3457575"/>
+            <wp:effectExtent l="0" t="0" r="8890" b="0"/>
+            <wp:docPr id="2022195811" name="圖片 2"/>
+            <wp:cNvGraphicFramePr>
+              <a:graphicFrameLocks xmlns:a="http://schemas.openxmlformats.org/drawingml/2006/main" noChangeAspect="1"/>
+            </wp:cNvGraphicFramePr>
+            <a:graphic xmlns:a="http://schemas.openxmlformats.org/drawingml/2006/main">
+              <a:graphicData uri="http://schemas.openxmlformats.org/drawingml/2006/picture">
+                <pic:pic xmlns:pic="http://schemas.openxmlformats.org/drawingml/2006/picture">
+                  <pic:nvPicPr>
+                    <pic:cNvPr id="0" name="Picture 1"/>
+                    <pic:cNvPicPr>
+                      <a:picLocks noChangeAspect="1" noChangeArrowheads="1"/>
+                    </pic:cNvPicPr>
+                  </pic:nvPicPr>
+                  <pic:blipFill>
+                    <a:blip r:embed="rId12">
+                      <a:extLst>
+                        <a:ext uri="{28A0092B-C50C-407E-A947-70E740481C1C}">
+                          <a14:useLocalDpi xmlns:a14="http://schemas.microsoft.com/office/drawing/2010/main" val="0"/>
+                        </a:ext>
+                      </a:extLst>
+                    </a:blip>
+                    <a:srcRect/>
                     <a:stretch>
                       <a:fillRect/>
                     </a:stretch>
@@ -2859,19 +3725,15 @@
                   <pic:spPr bwMode="auto">
                     <a:xfrm>
                       <a:off x="0" y="0"/>
-                      <a:ext cx="1383531" cy="3168650"/>
+                      <a:ext cx="2972342" cy="3467924"/>
                     </a:xfrm>
                     <a:prstGeom prst="rect">
                       <a:avLst/>
                     </a:prstGeom>
+                    <a:noFill/>
                     <a:ln>
                       <a:noFill/>
                     </a:ln>
-                    <a:extLst>
-                      <a:ext uri="{53640926-AAD7-44D8-BBD7-CCE9431645EC}">
-                        <a14:shadowObscured xmlns:a14="http://schemas.microsoft.com/office/drawing/2010/main"/>
-                      </a:ext>
-                    </a:extLst>
                   </pic:spPr>
                 </pic:pic>
               </a:graphicData>
@@ -2879,256 +3741,15 @@
           </wp:inline>
         </w:drawing>
       </w:r>
-    </w:p>
-    <w:p>
-      <w:pPr>
-        <w:pStyle w:val="af4"/>
-        <w:ind w:firstLineChars="0" w:firstLine="0"/>
-        <w:jc w:val="center"/>
-        <w:rPr>
-          <w:rFonts w:cs="Times New Roman"/>
-          <w:sz w:val="24"/>
-          <w:szCs w:val="24"/>
-        </w:rPr>
-      </w:pPr>
-      <w:r>
-        <w:rPr>
-          <w:rFonts w:cs="Times New Roman"/>
-          <w:sz w:val="24"/>
-          <w:szCs w:val="24"/>
-        </w:rPr>
-        <w:t>圖</w:t>
-      </w:r>
-      <w:r>
-        <w:rPr>
-          <w:rFonts w:cs="Times New Roman"/>
-          <w:sz w:val="24"/>
-          <w:szCs w:val="24"/>
-        </w:rPr>
-        <w:t xml:space="preserve"> </w:t>
-      </w:r>
-      <w:r>
-        <w:rPr>
-          <w:rFonts w:cs="Times New Roman"/>
-          <w:sz w:val="24"/>
-          <w:szCs w:val="24"/>
-        </w:rPr>
-        <w:fldChar w:fldCharType="begin"/>
-      </w:r>
-      <w:r>
-        <w:rPr>
-          <w:rFonts w:cs="Times New Roman"/>
-          <w:sz w:val="24"/>
-          <w:szCs w:val="24"/>
-        </w:rPr>
-        <w:instrText xml:space="preserve"> STYLEREF 2 \s </w:instrText>
-      </w:r>
-      <w:r>
-        <w:rPr>
-          <w:rFonts w:cs="Times New Roman"/>
-          <w:sz w:val="24"/>
-          <w:szCs w:val="24"/>
-        </w:rPr>
-        <w:fldChar w:fldCharType="separate"/>
-      </w:r>
-      <w:r>
-        <w:rPr>
-          <w:rFonts w:cs="Times New Roman"/>
+      <w:r>
+        <w:rPr>
           <w:noProof/>
-          <w:sz w:val="24"/>
-          <w:szCs w:val="24"/>
-        </w:rPr>
-        <w:t>2.1</w:t>
-      </w:r>
-      <w:r>
-        <w:rPr>
-          <w:rFonts w:cs="Times New Roman"/>
-          <w:sz w:val="24"/>
-          <w:szCs w:val="24"/>
-        </w:rPr>
-        <w:fldChar w:fldCharType="end"/>
-      </w:r>
-      <w:r>
-        <w:rPr>
-          <w:rFonts w:cs="Times New Roman"/>
-          <w:sz w:val="24"/>
-          <w:szCs w:val="24"/>
-        </w:rPr>
-        <w:noBreakHyphen/>
-      </w:r>
-      <w:r>
-        <w:rPr>
-          <w:rFonts w:cs="Times New Roman"/>
-          <w:sz w:val="24"/>
-          <w:szCs w:val="24"/>
-        </w:rPr>
-        <w:fldChar w:fldCharType="begin"/>
-      </w:r>
-      <w:r>
-        <w:rPr>
-          <w:rFonts w:cs="Times New Roman"/>
-          <w:sz w:val="24"/>
-          <w:szCs w:val="24"/>
-        </w:rPr>
-        <w:instrText xml:space="preserve"> SEQ </w:instrText>
-      </w:r>
-      <w:r>
-        <w:rPr>
-          <w:rFonts w:cs="Times New Roman"/>
-          <w:sz w:val="24"/>
-          <w:szCs w:val="24"/>
-        </w:rPr>
-        <w:instrText>圖</w:instrText>
-      </w:r>
-      <w:r>
-        <w:rPr>
-          <w:rFonts w:cs="Times New Roman"/>
-          <w:sz w:val="24"/>
-          <w:szCs w:val="24"/>
-        </w:rPr>
-        <w:instrText xml:space="preserve"> \* ARABIC \s 2 </w:instrText>
-      </w:r>
-      <w:r>
-        <w:rPr>
-          <w:rFonts w:cs="Times New Roman"/>
-          <w:sz w:val="24"/>
-          <w:szCs w:val="24"/>
-        </w:rPr>
-        <w:fldChar w:fldCharType="separate"/>
-      </w:r>
-      <w:r>
-        <w:rPr>
-          <w:rFonts w:cs="Times New Roman"/>
-          <w:noProof/>
-          <w:sz w:val="24"/>
-          <w:szCs w:val="24"/>
-        </w:rPr>
-        <w:t>1</w:t>
-      </w:r>
-      <w:r>
-        <w:rPr>
-          <w:rFonts w:cs="Times New Roman"/>
-          <w:sz w:val="24"/>
-          <w:szCs w:val="24"/>
-        </w:rPr>
-        <w:fldChar w:fldCharType="end"/>
-      </w:r>
-      <w:r>
-        <w:rPr>
-          <w:rFonts w:cs="Times New Roman"/>
-          <w:sz w:val="24"/>
-          <w:szCs w:val="24"/>
-        </w:rPr>
-        <w:t>系統部署與數據拓撲架構圖</w:t>
-      </w:r>
-    </w:p>
-    <w:p>
-      <w:pPr>
-        <w:pStyle w:val="2"/>
-        <w:numPr>
-          <w:ilvl w:val="1"/>
-          <w:numId w:val="3"/>
-        </w:numPr>
-        <w:rPr>
-          <w:rFonts w:cs="Times New Roman"/>
-        </w:rPr>
-      </w:pPr>
-      <w:bookmarkStart w:id="6" w:name="_Toc231672648"/>
-      <w:r>
-        <w:rPr>
-          <w:rFonts w:cs="Times New Roman"/>
-        </w:rPr>
-        <w:lastRenderedPageBreak/>
-        <w:t>後台異步出題流水線流程</w:t>
-      </w:r>
-      <w:bookmarkEnd w:id="6"/>
-    </w:p>
-    <w:p>
-      <w:pPr>
-        <w:ind w:firstLine="480"/>
-        <w:rPr>
-          <w:rFonts w:cs="Times New Roman"/>
-        </w:rPr>
-      </w:pPr>
-      <w:r>
-        <w:rPr>
-          <w:rFonts w:cs="Times New Roman"/>
-        </w:rPr>
-        <w:t>本系統之後台命題流水線透過嚴格的時序與邏輯控制，將真實世界的時事雜訊，轉化為無重複、高擬真的多益標準題組。整體流水線清晰劃分為左側的「時事語料清洗（步驟</w:t>
-      </w:r>
-      <w:r>
-        <w:rPr>
-          <w:rFonts w:cs="Times New Roman"/>
-        </w:rPr>
-        <w:t>1</w:t>
-      </w:r>
-      <w:r>
-        <w:rPr>
-          <w:rFonts w:cs="Times New Roman"/>
-        </w:rPr>
-        <w:t>至</w:t>
-      </w:r>
-      <w:r>
-        <w:rPr>
-          <w:rFonts w:cs="Times New Roman"/>
-        </w:rPr>
-        <w:t>4</w:t>
-      </w:r>
-      <w:r>
-        <w:rPr>
-          <w:rFonts w:cs="Times New Roman"/>
-        </w:rPr>
-        <w:t>）」與右側的「核心調度生成（步驟</w:t>
-      </w:r>
-      <w:r>
-        <w:rPr>
-          <w:rFonts w:cs="Times New Roman"/>
-        </w:rPr>
-        <w:t>5</w:t>
-      </w:r>
-      <w:r>
-        <w:rPr>
-          <w:rFonts w:cs="Times New Roman"/>
-        </w:rPr>
-        <w:t>至</w:t>
-      </w:r>
-      <w:r>
-        <w:rPr>
-          <w:rFonts w:cs="Times New Roman"/>
-        </w:rPr>
-        <w:t>9</w:t>
-      </w:r>
-      <w:r>
-        <w:rPr>
-          <w:rFonts w:cs="Times New Roman"/>
-        </w:rPr>
-        <w:t>）」兩大階段，前後藉由中繼緩存檔案進行解耦通訊</w:t>
-      </w:r>
-      <w:r>
-        <w:rPr>
-          <w:rFonts w:cs="Times New Roman"/>
-        </w:rPr>
-        <w:t>。</w:t>
-      </w:r>
-    </w:p>
-    <w:p>
-      <w:pPr>
-        <w:ind w:firstLineChars="0" w:firstLine="0"/>
-        <w:jc w:val="center"/>
-        <w:rPr>
-          <w:rFonts w:cs="Times New Roman"/>
-        </w:rPr>
-      </w:pPr>
-      <w:r>
-        <w:rPr>
-          <w:rFonts w:cs="Times New Roman"/>
-          <w:noProof/>
         </w:rPr>
         <w:drawing>
-          <wp:inline distT="0" distB="0" distL="0" distR="0" wp14:anchorId="72B5F37E" wp14:editId="0AFC667E">
-            <wp:extent cx="1676127" cy="3999230"/>
-            <wp:effectExtent l="0" t="0" r="635" b="1270"/>
-            <wp:docPr id="1915745144" name="圖片 1"/>
+          <wp:inline distT="0" distB="0" distL="0" distR="0" wp14:anchorId="4A6D14B9" wp14:editId="0BB3C3AD">
+            <wp:extent cx="2248715" cy="3459360"/>
+            <wp:effectExtent l="0" t="0" r="0" b="8255"/>
+            <wp:docPr id="1684255164" name="圖片 3"/>
             <wp:cNvGraphicFramePr>
               <a:graphicFrameLocks xmlns:a="http://schemas.openxmlformats.org/drawingml/2006/main" noChangeAspect="1"/>
             </wp:cNvGraphicFramePr>
@@ -3136,12 +3757,20 @@
               <a:graphicData uri="http://schemas.openxmlformats.org/drawingml/2006/picture">
                 <pic:pic xmlns:pic="http://schemas.openxmlformats.org/drawingml/2006/picture">
                   <pic:nvPicPr>
-                    <pic:cNvPr id="1915745144" name=""/>
-                    <pic:cNvPicPr/>
+                    <pic:cNvPr id="0" name="Picture 2"/>
+                    <pic:cNvPicPr>
+                      <a:picLocks noChangeAspect="1" noChangeArrowheads="1"/>
+                    </pic:cNvPicPr>
                   </pic:nvPicPr>
-                  <pic:blipFill rotWithShape="1">
-                    <a:blip r:embed="rId12"/>
-                    <a:srcRect l="7281"/>
+                  <pic:blipFill>
+                    <a:blip r:embed="rId13">
+                      <a:extLst>
+                        <a:ext uri="{28A0092B-C50C-407E-A947-70E740481C1C}">
+                          <a14:useLocalDpi xmlns:a14="http://schemas.microsoft.com/office/drawing/2010/main" val="0"/>
+                        </a:ext>
+                      </a:extLst>
+                    </a:blip>
+                    <a:srcRect/>
                     <a:stretch>
                       <a:fillRect/>
                     </a:stretch>
@@ -3149,19 +3778,15 @@
                   <pic:spPr bwMode="auto">
                     <a:xfrm>
                       <a:off x="0" y="0"/>
-                      <a:ext cx="1676381" cy="3999835"/>
+                      <a:ext cx="2260804" cy="3477958"/>
                     </a:xfrm>
                     <a:prstGeom prst="rect">
                       <a:avLst/>
                     </a:prstGeom>
+                    <a:noFill/>
                     <a:ln>
                       <a:noFill/>
                     </a:ln>
-                    <a:extLst>
-                      <a:ext uri="{53640926-AAD7-44D8-BBD7-CCE9431645EC}">
-                        <a14:shadowObscured xmlns:a14="http://schemas.microsoft.com/office/drawing/2010/main"/>
-                      </a:ext>
-                    </a:extLst>
                   </pic:spPr>
                 </pic:pic>
               </a:graphicData>
@@ -3169,56 +3794,6 @@
           </wp:inline>
         </w:drawing>
       </w:r>
-      <w:r>
-        <w:rPr>
-          <w:rFonts w:cs="Times New Roman"/>
-          <w:noProof/>
-        </w:rPr>
-        <w:drawing>
-          <wp:inline distT="0" distB="0" distL="0" distR="0" wp14:anchorId="4E3BDDB2" wp14:editId="6260D469">
-            <wp:extent cx="1512166" cy="3921135"/>
-            <wp:effectExtent l="0" t="0" r="0" b="3175"/>
-            <wp:docPr id="1355820953" name="圖片 1"/>
-            <wp:cNvGraphicFramePr>
-              <a:graphicFrameLocks xmlns:a="http://schemas.openxmlformats.org/drawingml/2006/main" noChangeAspect="1"/>
-            </wp:cNvGraphicFramePr>
-            <a:graphic xmlns:a="http://schemas.openxmlformats.org/drawingml/2006/main">
-              <a:graphicData uri="http://schemas.openxmlformats.org/drawingml/2006/picture">
-                <pic:pic xmlns:pic="http://schemas.openxmlformats.org/drawingml/2006/picture">
-                  <pic:nvPicPr>
-                    <pic:cNvPr id="1355820953" name=""/>
-                    <pic:cNvPicPr/>
-                  </pic:nvPicPr>
-                  <pic:blipFill rotWithShape="1">
-                    <a:blip r:embed="rId13"/>
-                    <a:srcRect l="6430"/>
-                    <a:stretch>
-                      <a:fillRect/>
-                    </a:stretch>
-                  </pic:blipFill>
-                  <pic:spPr bwMode="auto">
-                    <a:xfrm>
-                      <a:off x="0" y="0"/>
-                      <a:ext cx="1518562" cy="3937721"/>
-                    </a:xfrm>
-                    <a:prstGeom prst="rect">
-                      <a:avLst/>
-                    </a:prstGeom>
-                    <a:ln>
-                      <a:noFill/>
-                    </a:ln>
-                    <a:extLst>
-                      <a:ext uri="{53640926-AAD7-44D8-BBD7-CCE9431645EC}">
-                        <a14:shadowObscured xmlns:a14="http://schemas.microsoft.com/office/drawing/2010/main"/>
-                      </a:ext>
-                    </a:extLst>
-                  </pic:spPr>
-                </pic:pic>
-              </a:graphicData>
-            </a:graphic>
-          </wp:inline>
-        </w:drawing>
-      </w:r>
     </w:p>
     <w:p>
       <w:pPr>
@@ -3437,12 +4012,14 @@
         </w:rPr>
         <w:t>大多益情境，並將乾淨的環境常數輸出至</w:t>
       </w:r>
+      <w:proofErr w:type="spellStart"/>
       <w:r>
         <w:rPr>
           <w:rFonts w:cs="Times New Roman"/>
         </w:rPr>
         <w:t>dynamic_meta_pool.json</w:t>
       </w:r>
+      <w:proofErr w:type="spellEnd"/>
       <w:r>
         <w:rPr>
           <w:rFonts w:cs="Times New Roman"/>
@@ -3487,17 +4064,41 @@
         </w:rPr>
         <w:t>：</w:t>
       </w:r>
+      <w:proofErr w:type="spellStart"/>
       <w:r>
         <w:rPr>
           <w:rFonts w:cs="Times New Roman"/>
         </w:rPr>
         <w:t>MetaManager</w:t>
       </w:r>
-      <w:r>
-        <w:rPr>
-          <w:rFonts w:cs="Times New Roman"/>
-        </w:rPr>
-        <w:t>將巢狀語料池拍平為一維排隊清單，並依據出題量進行「循序彈出」。全面廢除隨機盲抽，確保每條新聞提示詞達到</w:t>
+      <w:proofErr w:type="spellEnd"/>
+      <w:proofErr w:type="gramStart"/>
+      <w:r>
+        <w:rPr>
+          <w:rFonts w:cs="Times New Roman"/>
+        </w:rPr>
+        <w:t>將巢狀語料池拍平</w:t>
+      </w:r>
+      <w:proofErr w:type="gramEnd"/>
+      <w:r>
+        <w:rPr>
+          <w:rFonts w:cs="Times New Roman"/>
+        </w:rPr>
+        <w:t>為一維排隊清單，並依據出題量進行「循序彈出」。全面廢除</w:t>
+      </w:r>
+      <w:proofErr w:type="gramStart"/>
+      <w:r>
+        <w:rPr>
+          <w:rFonts w:cs="Times New Roman"/>
+        </w:rPr>
+        <w:t>隨機盲抽</w:t>
+      </w:r>
+      <w:proofErr w:type="gramEnd"/>
+      <w:r>
+        <w:rPr>
+          <w:rFonts w:cs="Times New Roman"/>
+        </w:rPr>
+        <w:t>，確保每條新聞提示詞達到</w:t>
       </w:r>
       <w:r>
         <w:rPr>
@@ -3519,21 +4120,23 @@
           <w:rFonts w:cs="Times New Roman"/>
         </w:rPr>
       </w:pPr>
+      <w:proofErr w:type="gramStart"/>
       <w:r>
         <w:rPr>
           <w:rFonts w:cs="Times New Roman"/>
           <w:b/>
           <w:bCs/>
         </w:rPr>
-        <w:t>強型別防禦與持久化生成（步驟</w:t>
-      </w:r>
+        <w:t>強型別</w:t>
+      </w:r>
+      <w:proofErr w:type="gramEnd"/>
       <w:r>
         <w:rPr>
           <w:rFonts w:cs="Times New Roman"/>
           <w:b/>
           <w:bCs/>
         </w:rPr>
-        <w:t xml:space="preserve"> 6~9</w:t>
+        <w:t>防禦與持久化生成（步驟</w:t>
       </w:r>
       <w:r>
         <w:rPr>
@@ -3541,20 +4144,21 @@
           <w:b/>
           <w:bCs/>
         </w:rPr>
+        <w:t xml:space="preserve"> 6~9</w:t>
+      </w:r>
+      <w:r>
+        <w:rPr>
+          <w:rFonts w:cs="Times New Roman"/>
+          <w:b/>
+          <w:bCs/>
+        </w:rPr>
         <w:t>）</w:t>
       </w:r>
       <w:r>
         <w:rPr>
           <w:rFonts w:cs="Times New Roman"/>
         </w:rPr>
-        <w:t>：透過常數將時事背景與亂數人名鎖</w:t>
-      </w:r>
-      <w:r>
-        <w:rPr>
-          <w:rFonts w:cs="Times New Roman"/>
-        </w:rPr>
-        <w:lastRenderedPageBreak/>
-        <w:t>於</w:t>
+        <w:t>：透過常數將時事背景與亂數人名鎖於</w:t>
       </w:r>
       <w:r>
         <w:rPr>
@@ -3566,7 +4170,63 @@
         <w:rPr>
           <w:rFonts w:cs="Times New Roman"/>
         </w:rPr>
-        <w:t>頂層以壓制模型偏誤；生產時內建多金鑰循環容錯防禦，完全合規方可執行具備冪等性的覆寫存檔，完成後台自動化生產閉環。</w:t>
+        <w:t>頂層以壓制</w:t>
+      </w:r>
+      <w:proofErr w:type="gramStart"/>
+      <w:r>
+        <w:rPr>
+          <w:rFonts w:cs="Times New Roman"/>
+        </w:rPr>
+        <w:t>模型偏誤</w:t>
+      </w:r>
+      <w:proofErr w:type="gramEnd"/>
+      <w:r>
+        <w:rPr>
+          <w:rFonts w:cs="Times New Roman"/>
+        </w:rPr>
+        <w:t>；生產時內建多金</w:t>
+      </w:r>
+      <w:proofErr w:type="gramStart"/>
+      <w:r>
+        <w:rPr>
+          <w:rFonts w:cs="Times New Roman"/>
+        </w:rPr>
+        <w:t>鑰</w:t>
+      </w:r>
+      <w:proofErr w:type="gramEnd"/>
+      <w:r>
+        <w:rPr>
+          <w:rFonts w:cs="Times New Roman"/>
+        </w:rPr>
+        <w:t>循環容錯防禦，完全合</w:t>
+      </w:r>
+      <w:proofErr w:type="gramStart"/>
+      <w:r>
+        <w:rPr>
+          <w:rFonts w:cs="Times New Roman"/>
+        </w:rPr>
+        <w:t>規</w:t>
+      </w:r>
+      <w:proofErr w:type="gramEnd"/>
+      <w:r>
+        <w:rPr>
+          <w:rFonts w:cs="Times New Roman"/>
+        </w:rPr>
+        <w:t>方可執行具備</w:t>
+      </w:r>
+      <w:proofErr w:type="gramStart"/>
+      <w:r>
+        <w:rPr>
+          <w:rFonts w:cs="Times New Roman"/>
+        </w:rPr>
+        <w:t>冪</w:t>
+      </w:r>
+      <w:proofErr w:type="gramEnd"/>
+      <w:r>
+        <w:rPr>
+          <w:rFonts w:cs="Times New Roman"/>
+        </w:rPr>
+        <w:t>等性的覆寫存檔，完成後台自動化生產閉環。</w:t>
       </w:r>
     </w:p>
     <w:p>
@@ -3586,6 +4246,7 @@
         <w:rPr>
           <w:rFonts w:cs="Times New Roman"/>
         </w:rPr>
+        <w:lastRenderedPageBreak/>
         <w:t>開發過程與核心突破</w:t>
       </w:r>
       <w:bookmarkEnd w:id="8"/>
@@ -3635,7 +4296,63 @@
         <w:rPr>
           <w:rFonts w:cs="Times New Roman"/>
         </w:rPr>
-        <w:t>然而在批次生產測試中，隨機盲抽機制隨即遭遇大模型本質上無狀態性所導致的「高維度語意慣性陷阱」。在缺乏全局記憶的限制下，模型展現嚴重的語意退化與聯想偏誤，瞎編的故事主角高度集中於固定人名、科技產品死鎖於單一品牌、廠房公安情境大量重複雷同劇情。為了解決文本雷同瓶頸，初期嘗試於品管層導入傳統密碼學雜湊防線，將文章前綴與問題主體進行字串拼接，並透過</w:t>
+        <w:t>然而在批次生產測試中，</w:t>
+      </w:r>
+      <w:proofErr w:type="gramStart"/>
+      <w:r>
+        <w:rPr>
+          <w:rFonts w:cs="Times New Roman"/>
+        </w:rPr>
+        <w:t>隨機盲抽機制</w:t>
+      </w:r>
+      <w:proofErr w:type="gramEnd"/>
+      <w:r>
+        <w:rPr>
+          <w:rFonts w:cs="Times New Roman"/>
+        </w:rPr>
+        <w:t>隨即遭遇大模型本質上無狀態性所導致的「</w:t>
+      </w:r>
+      <w:proofErr w:type="gramStart"/>
+      <w:r>
+        <w:rPr>
+          <w:rFonts w:cs="Times New Roman"/>
+        </w:rPr>
+        <w:t>高維度</w:t>
+      </w:r>
+      <w:proofErr w:type="gramEnd"/>
+      <w:r>
+        <w:rPr>
+          <w:rFonts w:cs="Times New Roman"/>
+        </w:rPr>
+        <w:t>語意慣性陷阱」。在缺乏全局記憶的限制下，模型展現嚴重的語意退化與</w:t>
+      </w:r>
+      <w:proofErr w:type="gramStart"/>
+      <w:r>
+        <w:rPr>
+          <w:rFonts w:cs="Times New Roman"/>
+        </w:rPr>
+        <w:t>聯想偏誤</w:t>
+      </w:r>
+      <w:proofErr w:type="gramEnd"/>
+      <w:r>
+        <w:rPr>
+          <w:rFonts w:cs="Times New Roman"/>
+        </w:rPr>
+        <w:t>，瞎編的故事主角高度集中於固定人名、科技產品死鎖於單一品牌、廠房公安情境大量重複雷同劇情。為了解決文本雷同瓶頸，初期嘗試於</w:t>
+      </w:r>
+      <w:proofErr w:type="gramStart"/>
+      <w:r>
+        <w:rPr>
+          <w:rFonts w:cs="Times New Roman"/>
+        </w:rPr>
+        <w:t>品管層導入</w:t>
+      </w:r>
+      <w:proofErr w:type="gramEnd"/>
+      <w:r>
+        <w:rPr>
+          <w:rFonts w:cs="Times New Roman"/>
+        </w:rPr>
+        <w:t>傳統密碼學雜湊防線，將文章前綴與問題主體進行字串拼接，並透過</w:t>
       </w:r>
       <w:r>
         <w:rPr>
@@ -3932,7 +4649,21 @@
         <w:rPr>
           <w:rFonts w:cs="Times New Roman"/>
         </w:rPr>
-        <w:t>系統維護一組指紋集合進行重複剔除，但實戰驗證顯示此靜態防線完全失效。大語言模型極擅長透過同義詞替換、主被動語態變更或調整語序來達成文本變形，這類在多益語境下具有百分之百語意重複的試題，會因字元的微小差異產生截然不同的</w:t>
+        <w:t>系統維護一組指紋集合進行重複剔除，但實戰驗證顯示此靜態防線完全失效。大語言模型極擅長透過同義詞替換、主被動語態變更或調整語序來達成文本變形，這類在</w:t>
+      </w:r>
+      <w:proofErr w:type="gramStart"/>
+      <w:r>
+        <w:rPr>
+          <w:rFonts w:cs="Times New Roman"/>
+        </w:rPr>
+        <w:t>多益語境下</w:t>
+      </w:r>
+      <w:proofErr w:type="gramEnd"/>
+      <w:r>
+        <w:rPr>
+          <w:rFonts w:cs="Times New Roman"/>
+        </w:rPr>
+        <w:t>具有百分之百語意重複的試題，會因字元的微小差異產生截然不同的</w:t>
       </w:r>
       <w:r>
         <w:rPr>
@@ -3944,7 +4675,21 @@
         <w:rPr>
           <w:rFonts w:cs="Times New Roman"/>
         </w:rPr>
-        <w:t>雜湊值，暴露出傳統去重防線在處理高維度語意重複時的巨大侷限。</w:t>
+        <w:t>雜湊值，暴露出傳統去重防線在</w:t>
+      </w:r>
+      <w:proofErr w:type="gramStart"/>
+      <w:r>
+        <w:rPr>
+          <w:rFonts w:cs="Times New Roman"/>
+        </w:rPr>
+        <w:t>處理高維度</w:t>
+      </w:r>
+      <w:proofErr w:type="gramEnd"/>
+      <w:r>
+        <w:rPr>
+          <w:rFonts w:cs="Times New Roman"/>
+        </w:rPr>
+        <w:t>語意重複時的巨大侷限。</w:t>
       </w:r>
     </w:p>
     <w:p>
@@ -3978,7 +4723,35 @@
         <w:rPr>
           <w:rFonts w:cs="Times New Roman"/>
         </w:rPr>
-        <w:t>為徹底攻克模型生成的慣性，於是捨棄盲抽架構，由開發者研發並實作了「後台實體常數完全掌控」的架構重構。</w:t>
+        <w:t>為徹底攻克模型生成的慣性，於是</w:t>
+      </w:r>
+      <w:proofErr w:type="gramStart"/>
+      <w:r>
+        <w:rPr>
+          <w:rFonts w:cs="Times New Roman"/>
+        </w:rPr>
+        <w:t>捨棄盲抽</w:t>
+      </w:r>
+      <w:proofErr w:type="gramEnd"/>
+      <w:r>
+        <w:rPr>
+          <w:rFonts w:cs="Times New Roman"/>
+        </w:rPr>
+        <w:t>架構，由開發者</w:t>
+      </w:r>
+      <w:proofErr w:type="gramStart"/>
+      <w:r>
+        <w:rPr>
+          <w:rFonts w:cs="Times New Roman"/>
+        </w:rPr>
+        <w:t>研發並實作</w:t>
+      </w:r>
+      <w:proofErr w:type="gramEnd"/>
+      <w:r>
+        <w:rPr>
+          <w:rFonts w:cs="Times New Roman"/>
+        </w:rPr>
+        <w:t>了「後台實體常數完全掌控」的架構重構。</w:t>
       </w:r>
     </w:p>
     <w:p>
@@ -3992,7 +4765,35 @@
         <w:rPr>
           <w:rFonts w:cs="Times New Roman"/>
         </w:rPr>
-        <w:t>首先建構異步時事語料管線，定時抓取真實世界財經時事摘要並執行批次打包清洗，於提示詞內嵌入動態語意扭轉演算法與百分之二十五單一情境配額紅線，強迫模型放棄單一視角並改由行銷、人資、公安等微觀商務維度切入，將時事均勻分流至十大情境並導出結構化動態語料池。</w:t>
+        <w:t>首先建</w:t>
+      </w:r>
+      <w:proofErr w:type="gramStart"/>
+      <w:r>
+        <w:rPr>
+          <w:rFonts w:cs="Times New Roman"/>
+        </w:rPr>
+        <w:t>構異步</w:t>
+      </w:r>
+      <w:proofErr w:type="gramEnd"/>
+      <w:r>
+        <w:rPr>
+          <w:rFonts w:cs="Times New Roman"/>
+        </w:rPr>
+        <w:t>時事語料管線，定時抓取真實世界財經時事摘要並執行批次打包清洗，於</w:t>
+      </w:r>
+      <w:proofErr w:type="gramStart"/>
+      <w:r>
+        <w:rPr>
+          <w:rFonts w:cs="Times New Roman"/>
+        </w:rPr>
+        <w:t>提示詞內嵌入</w:t>
+      </w:r>
+      <w:proofErr w:type="gramEnd"/>
+      <w:r>
+        <w:rPr>
+          <w:rFonts w:cs="Times New Roman"/>
+        </w:rPr>
+        <w:t>動態語意扭轉演算法與百分之二十五單一情境配額紅線，強迫模型放棄單一視角並改由行銷、人資、公安等微觀商務維度切入，將時事均勻分流至十大情境並導出結構化動態語料池。</w:t>
       </w:r>
     </w:p>
     <w:p>
@@ -4006,14 +4807,91 @@
         <w:rPr>
           <w:rFonts w:cs="Times New Roman"/>
         </w:rPr>
-        <w:t>接著在出題工廠端導入平坦化循序調度機制，由元資料管理器將巢狀情境池平坦化為一維佇列，依據目標出題量執行不重複循序彈出，確保時事提示詞利用率達貝確實拉高。最後透過強型別常數將上述派發的事件背景與多國籍人名死鎖</w:t>
-      </w:r>
-      <w:r>
-        <w:rPr>
-          <w:rFonts w:cs="Times New Roman"/>
-        </w:rPr>
-        <w:lastRenderedPageBreak/>
-        <w:t>於提示詞頂層，藉由外部精準變數注入強制壓制大模型的自由聯想偏誤，在技術深度與客製化幅度上成功達到專題高階評分門檻。</w:t>
+        <w:t>接著在出題工廠端導入平坦化循序調度機制，由元資料管理</w:t>
+      </w:r>
+      <w:proofErr w:type="gramStart"/>
+      <w:r>
+        <w:rPr>
+          <w:rFonts w:cs="Times New Roman"/>
+        </w:rPr>
+        <w:t>器將巢狀</w:t>
+      </w:r>
+      <w:proofErr w:type="gramEnd"/>
+      <w:r>
+        <w:rPr>
+          <w:rFonts w:cs="Times New Roman"/>
+        </w:rPr>
+        <w:t>情境池平坦化為一維佇列，依據目標出題量執行不重複循序彈出，確保時事提示詞利用率</w:t>
+      </w:r>
+      <w:proofErr w:type="gramStart"/>
+      <w:r>
+        <w:rPr>
+          <w:rFonts w:cs="Times New Roman"/>
+        </w:rPr>
+        <w:t>達貝確實</w:t>
+      </w:r>
+      <w:proofErr w:type="gramEnd"/>
+      <w:r>
+        <w:rPr>
+          <w:rFonts w:cs="Times New Roman"/>
+        </w:rPr>
+        <w:t>拉高。最後</w:t>
+      </w:r>
+      <w:proofErr w:type="gramStart"/>
+      <w:r>
+        <w:rPr>
+          <w:rFonts w:cs="Times New Roman"/>
+        </w:rPr>
+        <w:t>透過強型別</w:t>
+      </w:r>
+      <w:proofErr w:type="gramEnd"/>
+      <w:r>
+        <w:rPr>
+          <w:rFonts w:cs="Times New Roman"/>
+        </w:rPr>
+        <w:t>常數將上述派發的事件背景與多國籍人名死鎖於提示詞</w:t>
+      </w:r>
+      <w:proofErr w:type="gramStart"/>
+      <w:r>
+        <w:rPr>
+          <w:rFonts w:cs="Times New Roman"/>
+        </w:rPr>
+        <w:t>頂層，</w:t>
+      </w:r>
+      <w:proofErr w:type="gramEnd"/>
+      <w:r>
+        <w:rPr>
+          <w:rFonts w:cs="Times New Roman"/>
+        </w:rPr>
+        <w:t>藉由外部精</w:t>
+      </w:r>
+      <w:proofErr w:type="gramStart"/>
+      <w:r>
+        <w:rPr>
+          <w:rFonts w:cs="Times New Roman"/>
+        </w:rPr>
+        <w:t>準</w:t>
+      </w:r>
+      <w:proofErr w:type="gramEnd"/>
+      <w:r>
+        <w:rPr>
+          <w:rFonts w:cs="Times New Roman"/>
+        </w:rPr>
+        <w:t>變數注入強制壓制大模型的自由</w:t>
+      </w:r>
+      <w:proofErr w:type="gramStart"/>
+      <w:r>
+        <w:rPr>
+          <w:rFonts w:cs="Times New Roman"/>
+        </w:rPr>
+        <w:t>聯想偏誤</w:t>
+      </w:r>
+      <w:proofErr w:type="gramEnd"/>
+      <w:r>
+        <w:rPr>
+          <w:rFonts w:cs="Times New Roman"/>
+        </w:rPr>
+        <w:t>，在技術深度與客製化幅度上成功達到專題高階評分門檻。</w:t>
       </w:r>
     </w:p>
     <w:p>
@@ -4035,6 +4913,7 @@
           <w:rFonts w:cs="Times New Roman"/>
           <w:bCs/>
         </w:rPr>
+        <w:lastRenderedPageBreak/>
         <w:t>成果展示與型別還原驗證</w:t>
       </w:r>
       <w:bookmarkEnd w:id="11"/>
@@ -4157,7 +5036,49 @@
               <w:rPr>
                 <w:rFonts w:cs="Times New Roman"/>
               </w:rPr>
-              <w:t>透過語意扭轉與配額將真實新聞均勻分流至各大商務情境。同時實作平坦化循序調度與強型別防禦機制，破解大模型生成慣性以絕殺重複瓶頸，並佈防多金鑰容錯與結構複查閉環。</w:t>
+              <w:t>透過語意扭轉與配額將真實新聞均勻分流至各大商務情境。同時實作平坦化循序調度</w:t>
+            </w:r>
+            <w:proofErr w:type="gramStart"/>
+            <w:r>
+              <w:rPr>
+                <w:rFonts w:cs="Times New Roman"/>
+              </w:rPr>
+              <w:t>與強型別</w:t>
+            </w:r>
+            <w:proofErr w:type="gramEnd"/>
+            <w:r>
+              <w:rPr>
+                <w:rFonts w:cs="Times New Roman"/>
+              </w:rPr>
+              <w:t>防禦機制，</w:t>
+            </w:r>
+            <w:proofErr w:type="gramStart"/>
+            <w:r>
+              <w:rPr>
+                <w:rFonts w:cs="Times New Roman"/>
+              </w:rPr>
+              <w:t>破解大模型</w:t>
+            </w:r>
+            <w:proofErr w:type="gramEnd"/>
+            <w:r>
+              <w:rPr>
+                <w:rFonts w:cs="Times New Roman"/>
+              </w:rPr>
+              <w:t>生成慣性以絕殺重複瓶頸，並佈防多金</w:t>
+            </w:r>
+            <w:proofErr w:type="gramStart"/>
+            <w:r>
+              <w:rPr>
+                <w:rFonts w:cs="Times New Roman"/>
+              </w:rPr>
+              <w:t>鑰容錯與結構</w:t>
+            </w:r>
+            <w:proofErr w:type="gramEnd"/>
+            <w:r>
+              <w:rPr>
+                <w:rFonts w:cs="Times New Roman"/>
+              </w:rPr>
+              <w:t>複查閉環。</w:t>
             </w:r>
           </w:p>
         </w:tc>
@@ -6624,7 +7545,9 @@
     <w:rsid w:val="004C5A3E"/>
     <w:rsid w:val="00516625"/>
     <w:rsid w:val="00683529"/>
+    <w:rsid w:val="006922DD"/>
     <w:rsid w:val="0073143B"/>
+    <w:rsid w:val="00C95F5D"/>
     <w:rsid w:val="00E47868"/>
   </w:rsids>
   <m:mathPr>

--- a/人工智慧導論報告.docx
+++ b/人工智慧導論報告.docx
@@ -894,7 +894,7 @@
         <w:rPr>
           <w:rFonts w:cs="Times New Roman"/>
         </w:rPr>
-        <w:t xml:space="preserve">Enum </w:t>
+        <w:t>Enum</w:t>
       </w:r>
       <w:r>
         <w:rPr>
@@ -920,7 +920,7 @@
         <w:rPr>
           <w:rFonts w:cs="Times New Roman"/>
         </w:rPr>
-        <w:t xml:space="preserve"> LLM </w:t>
+        <w:t>LLM</w:t>
       </w:r>
       <w:r>
         <w:rPr>
@@ -1064,15 +1064,15 @@
       </w:r>
       <w:r>
         <w:rPr>
-          <w:rFonts w:cs="Times New Roman"/>
-        </w:rPr>
-        <w:t xml:space="preserve"> JSON </w:t>
-      </w:r>
-      <w:r>
-        <w:rPr>
-          <w:rFonts w:cs="Times New Roman"/>
-        </w:rPr>
-        <w:t>檔案進行持久化儲存。此架構確保了終端使用者</w:t>
+          <w:rFonts w:cs="Times New Roman" w:hint="eastAsia"/>
+        </w:rPr>
+        <w:t>記憶體</w:t>
+      </w:r>
+      <w:r>
+        <w:rPr>
+          <w:rFonts w:cs="Times New Roman"/>
+        </w:rPr>
+        <w:t>進行儲存。此架構確保了終端使用者</w:t>
       </w:r>
       <w:proofErr w:type="gramStart"/>
       <w:r>
@@ -1092,7 +1092,7 @@
         <w:rPr>
           <w:rFonts w:cs="Times New Roman"/>
         </w:rPr>
-        <w:t xml:space="preserve"> LLM API</w:t>
+        <w:t>LLM API</w:t>
       </w:r>
       <w:r>
         <w:rPr>
@@ -2722,7 +2722,7 @@
         <w:rPr>
           <w:rFonts w:cs="Times New Roman"/>
         </w:rPr>
-        <w:t>本專案之核心研究與工程實作旨在攻克</w:t>
+        <w:t>本專案之核心研究與工程實作核心。首要解決的是</w:t>
       </w:r>
       <w:r>
         <w:rPr>
@@ -2734,18 +2734,6 @@
         <w:rPr>
           <w:rFonts w:cs="Times New Roman"/>
         </w:rPr>
-        <w:t>在自動化教育命題上的三大核心技術盲點。首要解決的是</w:t>
-      </w:r>
-      <w:r>
-        <w:rPr>
-          <w:rFonts w:cs="Times New Roman"/>
-        </w:rPr>
-        <w:t>LLM</w:t>
-      </w:r>
-      <w:r>
-        <w:rPr>
-          <w:rFonts w:cs="Times New Roman"/>
-        </w:rPr>
         <w:t>在無狀態連續生成下的「</w:t>
       </w:r>
       <w:proofErr w:type="gramStart"/>
@@ -2760,21 +2748,7 @@
         <w:rPr>
           <w:rFonts w:cs="Times New Roman"/>
         </w:rPr>
-        <w:t>語意慣性陷阱」</w:t>
-      </w:r>
-      <w:r>
-        <w:rPr>
-          <w:rFonts w:cs="Times New Roman"/>
-          <w:b/>
-          <w:bCs/>
-        </w:rPr>
-        <w:t>，</w:t>
-      </w:r>
-      <w:r>
-        <w:rPr>
-          <w:rFonts w:cs="Times New Roman"/>
-        </w:rPr>
-        <w:t>為避免系統產出角色名稱嚴重撞車、情境高度雷同等生成退化現象，破除傳統密碼學靜態字串雜湊防線難以識別語意重複的侷限。</w:t>
+        <w:t>語意慣性陷阱」，為避免系統產出角色名稱嚴重撞車、情境高度雷同等生成退化現象，破除傳統密碼學靜態字串雜湊防線難以識別語意重複的侷限。</w:t>
       </w:r>
     </w:p>
     <w:p>
@@ -2892,7 +2866,21 @@
         <w:rPr>
           <w:rFonts w:cs="Times New Roman"/>
         </w:rPr>
-        <w:t>別物件。最終則是進行「商業落地架構優化」，採取「後台重度生成，</w:t>
+        <w:t>別物件。</w:t>
+      </w:r>
+    </w:p>
+    <w:p>
+      <w:pPr>
+        <w:ind w:firstLine="480"/>
+        <w:rPr>
+          <w:rFonts w:cs="Times New Roman"/>
+        </w:rPr>
+      </w:pPr>
+      <w:r>
+        <w:rPr>
+          <w:rFonts w:cs="Times New Roman"/>
+        </w:rPr>
+        <w:t>最終則是進行「商業落地架構優化」，採取「後台重度生成，</w:t>
       </w:r>
       <w:proofErr w:type="gramStart"/>
       <w:r>
@@ -2913,26 +2901,14 @@
         <w:rPr>
           <w:rFonts w:cs="Times New Roman"/>
         </w:rPr>
-        <w:t>中心化</w:t>
-      </w:r>
-      <w:r>
-        <w:rPr>
-          <w:rFonts w:cs="Times New Roman"/>
-        </w:rPr>
-        <w:t>拓</w:t>
+        <w:t>中心化拓</w:t>
       </w:r>
       <w:proofErr w:type="gramEnd"/>
       <w:r>
         <w:rPr>
           <w:rFonts w:cs="Times New Roman"/>
         </w:rPr>
-        <w:t>撲</w:t>
-      </w:r>
-      <w:r>
-        <w:rPr>
-          <w:rFonts w:cs="Times New Roman"/>
-        </w:rPr>
-        <w:t>策略，全套命題管線由開發者於後台端一次性批次處理並上傳至遠端</w:t>
+        <w:t>撲策略，全套命題管線由開發者於後台端一次性批次處理並直接上傳至遠端</w:t>
       </w:r>
       <w:proofErr w:type="spellStart"/>
       <w:r>
@@ -2946,19 +2922,33 @@
         <w:rPr>
           <w:rFonts w:cs="Times New Roman"/>
         </w:rPr>
-        <w:t>雲端資料庫，終端使用者系統則將題庫同步下載至本地端</w:t>
-      </w:r>
-      <w:r>
-        <w:rPr>
-          <w:rFonts w:cs="Times New Roman"/>
-        </w:rPr>
-        <w:t>JSON</w:t>
-      </w:r>
-      <w:r>
-        <w:rPr>
-          <w:rFonts w:cs="Times New Roman"/>
-        </w:rPr>
-        <w:t>檔案進行持久化儲存，徹底絕殺練習時因即時呼叫</w:t>
+        <w:t>雲端資料庫；終端使用者系統則由前端即時從</w:t>
+      </w:r>
+      <w:r>
+        <w:rPr>
+          <w:rFonts w:cs="Times New Roman"/>
+        </w:rPr>
+        <w:t xml:space="preserve"> </w:t>
+      </w:r>
+      <w:proofErr w:type="spellStart"/>
+      <w:r>
+        <w:rPr>
+          <w:rFonts w:cs="Times New Roman"/>
+        </w:rPr>
+        <w:t>Supabase</w:t>
+      </w:r>
+      <w:proofErr w:type="spellEnd"/>
+      <w:r>
+        <w:rPr>
+          <w:rFonts w:cs="Times New Roman"/>
+        </w:rPr>
+        <w:t xml:space="preserve"> </w:t>
+      </w:r>
+      <w:r>
+        <w:rPr>
+          <w:rFonts w:cs="Times New Roman"/>
+        </w:rPr>
+        <w:t>下載並同步載入至本地記憶體進行高速快取，徹底絕殺練習時因即時呼叫</w:t>
       </w:r>
       <w:r>
         <w:rPr>
@@ -2996,7 +2986,13 @@
         <w:rPr>
           <w:rFonts w:cs="Times New Roman"/>
         </w:rPr>
-        <w:t>系統。</w:t>
+        <w:t>系統</w:t>
+      </w:r>
+      <w:r>
+        <w:rPr>
+          <w:rFonts w:cs="Times New Roman"/>
+        </w:rPr>
+        <w:t>。</w:t>
       </w:r>
     </w:p>
     <w:p>
@@ -3188,7 +3184,7 @@
         <w:rPr>
           <w:rFonts w:cs="Times New Roman"/>
         </w:rPr>
-        <w:t>：作為系統中繼的持久化關聯式資料庫，主要職責為安全接收並儲存後台批次推送的完備結構化題庫，並為前端應用程式提供輕量化、高併發的數據同步與下載端點。</w:t>
+        <w:t>：作為系統資料庫，主要職責為安全接收並儲存後台批次推送的完備結構化題庫，並為前端應用程式提供輕量化、高併發的數據同步與下載端點。</w:t>
       </w:r>
     </w:p>
     <w:p>
@@ -3265,7 +3261,43 @@
         <w:rPr>
           <w:rFonts w:cs="Times New Roman"/>
         </w:rPr>
-        <w:t>時，系統直接讀取本地快取進行數據還原，達成零延遲響應且完全零大模型</w:t>
+        <w:t>時，系統</w:t>
+      </w:r>
+      <w:r>
+        <w:rPr>
+          <w:rFonts w:cs="Times New Roman" w:hint="eastAsia"/>
+        </w:rPr>
+        <w:t>接收雲端資料後，</w:t>
+      </w:r>
+      <w:r>
+        <w:rPr>
+          <w:rFonts w:cs="Times New Roman"/>
+        </w:rPr>
+        <w:t>直接讀取本地</w:t>
+      </w:r>
+      <w:r>
+        <w:rPr>
+          <w:rFonts w:cs="Times New Roman" w:hint="eastAsia"/>
+        </w:rPr>
+        <w:t>記憶體</w:t>
+      </w:r>
+      <w:r>
+        <w:rPr>
+          <w:rFonts w:cs="Times New Roman" w:hint="eastAsia"/>
+        </w:rPr>
+        <w:t>擷取題目</w:t>
+      </w:r>
+      <w:r>
+        <w:rPr>
+          <w:rFonts w:cs="Times New Roman"/>
+        </w:rPr>
+        <w:t>，達成零延遲響應且完全零</w:t>
+      </w:r>
+      <w:r>
+        <w:rPr>
+          <w:rFonts w:cs="Times New Roman" w:hint="eastAsia"/>
+        </w:rPr>
+        <w:t xml:space="preserve">LLM </w:t>
       </w:r>
       <w:r>
         <w:rPr>
@@ -3285,7 +3317,7 @@
         <w:spacing w:before="0" w:beforeAutospacing="0" w:after="0" w:afterAutospacing="0"/>
         <w:ind w:firstLine="480"/>
         <w:rPr>
-          <w:rFonts w:cs="Times New Roman"/>
+          <w:rFonts w:cs="Times New Roman" w:hint="eastAsia"/>
         </w:rPr>
       </w:pPr>
       <w:r>
@@ -3306,35 +3338,7 @@
         <w:rPr>
           <w:rFonts w:cs="Times New Roman"/>
         </w:rPr>
-        <w:t>，清晰展現了生產端、</w:t>
-      </w:r>
-      <w:proofErr w:type="gramStart"/>
-      <w:r>
-        <w:rPr>
-          <w:rFonts w:cs="Times New Roman"/>
-        </w:rPr>
-        <w:t>中繼端與</w:t>
-      </w:r>
-      <w:proofErr w:type="gramEnd"/>
-      <w:r>
-        <w:rPr>
-          <w:rFonts w:cs="Times New Roman"/>
-        </w:rPr>
-        <w:t>消費端之間的解</w:t>
-      </w:r>
-      <w:proofErr w:type="gramStart"/>
-      <w:r>
-        <w:rPr>
-          <w:rFonts w:cs="Times New Roman"/>
-        </w:rPr>
-        <w:t>耦</w:t>
-      </w:r>
-      <w:proofErr w:type="gramEnd"/>
-      <w:r>
-        <w:rPr>
-          <w:rFonts w:cs="Times New Roman"/>
-        </w:rPr>
-        <w:t>關係：</w:t>
+        <w:t>，清晰展現了生產端與消費端之間的關係：</w:t>
       </w:r>
     </w:p>
     <w:p>
@@ -3349,6 +3353,7 @@
       <w:r>
         <w:rPr>
           <w:rFonts w:cs="Times New Roman"/>
+          <w:noProof/>
         </w:rPr>
         <w:drawing>
           <wp:inline distT="0" distB="0" distL="0" distR="0" wp14:anchorId="445CFE77" wp14:editId="6B3E3635">
@@ -3595,55 +3600,7 @@
         <w:rPr>
           <w:rFonts w:cs="Times New Roman"/>
         </w:rPr>
-        <w:t>題組。整體流水線清晰劃分為左側的「時事語料清洗（步驟</w:t>
-      </w:r>
-      <w:r>
-        <w:rPr>
-          <w:rFonts w:cs="Times New Roman"/>
-        </w:rPr>
-        <w:t>1</w:t>
-      </w:r>
-      <w:r>
-        <w:rPr>
-          <w:rFonts w:cs="Times New Roman"/>
-        </w:rPr>
-        <w:t>至</w:t>
-      </w:r>
-      <w:r>
-        <w:rPr>
-          <w:rFonts w:cs="Times New Roman"/>
-        </w:rPr>
-        <w:t>4</w:t>
-      </w:r>
-      <w:r>
-        <w:rPr>
-          <w:rFonts w:cs="Times New Roman"/>
-        </w:rPr>
-        <w:t>）」與右側的「核心調度生成（步驟</w:t>
-      </w:r>
-      <w:r>
-        <w:rPr>
-          <w:rFonts w:cs="Times New Roman"/>
-        </w:rPr>
-        <w:t>5</w:t>
-      </w:r>
-      <w:r>
-        <w:rPr>
-          <w:rFonts w:cs="Times New Roman"/>
-        </w:rPr>
-        <w:t>至</w:t>
-      </w:r>
-      <w:r>
-        <w:rPr>
-          <w:rFonts w:cs="Times New Roman"/>
-        </w:rPr>
-        <w:t>9</w:t>
-      </w:r>
-      <w:r>
-        <w:rPr>
-          <w:rFonts w:cs="Times New Roman"/>
-        </w:rPr>
-        <w:t>）」兩大階段，前後藉由</w:t>
+        <w:t>題組。整體流水線清晰劃分為左側的「時事語料清洗」與右側的「核心調度生成」兩大階段，前後藉由</w:t>
       </w:r>
       <w:proofErr w:type="gramStart"/>
       <w:r>
@@ -3952,207 +3909,147 @@
           <w:b/>
           <w:bCs/>
         </w:rPr>
-        <w:t>動態語意扭轉演算法（步驟</w:t>
-      </w:r>
+        <w:t>動態語意扭轉演算法</w:t>
+      </w:r>
+      <w:r>
+        <w:rPr>
+          <w:rFonts w:cs="Times New Roman"/>
+        </w:rPr>
+        <w:t>：將抓取的即時新聞強迫轉換為行銷、人資、公安等微觀商務視角。此機制能打破</w:t>
+      </w:r>
+      <w:r>
+        <w:rPr>
+          <w:rFonts w:cs="Times New Roman"/>
+        </w:rPr>
+        <w:t>AI</w:t>
+      </w:r>
+      <w:r>
+        <w:rPr>
+          <w:rFonts w:cs="Times New Roman"/>
+        </w:rPr>
+        <w:t>的財經科技生成慣性，將語料均勻打散至</w:t>
+      </w:r>
+      <w:r>
+        <w:rPr>
+          <w:rFonts w:cs="Times New Roman"/>
+        </w:rPr>
+        <w:t>10</w:t>
+      </w:r>
+      <w:r>
+        <w:rPr>
+          <w:rFonts w:cs="Times New Roman"/>
+        </w:rPr>
+        <w:t>大多益情境，並將乾淨的環境常數輸出至</w:t>
+      </w:r>
+      <w:proofErr w:type="spellStart"/>
+      <w:r>
+        <w:rPr>
+          <w:rFonts w:cs="Times New Roman"/>
+        </w:rPr>
+        <w:t>dynamic_meta_pool.json</w:t>
+      </w:r>
+      <w:proofErr w:type="spellEnd"/>
+      <w:r>
+        <w:rPr>
+          <w:rFonts w:cs="Times New Roman"/>
+        </w:rPr>
+        <w:t>。</w:t>
+      </w:r>
+    </w:p>
+    <w:p>
+      <w:pPr>
+        <w:ind w:firstLine="480"/>
+        <w:rPr>
+          <w:rFonts w:cs="Times New Roman"/>
+        </w:rPr>
+      </w:pPr>
       <w:r>
         <w:rPr>
           <w:rFonts w:cs="Times New Roman"/>
           <w:b/>
           <w:bCs/>
         </w:rPr>
-        <w:t xml:space="preserve"> 3</w:t>
-      </w:r>
+        <w:t>平坦化循序調度演算法</w:t>
+      </w:r>
+      <w:r>
+        <w:rPr>
+          <w:rFonts w:cs="Times New Roman"/>
+        </w:rPr>
+        <w:t>：</w:t>
+      </w:r>
+      <w:proofErr w:type="spellStart"/>
+      <w:r>
+        <w:rPr>
+          <w:rFonts w:cs="Times New Roman"/>
+        </w:rPr>
+        <w:t>MetaManager</w:t>
+      </w:r>
+      <w:proofErr w:type="spellEnd"/>
+      <w:proofErr w:type="gramStart"/>
+      <w:r>
+        <w:rPr>
+          <w:rFonts w:cs="Times New Roman"/>
+        </w:rPr>
+        <w:t>將巢狀語料池拍平</w:t>
+      </w:r>
+      <w:proofErr w:type="gramEnd"/>
+      <w:r>
+        <w:rPr>
+          <w:rFonts w:cs="Times New Roman"/>
+        </w:rPr>
+        <w:t>為一維排隊清單，並依據出題量進行「循序彈出」。全面廢除</w:t>
+      </w:r>
+      <w:proofErr w:type="gramStart"/>
+      <w:r>
+        <w:rPr>
+          <w:rFonts w:cs="Times New Roman"/>
+        </w:rPr>
+        <w:t>隨機盲抽</w:t>
+      </w:r>
+      <w:proofErr w:type="gramEnd"/>
+      <w:r>
+        <w:rPr>
+          <w:rFonts w:cs="Times New Roman"/>
+        </w:rPr>
+        <w:t>，確保每條新聞提示詞達到</w:t>
+      </w:r>
+      <w:r>
+        <w:rPr>
+          <w:rFonts w:cs="Times New Roman"/>
+        </w:rPr>
+        <w:t>100%</w:t>
+      </w:r>
+      <w:r>
+        <w:rPr>
+          <w:rFonts w:cs="Times New Roman"/>
+        </w:rPr>
+        <w:t>的最高利用率，從架構層面絕殺無狀態大模型的題目與人名重複瓶頸。</w:t>
+      </w:r>
+    </w:p>
+    <w:p>
+      <w:pPr>
+        <w:ind w:firstLine="480"/>
+        <w:rPr>
+          <w:rFonts w:cs="Times New Roman"/>
+        </w:rPr>
+      </w:pPr>
+      <w:proofErr w:type="gramStart"/>
       <w:r>
         <w:rPr>
           <w:rFonts w:cs="Times New Roman"/>
           <w:b/>
           <w:bCs/>
         </w:rPr>
-        <w:t>）</w:t>
-      </w:r>
-      <w:r>
-        <w:rPr>
-          <w:rFonts w:cs="Times New Roman"/>
-        </w:rPr>
-        <w:t>：將抓取的即時新聞強迫轉換為行銷、人資、公安等微觀商務視角，並設定「</w:t>
-      </w:r>
-      <w:r>
-        <w:rPr>
-          <w:rFonts w:cs="Times New Roman"/>
-        </w:rPr>
-        <w:t>25%</w:t>
-      </w:r>
-      <w:r>
-        <w:rPr>
-          <w:rFonts w:cs="Times New Roman"/>
-        </w:rPr>
-        <w:t>單一情境配額紅線」。此機制能打破</w:t>
-      </w:r>
-      <w:r>
-        <w:rPr>
-          <w:rFonts w:cs="Times New Roman"/>
-        </w:rPr>
-        <w:t>AI</w:t>
-      </w:r>
-      <w:r>
-        <w:rPr>
-          <w:rFonts w:cs="Times New Roman"/>
-        </w:rPr>
-        <w:t>的財經科技生成慣性，將語料均勻打散至</w:t>
-      </w:r>
-      <w:r>
-        <w:rPr>
-          <w:rFonts w:cs="Times New Roman"/>
-        </w:rPr>
-        <w:t>10</w:t>
-      </w:r>
-      <w:r>
-        <w:rPr>
-          <w:rFonts w:cs="Times New Roman"/>
-        </w:rPr>
-        <w:t>大多益情境，並將乾淨的環境常數輸出至</w:t>
-      </w:r>
-      <w:proofErr w:type="spellStart"/>
-      <w:r>
-        <w:rPr>
-          <w:rFonts w:cs="Times New Roman"/>
-        </w:rPr>
-        <w:t>dynamic_meta_pool.json</w:t>
-      </w:r>
-      <w:proofErr w:type="spellEnd"/>
-      <w:r>
-        <w:rPr>
-          <w:rFonts w:cs="Times New Roman"/>
-        </w:rPr>
-        <w:t>。</w:t>
-      </w:r>
-    </w:p>
-    <w:p>
-      <w:pPr>
-        <w:ind w:firstLine="480"/>
-        <w:rPr>
-          <w:rFonts w:cs="Times New Roman"/>
-        </w:rPr>
-      </w:pPr>
+        <w:t>強型別</w:t>
+      </w:r>
+      <w:proofErr w:type="gramEnd"/>
       <w:r>
         <w:rPr>
           <w:rFonts w:cs="Times New Roman"/>
           <w:b/>
           <w:bCs/>
         </w:rPr>
-        <w:t>平坦化循序調度演算法（步驟</w:t>
-      </w:r>
-      <w:r>
-        <w:rPr>
-          <w:rFonts w:cs="Times New Roman"/>
-          <w:b/>
-          <w:bCs/>
-        </w:rPr>
-        <w:t xml:space="preserve"> 5</w:t>
-      </w:r>
-      <w:r>
-        <w:rPr>
-          <w:rFonts w:cs="Times New Roman"/>
-          <w:b/>
-          <w:bCs/>
-        </w:rPr>
-        <w:t>）</w:t>
-      </w:r>
-      <w:r>
-        <w:rPr>
-          <w:rFonts w:cs="Times New Roman"/>
-        </w:rPr>
-        <w:t>：</w:t>
-      </w:r>
-      <w:proofErr w:type="spellStart"/>
-      <w:r>
-        <w:rPr>
-          <w:rFonts w:cs="Times New Roman"/>
-        </w:rPr>
-        <w:t>MetaManager</w:t>
-      </w:r>
-      <w:proofErr w:type="spellEnd"/>
-      <w:proofErr w:type="gramStart"/>
-      <w:r>
-        <w:rPr>
-          <w:rFonts w:cs="Times New Roman"/>
-        </w:rPr>
-        <w:t>將巢狀語料池拍平</w:t>
-      </w:r>
-      <w:proofErr w:type="gramEnd"/>
-      <w:r>
-        <w:rPr>
-          <w:rFonts w:cs="Times New Roman"/>
-        </w:rPr>
-        <w:t>為一維排隊清單，並依據出題量進行「循序彈出」。全面廢除</w:t>
-      </w:r>
-      <w:proofErr w:type="gramStart"/>
-      <w:r>
-        <w:rPr>
-          <w:rFonts w:cs="Times New Roman"/>
-        </w:rPr>
-        <w:t>隨機盲抽</w:t>
-      </w:r>
-      <w:proofErr w:type="gramEnd"/>
-      <w:r>
-        <w:rPr>
-          <w:rFonts w:cs="Times New Roman"/>
-        </w:rPr>
-        <w:t>，確保每條新聞提示詞達到</w:t>
-      </w:r>
-      <w:r>
-        <w:rPr>
-          <w:rFonts w:cs="Times New Roman"/>
-        </w:rPr>
-        <w:t>100%</w:t>
-      </w:r>
-      <w:r>
-        <w:rPr>
-          <w:rFonts w:cs="Times New Roman"/>
-        </w:rPr>
-        <w:t>的最高利用率，從架構層面絕殺無狀態大模型的題目與人名重複瓶頸。</w:t>
-      </w:r>
-    </w:p>
-    <w:p>
-      <w:pPr>
-        <w:ind w:firstLine="480"/>
-        <w:rPr>
-          <w:rFonts w:cs="Times New Roman"/>
-        </w:rPr>
-      </w:pPr>
-      <w:proofErr w:type="gramStart"/>
-      <w:r>
-        <w:rPr>
-          <w:rFonts w:cs="Times New Roman"/>
-          <w:b/>
-          <w:bCs/>
-        </w:rPr>
-        <w:t>強型別</w:t>
-      </w:r>
-      <w:proofErr w:type="gramEnd"/>
-      <w:r>
-        <w:rPr>
-          <w:rFonts w:cs="Times New Roman"/>
-          <w:b/>
-          <w:bCs/>
-        </w:rPr>
-        <w:t>防禦與持久化生成（步驟</w:t>
-      </w:r>
-      <w:r>
-        <w:rPr>
-          <w:rFonts w:cs="Times New Roman"/>
-          <w:b/>
-          <w:bCs/>
-        </w:rPr>
-        <w:t xml:space="preserve"> 6~9</w:t>
-      </w:r>
-      <w:r>
-        <w:rPr>
-          <w:rFonts w:cs="Times New Roman"/>
-          <w:b/>
-          <w:bCs/>
-        </w:rPr>
-        <w:t>）</w:t>
+        <w:t>防禦與持久化生成</w:t>
       </w:r>
       <w:r>
         <w:rPr>
@@ -6830,7 +6727,6 @@
   <w:style w:type="character" w:default="1" w:styleId="a0">
     <w:name w:val="Default Paragraph Font"/>
     <w:uiPriority w:val="1"/>
-    <w:semiHidden/>
     <w:unhideWhenUsed/>
   </w:style>
   <w:style w:type="table" w:default="1" w:styleId="a1">
@@ -7541,9 +7437,11 @@
   </w:compat>
   <w:rsids>
     <w:rsidRoot w:val="00E47868"/>
+    <w:rsid w:val="00280217"/>
     <w:rsid w:val="00457109"/>
     <w:rsid w:val="004C5A3E"/>
     <w:rsid w:val="00516625"/>
+    <w:rsid w:val="005A288A"/>
     <w:rsid w:val="00683529"/>
     <w:rsid w:val="006922DD"/>
     <w:rsid w:val="0073143B"/>

--- a/人工智慧導論報告.docx
+++ b/人工智慧導論報告.docx
@@ -1,6 +1,6 @@
 
 <file path=word/document.xml><?xml version="1.0" encoding="utf-8"?>
-<w:document xmlns:wpc="http://schemas.microsoft.com/office/word/2010/wordprocessingCanvas" xmlns:cx="http://schemas.microsoft.com/office/drawing/2014/chartex" xmlns:cx1="http://schemas.microsoft.com/office/drawing/2015/9/8/chartex" xmlns:cx2="http://schemas.microsoft.com/office/drawing/2015/10/21/chartex" xmlns:cx3="http://schemas.microsoft.com/office/drawing/2016/5/9/chartex" xmlns:cx4="http://schemas.microsoft.com/office/drawing/2016/5/10/chartex" xmlns:cx5="http://schemas.microsoft.com/office/drawing/2016/5/11/chartex" xmlns:cx6="http://schemas.microsoft.com/office/drawing/2016/5/12/chartex" xmlns:cx7="http://schemas.microsoft.com/office/drawing/2016/5/13/chartex" xmlns:cx8="http://schemas.microsoft.com/office/drawing/2016/5/14/chartex" xmlns:mc="http://schemas.openxmlformats.org/markup-compatibility/2006" xmlns:aink="http://schemas.microsoft.com/office/drawing/2016/ink" xmlns:am3d="http://schemas.microsoft.com/office/drawing/2017/model3d" xmlns:o="urn:schemas-microsoft-com:office:office" xmlns:oel="http://schemas.microsoft.com/office/2019/extlst" xmlns:r="http://schemas.openxmlformats.org/officeDocument/2006/relationships" xmlns:m="http://schemas.openxmlformats.org/officeDocument/2006/math" xmlns:v="urn:schemas-microsoft-com:vml" xmlns:wp14="http://schemas.microsoft.com/office/word/2010/wordprocessingDrawing" xmlns:wp="http://schemas.openxmlformats.org/drawingml/2006/wordprocessingDrawing" xmlns:w10="urn:schemas-microsoft-com:office:word" xmlns:w="http://schemas.openxmlformats.org/wordprocessingml/2006/main" xmlns:w14="http://schemas.microsoft.com/office/word/2010/wordml" xmlns:w15="http://schemas.microsoft.com/office/word/2012/wordml" xmlns:w16cex="http://schemas.microsoft.com/office/word/2018/wordml/cex" xmlns:w16cid="http://schemas.microsoft.com/office/word/2016/wordml/cid" xmlns:w16="http://schemas.microsoft.com/office/word/2018/wordml" xmlns:w16du="http://schemas.microsoft.com/office/word/2023/wordml/word16du" xmlns:w16sdtdh="http://schemas.microsoft.com/office/word/2020/wordml/sdtdatahash" xmlns:w16sdtfl="http://schemas.microsoft.com/office/word/2024/wordml/sdtformatlock" xmlns:w16se="http://schemas.microsoft.com/office/word/2015/wordml/symex" xmlns:wpg="http://schemas.microsoft.com/office/word/2010/wordprocessingGroup" xmlns:wpi="http://schemas.microsoft.com/office/word/2010/wordprocessingInk" xmlns:wne="http://schemas.microsoft.com/office/word/2006/wordml" xmlns:wps="http://schemas.microsoft.com/office/word/2010/wordprocessingShape" mc:Ignorable="w14 w15 w16se w16cid w16 w16cex w16sdtdh w16sdtfl w16du wp14">
+<w:document xmlns:wpc="http://schemas.microsoft.com/office/word/2010/wordprocessingCanvas" xmlns:cx="http://schemas.microsoft.com/office/drawing/2014/chartex" xmlns:cx1="http://schemas.microsoft.com/office/drawing/2015/9/8/chartex" xmlns:cx2="http://schemas.microsoft.com/office/drawing/2015/10/21/chartex" xmlns:cx3="http://schemas.microsoft.com/office/drawing/2016/5/9/chartex" xmlns:cx4="http://schemas.microsoft.com/office/drawing/2016/5/10/chartex" xmlns:cx5="http://schemas.microsoft.com/office/drawing/2016/5/11/chartex" xmlns:cx6="http://schemas.microsoft.com/office/drawing/2016/5/12/chartex" xmlns:cx7="http://schemas.microsoft.com/office/drawing/2016/5/13/chartex" xmlns:cx8="http://schemas.microsoft.com/office/drawing/2016/5/14/chartex" xmlns:mc="http://schemas.openxmlformats.org/markup-compatibility/2006" xmlns:aink="http://schemas.microsoft.com/office/drawing/2016/ink" xmlns:am3d="http://schemas.microsoft.com/office/drawing/2017/model3d" xmlns:o="urn:schemas-microsoft-com:office:office" xmlns:oel="http://schemas.microsoft.com/office/2019/extlst" xmlns:r="http://schemas.openxmlformats.org/officeDocument/2006/relationships" xmlns:m="http://schemas.openxmlformats.org/officeDocument/2006/math" xmlns:v="urn:schemas-microsoft-com:vml" xmlns:wp14="http://schemas.microsoft.com/office/word/2010/wordprocessingDrawing" xmlns:wp="http://schemas.openxmlformats.org/drawingml/2006/wordprocessingDrawing" xmlns:w10="urn:schemas-microsoft-com:office:word" xmlns:w="http://schemas.openxmlformats.org/wordprocessingml/2006/main" xmlns:w14="http://schemas.microsoft.com/office/word/2010/wordml" xmlns:w15="http://schemas.microsoft.com/office/word/2012/wordml" xmlns:w16cex="http://schemas.microsoft.com/office/word/2018/wordml/cex" xmlns:w16cid="http://schemas.microsoft.com/office/word/2016/wordml/cid" xmlns:w16="http://schemas.microsoft.com/office/word/2018/wordml" xmlns:w16sdtdh="http://schemas.microsoft.com/office/word/2020/wordml/sdtdatahash" xmlns:w16se="http://schemas.microsoft.com/office/word/2015/wordml/symex" xmlns:wpg="http://schemas.microsoft.com/office/word/2010/wordprocessingGroup" xmlns:wpi="http://schemas.microsoft.com/office/word/2010/wordprocessingInk" xmlns:wne="http://schemas.microsoft.com/office/word/2006/wordml" xmlns:wps="http://schemas.microsoft.com/office/word/2010/wordprocessingShape" mc:Ignorable="w14 w15 w16se w16cid w16 w16cex w16sdtdh wp14">
   <w:body>
     <w:sdt>
       <w:sdtPr>
@@ -130,7 +130,6 @@
                   <w:szCs w:val="80"/>
                 </w:rPr>
               </w:pPr>
-              <w:proofErr w:type="gramStart"/>
               <w:r>
                 <w:rPr>
                   <w:rFonts w:ascii="Times New Roman" w:eastAsia="標楷體" w:hAnsi="Times New Roman" w:cs="Times New Roman"/>
@@ -141,7 +140,6 @@
                 </w:rPr>
                 <w:t>多益</w:t>
               </w:r>
-              <w:proofErr w:type="gramEnd"/>
               <w:r>
                 <w:rPr>
                   <w:rFonts w:ascii="Times New Roman" w:eastAsia="標楷體" w:hAnsi="Times New Roman" w:cs="Times New Roman"/>
@@ -477,7 +475,7 @@
                   </wp:anchor>
                 </w:drawing>
               </mc:Choice>
-              <mc:Fallback>
+              <mc:Fallback xmlns:w16sdtfl="http://schemas.microsoft.com/office/word/2024/wordml/sdtformatlock" xmlns:w16du="http://schemas.microsoft.com/office/word/2023/wordml/word16du">
                 <w:pict>
                   <v:shapetype w14:anchorId="575A20A6" id="_x0000_t202" coordsize="21600,21600" o:spt="202" path="m,l,21600r21600,l21600,xe">
                     <v:stroke joinstyle="miter"/>
@@ -650,21 +648,7 @@
         <w:rPr>
           <w:rFonts w:cs="Times New Roman"/>
         </w:rPr>
-        <w:t>隨著大型語言模型與人工智慧生成內容技術的爆發式成長，教育科技迎來了深度的架構變革。</w:t>
-      </w:r>
-      <w:proofErr w:type="gramStart"/>
-      <w:r>
-        <w:rPr>
-          <w:rFonts w:cs="Times New Roman"/>
-        </w:rPr>
-        <w:t>傳統多益</w:t>
-      </w:r>
-      <w:proofErr w:type="gramEnd"/>
-      <w:r>
-        <w:rPr>
-          <w:rFonts w:cs="Times New Roman"/>
-        </w:rPr>
-        <w:t>（</w:t>
+        <w:t>隨著大型語言模型與人工智慧生成內容技術的爆發式成長，教育科技迎來了深度的架構變革。傳統多益（</w:t>
       </w:r>
       <w:r>
         <w:rPr>
@@ -688,35 +672,7 @@
         <w:rPr>
           <w:rFonts w:cs="Times New Roman"/>
         </w:rPr>
-        <w:t>進行大量自動化命題，又常因模型本質上的「無狀態性」與「</w:t>
-      </w:r>
-      <w:proofErr w:type="gramStart"/>
-      <w:r>
-        <w:rPr>
-          <w:rFonts w:cs="Times New Roman"/>
-        </w:rPr>
-        <w:t>高維度</w:t>
-      </w:r>
-      <w:proofErr w:type="gramEnd"/>
-      <w:r>
-        <w:rPr>
-          <w:rFonts w:cs="Times New Roman"/>
-        </w:rPr>
-        <w:t>語意慣性陷阱」，導致生成題目出現角色名稱嚴重撞車、情境高度雷同等技術瓶頸，且傳統的密碼學靜態字串雜湊防線亦難以有效</w:t>
-      </w:r>
-      <w:proofErr w:type="gramStart"/>
-      <w:r>
-        <w:rPr>
-          <w:rFonts w:cs="Times New Roman"/>
-        </w:rPr>
-        <w:t>識別高維度</w:t>
-      </w:r>
-      <w:proofErr w:type="gramEnd"/>
-      <w:r>
-        <w:rPr>
-          <w:rFonts w:cs="Times New Roman"/>
-        </w:rPr>
-        <w:t>的語意重複。</w:t>
+        <w:t>進行大量自動化命題，又常因模型本質上的「無狀態性」與「高維度語意慣性陷阱」，導致生成題目出現角色名稱嚴重撞車、情境高度雷同等技術瓶頸，且傳統的密碼學靜態字串雜湊防線亦難以有效識別高維度的語意重複。</w:t>
       </w:r>
     </w:p>
     <w:p>
@@ -740,79 +696,77 @@
           <w:rFonts w:cs="Times New Roman"/>
         </w:rPr>
       </w:pPr>
-      <w:proofErr w:type="gramStart"/>
       <w:r>
         <w:rPr>
           <w:rFonts w:cs="Times New Roman"/>
           <w:b/>
           <w:bCs/>
         </w:rPr>
-        <w:t>異步時事</w:t>
-      </w:r>
-      <w:proofErr w:type="gramEnd"/>
+        <w:t>異步時事語料管線</w:t>
+      </w:r>
+      <w:r>
+        <w:rPr>
+          <w:rFonts w:cs="Times New Roman"/>
+        </w:rPr>
+        <w:t>：定時抓取國際主流商務</w:t>
+      </w:r>
+      <w:r>
+        <w:rPr>
+          <w:rFonts w:cs="Times New Roman"/>
+        </w:rPr>
+        <w:t>RSS</w:t>
+      </w:r>
+      <w:r>
+        <w:rPr>
+          <w:rFonts w:cs="Times New Roman"/>
+        </w:rPr>
+        <w:t>新聞源，並利用大模型進行「批次打包清洗」，在數秒內完成多條時事之「多益情境精煉」，並透過「</w:t>
+      </w:r>
+      <w:r>
+        <w:rPr>
+          <w:rFonts w:cs="Times New Roman"/>
+        </w:rPr>
+        <w:t>25%</w:t>
+      </w:r>
+      <w:r>
+        <w:rPr>
+          <w:rFonts w:cs="Times New Roman"/>
+        </w:rPr>
+        <w:t>嚴格配額紅線」與「動態語意扭轉原則」強迫語料均勻分流至</w:t>
+      </w:r>
+      <w:r>
+        <w:rPr>
+          <w:rFonts w:cs="Times New Roman"/>
+        </w:rPr>
+        <w:t>10</w:t>
+      </w:r>
+      <w:r>
+        <w:rPr>
+          <w:rFonts w:cs="Times New Roman"/>
+        </w:rPr>
+        <w:t>大核心商務情境。</w:t>
+      </w:r>
+    </w:p>
+    <w:p>
+      <w:pPr>
+        <w:ind w:firstLine="480"/>
+        <w:rPr>
+          <w:rFonts w:cs="Times New Roman"/>
+        </w:rPr>
+      </w:pPr>
       <w:r>
         <w:rPr>
           <w:rFonts w:cs="Times New Roman"/>
           <w:b/>
           <w:bCs/>
         </w:rPr>
-        <w:t>語料管線</w:t>
-      </w:r>
-      <w:r>
-        <w:rPr>
-          <w:rFonts w:cs="Times New Roman"/>
-        </w:rPr>
-        <w:t>：定時抓取國際主流商務</w:t>
-      </w:r>
-      <w:r>
-        <w:rPr>
-          <w:rFonts w:cs="Times New Roman"/>
-        </w:rPr>
-        <w:t>RSS</w:t>
-      </w:r>
-      <w:r>
-        <w:rPr>
-          <w:rFonts w:cs="Times New Roman"/>
-        </w:rPr>
-        <w:t>新聞源，並利用大模型進行「批次打包清洗」，在數秒內完成多條時事之「</w:t>
-      </w:r>
-      <w:proofErr w:type="gramStart"/>
-      <w:r>
-        <w:rPr>
-          <w:rFonts w:cs="Times New Roman"/>
-        </w:rPr>
-        <w:t>多益情境</w:t>
-      </w:r>
-      <w:proofErr w:type="gramEnd"/>
-      <w:r>
-        <w:rPr>
-          <w:rFonts w:cs="Times New Roman"/>
-        </w:rPr>
-        <w:t>精煉」，並透過「</w:t>
-      </w:r>
-      <w:r>
-        <w:rPr>
-          <w:rFonts w:cs="Times New Roman"/>
-        </w:rPr>
-        <w:t>25%</w:t>
-      </w:r>
-      <w:r>
-        <w:rPr>
-          <w:rFonts w:cs="Times New Roman"/>
-        </w:rPr>
-        <w:t>嚴格配額紅線」與「動態語意扭轉原則」強迫語料均勻分流至</w:t>
-      </w:r>
-      <w:r>
-        <w:rPr>
-          <w:rFonts w:cs="Times New Roman"/>
-        </w:rPr>
-        <w:t>10</w:t>
-      </w:r>
-      <w:r>
-        <w:rPr>
-          <w:rFonts w:cs="Times New Roman"/>
-        </w:rPr>
-        <w:t>大核心商務情境。</w:t>
+        <w:t>循序編排調度中樞</w:t>
+      </w:r>
+      <w:r>
+        <w:rPr>
+          <w:rFonts w:cs="Times New Roman"/>
+        </w:rPr>
+        <w:t>：廢除傳統隨機盲抽機制，將動態語料池完全平坦化，依據目標出題量進行循序彈出，確保網路時事提示詞達到極高利用率。</w:t>
       </w:r>
     </w:p>
     <w:p>
@@ -828,27 +782,37 @@
           <w:b/>
           <w:bCs/>
         </w:rPr>
-        <w:t>循序編排調度中樞</w:t>
-      </w:r>
-      <w:r>
-        <w:rPr>
-          <w:rFonts w:cs="Times New Roman"/>
-        </w:rPr>
-        <w:t>：廢除傳統</w:t>
-      </w:r>
-      <w:proofErr w:type="gramStart"/>
-      <w:r>
-        <w:rPr>
-          <w:rFonts w:cs="Times New Roman"/>
-        </w:rPr>
-        <w:t>隨機盲抽機制</w:t>
-      </w:r>
-      <w:proofErr w:type="gramEnd"/>
-      <w:r>
-        <w:rPr>
-          <w:rFonts w:cs="Times New Roman"/>
-        </w:rPr>
-        <w:t>，將動態語料池完全平坦化，依據目標出題量進行循序彈出，確保網路時事提示詞達到極高利用率。</w:t>
+        <w:t>中央生成引擎與強型別防禦機制</w:t>
+      </w:r>
+      <w:r>
+        <w:rPr>
+          <w:rFonts w:cs="Times New Roman"/>
+        </w:rPr>
+        <w:t>：利用</w:t>
+      </w:r>
+      <w:r>
+        <w:rPr>
+          <w:rFonts w:cs="Times New Roman"/>
+        </w:rPr>
+        <w:t>Enum</w:t>
+      </w:r>
+      <w:r>
+        <w:rPr>
+          <w:rFonts w:cs="Times New Roman"/>
+        </w:rPr>
+        <w:t>物件建立端到端的一致性合約，將時事環境常數與亂數人名作為「硬性指標軍令」壓進提示詞頂層，強制壓制</w:t>
+      </w:r>
+      <w:r>
+        <w:rPr>
+          <w:rFonts w:cs="Times New Roman"/>
+        </w:rPr>
+        <w:t>LLM</w:t>
+      </w:r>
+      <w:r>
+        <w:rPr>
+          <w:rFonts w:cs="Times New Roman"/>
+        </w:rPr>
+        <w:t>的生成偏誤，並建立多金鑰循環容錯防禦。</w:t>
       </w:r>
     </w:p>
     <w:p>
@@ -861,60 +825,125 @@
       <w:r>
         <w:rPr>
           <w:rFonts w:cs="Times New Roman"/>
+        </w:rPr>
+        <w:lastRenderedPageBreak/>
+        <w:t>在應用部署與數據調度架構上，本專案採取「後台重度生成，前端輕量消費」的去中心化</w:t>
+      </w:r>
+      <w:r>
+        <w:rPr>
+          <w:rFonts w:cs="Times New Roman"/>
+        </w:rPr>
+        <w:t>拓撲</w:t>
+      </w:r>
+      <w:r>
+        <w:rPr>
+          <w:rFonts w:cs="Times New Roman"/>
+        </w:rPr>
+        <w:t>策略。全套</w:t>
+      </w:r>
+      <w:r>
+        <w:rPr>
+          <w:rFonts w:cs="Times New Roman"/>
+        </w:rPr>
+        <w:t xml:space="preserve"> AI </w:t>
+      </w:r>
+      <w:r>
+        <w:rPr>
+          <w:rFonts w:cs="Times New Roman"/>
+        </w:rPr>
+        <w:t>命題與新聞清洗管線由開發者於後台端一次性批次處理，並將封裝完畢的結構化題組上傳至遠端</w:t>
+      </w:r>
+      <w:r>
+        <w:rPr>
+          <w:rFonts w:cs="Times New Roman"/>
+        </w:rPr>
+        <w:t xml:space="preserve"> </w:t>
+      </w:r>
+      <w:proofErr w:type="spellStart"/>
+      <w:r>
+        <w:rPr>
+          <w:rFonts w:cs="Times New Roman"/>
+        </w:rPr>
+        <w:t>Supabase</w:t>
+      </w:r>
+      <w:proofErr w:type="spellEnd"/>
+      <w:r>
+        <w:rPr>
+          <w:rFonts w:cs="Times New Roman"/>
+        </w:rPr>
+        <w:t xml:space="preserve"> </w:t>
+      </w:r>
+      <w:r>
+        <w:rPr>
+          <w:rFonts w:cs="Times New Roman"/>
+        </w:rPr>
+        <w:t>雲端資料庫；使用者端系統則透過高效的非同步同步機制，直接自雲端將完整題庫下載至本地端</w:t>
+      </w:r>
+      <w:r>
+        <w:rPr>
+          <w:rFonts w:cs="Times New Roman" w:hint="eastAsia"/>
+        </w:rPr>
+        <w:t>記憶體</w:t>
+      </w:r>
+      <w:r>
+        <w:rPr>
+          <w:rFonts w:cs="Times New Roman"/>
+        </w:rPr>
+        <w:t>進行儲存。此架構確保了終端使用者在刷題練習時，能實現毫秒級的快速本地出題響應，完全無須在運行時觸發昂貴、具備網路延遲且不穩定的</w:t>
+      </w:r>
+      <w:r>
+        <w:rPr>
+          <w:rFonts w:cs="Times New Roman"/>
+        </w:rPr>
+        <w:t>LLM API</w:t>
+      </w:r>
+      <w:r>
+        <w:rPr>
+          <w:rFonts w:cs="Times New Roman"/>
+        </w:rPr>
+        <w:t>。</w:t>
+      </w:r>
+    </w:p>
+    <w:p>
+      <w:pPr>
+        <w:ind w:firstLine="480"/>
+        <w:rPr>
+          <w:rFonts w:cs="Times New Roman"/>
+        </w:rPr>
+      </w:pPr>
+      <w:r>
+        <w:rPr>
+          <w:rFonts w:cs="Times New Roman"/>
+        </w:rPr>
+        <w:t>實作結果顯示，本專案成功打破了</w:t>
+      </w:r>
+      <w:r>
+        <w:rPr>
+          <w:rFonts w:cs="Times New Roman"/>
+        </w:rPr>
+        <w:t>LLM</w:t>
+      </w:r>
+      <w:r>
+        <w:rPr>
+          <w:rFonts w:cs="Times New Roman"/>
+        </w:rPr>
+        <w:t>命題的語意慣性，產出的題庫具備高度的時代感與微觀商務考感。本系統完整實作了從前端物件解包、後台品管到網頁動態語料清洗的全自動化。</w:t>
+      </w:r>
+    </w:p>
+    <w:p>
+      <w:pPr>
+        <w:ind w:firstLine="480"/>
+        <w:rPr>
+          <w:rFonts w:cs="Times New Roman"/>
+        </w:rPr>
+      </w:pPr>
+      <w:r>
+        <w:rPr>
+          <w:rFonts w:cs="Times New Roman"/>
           <w:b/>
           <w:bCs/>
         </w:rPr>
-        <w:t>中央生成引擎</w:t>
-      </w:r>
-      <w:proofErr w:type="gramStart"/>
-      <w:r>
-        <w:rPr>
-          <w:rFonts w:cs="Times New Roman"/>
-          <w:b/>
-          <w:bCs/>
-        </w:rPr>
-        <w:t>與強型別</w:t>
-      </w:r>
-      <w:proofErr w:type="gramEnd"/>
-      <w:r>
-        <w:rPr>
-          <w:rFonts w:cs="Times New Roman"/>
-          <w:b/>
-          <w:bCs/>
-        </w:rPr>
-        <w:t>防禦機制</w:t>
-      </w:r>
-      <w:r>
-        <w:rPr>
-          <w:rFonts w:cs="Times New Roman"/>
-        </w:rPr>
-        <w:t>：利用</w:t>
-      </w:r>
-      <w:r>
-        <w:rPr>
-          <w:rFonts w:cs="Times New Roman"/>
-        </w:rPr>
-        <w:t>Enum</w:t>
-      </w:r>
-      <w:r>
-        <w:rPr>
-          <w:rFonts w:cs="Times New Roman"/>
-        </w:rPr>
-        <w:t>物件建立端到端的一致性合約，將時事環境常數與亂數人名作為「硬性指標軍令」壓進提示詞</w:t>
-      </w:r>
-      <w:proofErr w:type="gramStart"/>
-      <w:r>
-        <w:rPr>
-          <w:rFonts w:cs="Times New Roman"/>
-        </w:rPr>
-        <w:t>頂層，</w:t>
-      </w:r>
-      <w:proofErr w:type="gramEnd"/>
-      <w:r>
-        <w:rPr>
-          <w:rFonts w:cs="Times New Roman"/>
-        </w:rPr>
-        <w:t>強制壓制</w:t>
+        <w:t>關鍵字：</w:t>
       </w:r>
       <w:r>
         <w:rPr>
@@ -926,289 +955,7 @@
         <w:rPr>
           <w:rFonts w:cs="Times New Roman"/>
         </w:rPr>
-        <w:t>的</w:t>
-      </w:r>
-      <w:proofErr w:type="gramStart"/>
-      <w:r>
-        <w:rPr>
-          <w:rFonts w:cs="Times New Roman"/>
-        </w:rPr>
-        <w:t>生成偏誤</w:t>
-      </w:r>
-      <w:proofErr w:type="gramEnd"/>
-      <w:r>
-        <w:rPr>
-          <w:rFonts w:cs="Times New Roman"/>
-        </w:rPr>
-        <w:t>，並建立多金</w:t>
-      </w:r>
-      <w:proofErr w:type="gramStart"/>
-      <w:r>
-        <w:rPr>
-          <w:rFonts w:cs="Times New Roman"/>
-        </w:rPr>
-        <w:t>鑰</w:t>
-      </w:r>
-      <w:proofErr w:type="gramEnd"/>
-      <w:r>
-        <w:rPr>
-          <w:rFonts w:cs="Times New Roman"/>
-        </w:rPr>
-        <w:t>循環容錯防禦。</w:t>
-      </w:r>
-    </w:p>
-    <w:p>
-      <w:pPr>
-        <w:ind w:firstLine="480"/>
-        <w:rPr>
-          <w:rFonts w:cs="Times New Roman"/>
-        </w:rPr>
-      </w:pPr>
-      <w:r>
-        <w:rPr>
-          <w:rFonts w:cs="Times New Roman"/>
-        </w:rPr>
-        <w:t>在應用部署與數據調度架構上，本專案採取「後台重度生成，</w:t>
-      </w:r>
-      <w:proofErr w:type="gramStart"/>
-      <w:r>
-        <w:rPr>
-          <w:rFonts w:cs="Times New Roman"/>
-        </w:rPr>
-        <w:t>前端輕量</w:t>
-      </w:r>
-      <w:proofErr w:type="gramEnd"/>
-      <w:r>
-        <w:rPr>
-          <w:rFonts w:cs="Times New Roman"/>
-        </w:rPr>
-        <w:t>消費」的去</w:t>
-      </w:r>
-      <w:proofErr w:type="gramStart"/>
-      <w:r>
-        <w:rPr>
-          <w:rFonts w:cs="Times New Roman"/>
-        </w:rPr>
-        <w:t>中心化</w:t>
-      </w:r>
-      <w:r>
-        <w:rPr>
-          <w:rFonts w:cs="Times New Roman"/>
-        </w:rPr>
-        <w:t>拓</w:t>
-      </w:r>
-      <w:proofErr w:type="gramEnd"/>
-      <w:r>
-        <w:rPr>
-          <w:rFonts w:cs="Times New Roman"/>
-        </w:rPr>
-        <w:t>撲</w:t>
-      </w:r>
-      <w:r>
-        <w:rPr>
-          <w:rFonts w:cs="Times New Roman"/>
-        </w:rPr>
-        <w:t>策略。全套</w:t>
-      </w:r>
-      <w:r>
-        <w:rPr>
-          <w:rFonts w:cs="Times New Roman"/>
-        </w:rPr>
-        <w:t xml:space="preserve"> AI </w:t>
-      </w:r>
-      <w:r>
-        <w:rPr>
-          <w:rFonts w:cs="Times New Roman"/>
-        </w:rPr>
-        <w:t>命題與新聞清洗管線由開發者於後台端一次性批次處理，並將封裝完畢的</w:t>
-      </w:r>
-      <w:proofErr w:type="gramStart"/>
-      <w:r>
-        <w:rPr>
-          <w:rFonts w:cs="Times New Roman"/>
-        </w:rPr>
-        <w:t>結構化題組</w:t>
-      </w:r>
-      <w:proofErr w:type="gramEnd"/>
-      <w:r>
-        <w:rPr>
-          <w:rFonts w:cs="Times New Roman"/>
-        </w:rPr>
-        <w:t>上傳至遠端</w:t>
-      </w:r>
-      <w:r>
-        <w:rPr>
-          <w:rFonts w:cs="Times New Roman"/>
-        </w:rPr>
-        <w:t xml:space="preserve"> </w:t>
-      </w:r>
-      <w:proofErr w:type="spellStart"/>
-      <w:r>
-        <w:rPr>
-          <w:rFonts w:cs="Times New Roman"/>
-        </w:rPr>
-        <w:t>Supabase</w:t>
-      </w:r>
-      <w:proofErr w:type="spellEnd"/>
-      <w:r>
-        <w:rPr>
-          <w:rFonts w:cs="Times New Roman"/>
-        </w:rPr>
-        <w:t xml:space="preserve"> </w:t>
-      </w:r>
-      <w:r>
-        <w:rPr>
-          <w:rFonts w:cs="Times New Roman"/>
-        </w:rPr>
-        <w:t>雲端資料庫；使用者端系統則透過高效的非同步同步機制，直接自雲端將完整題庫下載至本地端</w:t>
-      </w:r>
-      <w:r>
-        <w:rPr>
-          <w:rFonts w:cs="Times New Roman" w:hint="eastAsia"/>
-        </w:rPr>
-        <w:t>記憶體</w:t>
-      </w:r>
-      <w:r>
-        <w:rPr>
-          <w:rFonts w:cs="Times New Roman"/>
-        </w:rPr>
-        <w:t>進行儲存。此架構確保了終端使用者</w:t>
-      </w:r>
-      <w:proofErr w:type="gramStart"/>
-      <w:r>
-        <w:rPr>
-          <w:rFonts w:cs="Times New Roman"/>
-        </w:rPr>
-        <w:t>在刷題練習</w:t>
-      </w:r>
-      <w:proofErr w:type="gramEnd"/>
-      <w:r>
-        <w:rPr>
-          <w:rFonts w:cs="Times New Roman"/>
-        </w:rPr>
-        <w:t>時，能實現毫秒級的快速本地出題響應，完全無須在運行時觸發昂貴、具備網路延遲且不穩定的</w:t>
-      </w:r>
-      <w:r>
-        <w:rPr>
-          <w:rFonts w:cs="Times New Roman"/>
-        </w:rPr>
-        <w:t>LLM API</w:t>
-      </w:r>
-      <w:r>
-        <w:rPr>
-          <w:rFonts w:cs="Times New Roman"/>
-        </w:rPr>
-        <w:t>。</w:t>
-      </w:r>
-    </w:p>
-    <w:p>
-      <w:pPr>
-        <w:ind w:firstLine="480"/>
-        <w:rPr>
-          <w:rFonts w:cs="Times New Roman"/>
-        </w:rPr>
-      </w:pPr>
-      <w:r>
-        <w:rPr>
-          <w:rFonts w:cs="Times New Roman"/>
-        </w:rPr>
-        <w:t>實作結果顯示，本專案成功打破了</w:t>
-      </w:r>
-      <w:r>
-        <w:rPr>
-          <w:rFonts w:cs="Times New Roman"/>
-        </w:rPr>
-        <w:t>LLM</w:t>
-      </w:r>
-      <w:r>
-        <w:rPr>
-          <w:rFonts w:cs="Times New Roman"/>
-        </w:rPr>
-        <w:t>命題的語意慣性，產出的題庫具備高度的時代感與微觀</w:t>
-      </w:r>
-      <w:proofErr w:type="gramStart"/>
-      <w:r>
-        <w:rPr>
-          <w:rFonts w:cs="Times New Roman"/>
-        </w:rPr>
-        <w:t>商務考感</w:t>
-      </w:r>
-      <w:proofErr w:type="gramEnd"/>
-      <w:r>
-        <w:rPr>
-          <w:rFonts w:cs="Times New Roman"/>
-        </w:rPr>
-        <w:t>。本系統完整實作了從前端</w:t>
-      </w:r>
-      <w:proofErr w:type="gramStart"/>
-      <w:r>
-        <w:rPr>
-          <w:rFonts w:cs="Times New Roman"/>
-        </w:rPr>
-        <w:t>物件解包</w:t>
-      </w:r>
-      <w:proofErr w:type="gramEnd"/>
-      <w:r>
-        <w:rPr>
-          <w:rFonts w:cs="Times New Roman"/>
-        </w:rPr>
-        <w:t>、</w:t>
-      </w:r>
-      <w:proofErr w:type="gramStart"/>
-      <w:r>
-        <w:rPr>
-          <w:rFonts w:cs="Times New Roman"/>
-        </w:rPr>
-        <w:t>後台品管</w:t>
-      </w:r>
-      <w:proofErr w:type="gramEnd"/>
-      <w:r>
-        <w:rPr>
-          <w:rFonts w:cs="Times New Roman"/>
-        </w:rPr>
-        <w:t>到網頁動態語料清洗的全自動化。</w:t>
-      </w:r>
-    </w:p>
-    <w:p>
-      <w:pPr>
-        <w:ind w:firstLine="480"/>
-        <w:rPr>
-          <w:rFonts w:cs="Times New Roman"/>
-        </w:rPr>
-      </w:pPr>
-      <w:r>
-        <w:rPr>
-          <w:rFonts w:cs="Times New Roman"/>
-          <w:b/>
-          <w:bCs/>
-        </w:rPr>
-        <w:t>關鍵字：</w:t>
-      </w:r>
-      <w:r>
-        <w:rPr>
-          <w:rFonts w:cs="Times New Roman"/>
-        </w:rPr>
-        <w:t>LLM</w:t>
-      </w:r>
-      <w:r>
-        <w:rPr>
-          <w:rFonts w:cs="Times New Roman"/>
-        </w:rPr>
-        <w:t>、</w:t>
-      </w:r>
-      <w:proofErr w:type="gramStart"/>
-      <w:r>
-        <w:rPr>
-          <w:rFonts w:cs="Times New Roman"/>
-        </w:rPr>
-        <w:t>多益自動化</w:t>
-      </w:r>
-      <w:proofErr w:type="gramEnd"/>
-      <w:r>
-        <w:rPr>
-          <w:rFonts w:cs="Times New Roman"/>
-        </w:rPr>
-        <w:t>命題、</w:t>
+        <w:t>、多益自動化命題、</w:t>
       </w:r>
       <w:r>
         <w:rPr>
@@ -2547,6 +2294,7 @@
               <w:bCs/>
               <w:lang w:val="zh-TW"/>
             </w:rPr>
+            <w:lastRenderedPageBreak/>
             <w:fldChar w:fldCharType="end"/>
           </w:r>
         </w:p>
@@ -2622,21 +2370,7 @@
         <w:rPr>
           <w:rFonts w:cs="Times New Roman"/>
         </w:rPr>
-        <w:t>在專案確立初期，團隊原規劃基於既有之畢業專題進行二次開發與客製化功能改造。然而在技術評估階段，卻遭遇原始資料集問題，且與原專案成員在代碼授權與架構重構的跨團隊溝通上耗費過高成本。為確保技術自主性，並深度符合課程對於詳細說明開發過程、架構設計</w:t>
-      </w:r>
-      <w:proofErr w:type="gramStart"/>
-      <w:r>
-        <w:rPr>
-          <w:rFonts w:cs="Times New Roman"/>
-        </w:rPr>
-        <w:t>與踩雷</w:t>
-      </w:r>
-      <w:proofErr w:type="gramEnd"/>
-      <w:r>
-        <w:rPr>
-          <w:rFonts w:cs="Times New Roman"/>
-        </w:rPr>
-        <w:t>排錯的考核指標，團隊最終放棄改造型方針，決議採取從零開始獨立開發的技術之路。</w:t>
+        <w:t>在專案確立初期，團隊原規劃基於既有之畢業專題進行二次開發與客製化功能改造。然而在技術評估階段，卻遭遇原始資料集問題，且與原專案成員在代碼授權與架構重構的跨團隊溝通上耗費過高成本。為確保技術自主性，並深度符合課程對於詳細說明開發過程、架構設計與踩雷排錯的考核指標，團隊最終放棄改造型方針，決議採取從零開始獨立開發的技術之路。</w:t>
       </w:r>
     </w:p>
     <w:p>
@@ -2734,21 +2468,14 @@
         <w:rPr>
           <w:rFonts w:cs="Times New Roman"/>
         </w:rPr>
-        <w:t>在無狀態連續生成下的「</w:t>
-      </w:r>
-      <w:proofErr w:type="gramStart"/>
-      <w:r>
-        <w:rPr>
-          <w:rFonts w:cs="Times New Roman"/>
-        </w:rPr>
-        <w:t>高維度</w:t>
-      </w:r>
-      <w:proofErr w:type="gramEnd"/>
-      <w:r>
-        <w:rPr>
-          <w:rFonts w:cs="Times New Roman"/>
-        </w:rPr>
-        <w:t>語意慣性陷阱」，為避免系統產出角色名稱嚴重撞車、情境高度雷同等生成退化現象，破除傳統密碼學靜態字串雜湊防線難以識別語意重複的侷限。</w:t>
+        <w:t>在無狀態連續生成下的「高維度語意慣性陷阱」，為避免系統產出角色名稱嚴重撞車、情境高度雷</w:t>
+      </w:r>
+      <w:r>
+        <w:rPr>
+          <w:rFonts w:cs="Times New Roman"/>
+        </w:rPr>
+        <w:lastRenderedPageBreak/>
+        <w:t>同等生成退化現象，破除傳統密碼學靜態字串雜湊防線難以識別語意重複的侷限。</w:t>
       </w:r>
     </w:p>
     <w:p>
@@ -2762,35 +2489,7 @@
         <w:rPr>
           <w:rFonts w:cs="Times New Roman"/>
         </w:rPr>
-        <w:t>其次為</w:t>
-      </w:r>
-      <w:proofErr w:type="gramStart"/>
-      <w:r>
-        <w:rPr>
-          <w:rFonts w:cs="Times New Roman"/>
-        </w:rPr>
-        <w:t>建構端到</w:t>
-      </w:r>
-      <w:proofErr w:type="gramEnd"/>
-      <w:r>
-        <w:rPr>
-          <w:rFonts w:cs="Times New Roman"/>
-        </w:rPr>
-        <w:t>端的「</w:t>
-      </w:r>
-      <w:proofErr w:type="gramStart"/>
-      <w:r>
-        <w:rPr>
-          <w:rFonts w:cs="Times New Roman"/>
-        </w:rPr>
-        <w:t>強型別</w:t>
-      </w:r>
-      <w:proofErr w:type="gramEnd"/>
-      <w:r>
-        <w:rPr>
-          <w:rFonts w:cs="Times New Roman"/>
-        </w:rPr>
-        <w:t>通訊合約」，透過安全解包機制，確保</w:t>
+        <w:t>其次為建構端到端的「強型別通訊合約」，透過安全解包機制，確保</w:t>
       </w:r>
       <w:r>
         <w:rPr>
@@ -2852,21 +2551,7 @@
         <w:rPr>
           <w:rFonts w:cs="Times New Roman"/>
         </w:rPr>
-        <w:t>巢</w:t>
-      </w:r>
-      <w:proofErr w:type="gramStart"/>
-      <w:r>
-        <w:rPr>
-          <w:rFonts w:cs="Times New Roman"/>
-        </w:rPr>
-        <w:t>狀強型</w:t>
-      </w:r>
-      <w:proofErr w:type="gramEnd"/>
-      <w:r>
-        <w:rPr>
-          <w:rFonts w:cs="Times New Roman"/>
-        </w:rPr>
-        <w:t>別物件。</w:t>
+        <w:t>巢狀強型別物件。</w:t>
       </w:r>
     </w:p>
     <w:p>
@@ -2880,35 +2565,7 @@
         <w:rPr>
           <w:rFonts w:cs="Times New Roman"/>
         </w:rPr>
-        <w:t>最終則是進行「商業落地架構優化」，採取「後台重度生成，</w:t>
-      </w:r>
-      <w:proofErr w:type="gramStart"/>
-      <w:r>
-        <w:rPr>
-          <w:rFonts w:cs="Times New Roman"/>
-        </w:rPr>
-        <w:t>前端輕量</w:t>
-      </w:r>
-      <w:proofErr w:type="gramEnd"/>
-      <w:r>
-        <w:rPr>
-          <w:rFonts w:cs="Times New Roman"/>
-        </w:rPr>
-        <w:t>消費」的去</w:t>
-      </w:r>
-      <w:proofErr w:type="gramStart"/>
-      <w:r>
-        <w:rPr>
-          <w:rFonts w:cs="Times New Roman"/>
-        </w:rPr>
-        <w:t>中心化拓</w:t>
-      </w:r>
-      <w:proofErr w:type="gramEnd"/>
-      <w:r>
-        <w:rPr>
-          <w:rFonts w:cs="Times New Roman"/>
-        </w:rPr>
-        <w:t>撲策略，全套命題管線由開發者於後台端一次性批次處理並直接上傳至遠端</w:t>
+        <w:t>最終則是進行「商業落地架構優化」，採取「後台重度生成，前端輕量消費」的去中心化拓撲策略，全套命題管線由開發者於後台端一次性批次處理並直接上傳至遠端</w:t>
       </w:r>
       <w:proofErr w:type="spellStart"/>
       <w:r>
@@ -2972,21 +2629,7 @@
         <w:rPr>
           <w:rFonts w:cs="Times New Roman"/>
         </w:rPr>
-        <w:t>成本與網路連線延遲，達成毫秒級響應的高完備</w:t>
-      </w:r>
-      <w:proofErr w:type="gramStart"/>
-      <w:r>
-        <w:rPr>
-          <w:rFonts w:cs="Times New Roman"/>
-        </w:rPr>
-        <w:t>度多益練習</w:t>
-      </w:r>
-      <w:proofErr w:type="gramEnd"/>
-      <w:r>
-        <w:rPr>
-          <w:rFonts w:cs="Times New Roman"/>
-        </w:rPr>
-        <w:t>系統</w:t>
+        <w:t>成本與網路連線延遲，達成毫秒級響應的高完備度多益練習系統</w:t>
       </w:r>
       <w:r>
         <w:rPr>
@@ -3012,7 +2655,6 @@
         <w:rPr>
           <w:rFonts w:cs="Times New Roman"/>
         </w:rPr>
-        <w:lastRenderedPageBreak/>
         <w:t>專案介紹與系統架構</w:t>
       </w:r>
       <w:bookmarkEnd w:id="4"/>
@@ -3050,35 +2692,7 @@
         <w:rPr>
           <w:rFonts w:cs="Times New Roman"/>
         </w:rPr>
-        <w:t>本系統在架構設計上採取「後台重度生成，</w:t>
-      </w:r>
-      <w:proofErr w:type="gramStart"/>
-      <w:r>
-        <w:rPr>
-          <w:rFonts w:cs="Times New Roman"/>
-        </w:rPr>
-        <w:t>前端輕量</w:t>
-      </w:r>
-      <w:proofErr w:type="gramEnd"/>
-      <w:r>
-        <w:rPr>
-          <w:rFonts w:cs="Times New Roman"/>
-        </w:rPr>
-        <w:t>消費」的去</w:t>
-      </w:r>
-      <w:proofErr w:type="gramStart"/>
-      <w:r>
-        <w:rPr>
-          <w:rFonts w:cs="Times New Roman"/>
-        </w:rPr>
-        <w:t>中心化拓</w:t>
-      </w:r>
-      <w:proofErr w:type="gramEnd"/>
-      <w:r>
-        <w:rPr>
-          <w:rFonts w:cs="Times New Roman"/>
-        </w:rPr>
-        <w:t>撲結構，核心目的在於徹底隔絕終端練習環境與外部大語言模型</w:t>
+        <w:t>本系統在架構設計上採取「後台重度生成，前端輕量消費」的去中心化拓撲結構，核心目的在於徹底隔絕終端練習環境與外部大語言模型</w:t>
       </w:r>
       <w:r>
         <w:rPr>
@@ -3090,21 +2704,7 @@
         <w:rPr>
           <w:rFonts w:cs="Times New Roman"/>
         </w:rPr>
-        <w:t>的運行時直接依賴。整體架構依據權責與運算負載，精</w:t>
-      </w:r>
-      <w:proofErr w:type="gramStart"/>
-      <w:r>
-        <w:rPr>
-          <w:rFonts w:cs="Times New Roman"/>
-        </w:rPr>
-        <w:t>準</w:t>
-      </w:r>
-      <w:proofErr w:type="gramEnd"/>
-      <w:r>
-        <w:rPr>
-          <w:rFonts w:cs="Times New Roman"/>
-        </w:rPr>
-        <w:t>劃分為三大環境層級：</w:t>
+        <w:t>的運行時直接依賴。整體架構依據權責與運算負載，精準劃分為三大環境層級：</w:t>
       </w:r>
     </w:p>
     <w:p>
@@ -3151,6 +2751,7 @@
         <w:rPr>
           <w:rFonts w:cs="Times New Roman"/>
         </w:rPr>
+        <w:lastRenderedPageBreak/>
         <w:t>API Token</w:t>
       </w:r>
       <w:r>
@@ -3221,47 +2822,11 @@
         <w:t>Supabase</w:t>
       </w:r>
       <w:proofErr w:type="spellEnd"/>
-      <w:proofErr w:type="gramStart"/>
-      <w:r>
-        <w:rPr>
-          <w:rFonts w:cs="Times New Roman"/>
-        </w:rPr>
-        <w:t>進行異步網路</w:t>
-      </w:r>
-      <w:proofErr w:type="gramEnd"/>
-      <w:r>
-        <w:rPr>
-          <w:rFonts w:cs="Times New Roman"/>
-        </w:rPr>
-        <w:t>通訊，將最新的完備題庫整包下載</w:t>
-      </w:r>
-      <w:proofErr w:type="gramStart"/>
-      <w:r>
-        <w:rPr>
-          <w:rFonts w:cs="Times New Roman"/>
-        </w:rPr>
-        <w:t>並快取至</w:t>
-      </w:r>
-      <w:proofErr w:type="gramEnd"/>
-      <w:r>
-        <w:rPr>
-          <w:rFonts w:cs="Times New Roman"/>
-        </w:rPr>
-        <w:t>客戶端本地。當使用者進行</w:t>
-      </w:r>
-      <w:proofErr w:type="gramStart"/>
-      <w:r>
-        <w:rPr>
-          <w:rFonts w:cs="Times New Roman"/>
-        </w:rPr>
-        <w:t>多益模擬刷題</w:t>
-      </w:r>
-      <w:proofErr w:type="gramEnd"/>
-      <w:r>
-        <w:rPr>
-          <w:rFonts w:cs="Times New Roman"/>
-        </w:rPr>
-        <w:t>時，系統</w:t>
+      <w:r>
+        <w:rPr>
+          <w:rFonts w:cs="Times New Roman"/>
+        </w:rPr>
+        <w:t>進行異步網路通訊，將最新的完備題庫整包下載並快取至客戶端本地。當使用者進行多益模擬刷題時，系統</w:t>
       </w:r>
       <w:r>
         <w:rPr>
@@ -3317,28 +2882,14 @@
         <w:spacing w:before="0" w:beforeAutospacing="0" w:after="0" w:afterAutospacing="0"/>
         <w:ind w:firstLine="480"/>
         <w:rPr>
-          <w:rFonts w:cs="Times New Roman" w:hint="eastAsia"/>
-        </w:rPr>
-      </w:pPr>
-      <w:r>
-        <w:rPr>
-          <w:rFonts w:cs="Times New Roman"/>
-        </w:rPr>
-        <w:t>以下為本系統之端到端數據流向與部署</w:t>
-      </w:r>
-      <w:proofErr w:type="gramStart"/>
-      <w:r>
-        <w:rPr>
-          <w:rFonts w:cs="Times New Roman"/>
-        </w:rPr>
-        <w:t>拓撲圖</w:t>
-      </w:r>
-      <w:proofErr w:type="gramEnd"/>
-      <w:r>
-        <w:rPr>
-          <w:rFonts w:cs="Times New Roman"/>
-        </w:rPr>
-        <w:t>，清晰展現了生產端與消費端之間的關係：</w:t>
+          <w:rFonts w:cs="Times New Roman"/>
+        </w:rPr>
+      </w:pPr>
+      <w:r>
+        <w:rPr>
+          <w:rFonts w:cs="Times New Roman"/>
+        </w:rPr>
+        <w:t>以下為本系統之端到端數據流向與部署拓撲圖，清晰展現了生產端與消費端之間的關係：</w:t>
       </w:r>
     </w:p>
     <w:p>
@@ -3550,21 +3101,8 @@
         <w:rPr>
           <w:rFonts w:cs="Times New Roman"/>
         </w:rPr>
-        <w:t>後</w:t>
-      </w:r>
-      <w:proofErr w:type="gramStart"/>
-      <w:r>
-        <w:rPr>
-          <w:rFonts w:cs="Times New Roman"/>
-        </w:rPr>
-        <w:t>台異步</w:t>
-      </w:r>
-      <w:proofErr w:type="gramEnd"/>
-      <w:r>
-        <w:rPr>
-          <w:rFonts w:cs="Times New Roman"/>
-        </w:rPr>
-        <w:t>出題流水線流程</w:t>
+        <w:lastRenderedPageBreak/>
+        <w:t>後台異步出題流水線流程</w:t>
       </w:r>
       <w:bookmarkEnd w:id="6"/>
     </w:p>
@@ -3579,56 +3117,7 @@
         <w:rPr>
           <w:rFonts w:cs="Times New Roman"/>
         </w:rPr>
-        <w:t>本系統之後台命題流水線透過嚴格的時序與邏輯控制，將真實世界的時事雜</w:t>
-      </w:r>
-      <w:r>
-        <w:rPr>
-          <w:rFonts w:cs="Times New Roman"/>
-        </w:rPr>
-        <w:lastRenderedPageBreak/>
-        <w:t>訊，轉化為無重複、高擬</w:t>
-      </w:r>
-      <w:proofErr w:type="gramStart"/>
-      <w:r>
-        <w:rPr>
-          <w:rFonts w:cs="Times New Roman"/>
-        </w:rPr>
-        <w:t>真的多益標準</w:t>
-      </w:r>
-      <w:proofErr w:type="gramEnd"/>
-      <w:r>
-        <w:rPr>
-          <w:rFonts w:cs="Times New Roman"/>
-        </w:rPr>
-        <w:t>題組。整體流水線清晰劃分為左側的「時事語料清洗」與右側的「核心調度生成」兩大階段，前後藉由</w:t>
-      </w:r>
-      <w:proofErr w:type="gramStart"/>
-      <w:r>
-        <w:rPr>
-          <w:rFonts w:cs="Times New Roman"/>
-        </w:rPr>
-        <w:t>中繼緩存檔</w:t>
-      </w:r>
-      <w:proofErr w:type="gramEnd"/>
-      <w:r>
-        <w:rPr>
-          <w:rFonts w:cs="Times New Roman"/>
-        </w:rPr>
-        <w:t>案進行解</w:t>
-      </w:r>
-      <w:proofErr w:type="gramStart"/>
-      <w:r>
-        <w:rPr>
-          <w:rFonts w:cs="Times New Roman"/>
-        </w:rPr>
-        <w:t>耦</w:t>
-      </w:r>
-      <w:proofErr w:type="gramEnd"/>
-      <w:r>
-        <w:rPr>
-          <w:rFonts w:cs="Times New Roman"/>
-        </w:rPr>
-        <w:t>通訊</w:t>
+        <w:t>本系統之後台命題流水線透過嚴格的時序與邏輯控制，將真實世界的時事雜訊，轉化為無重複、高擬真的多益標準題組。整體流水線清晰劃分為左側的「時事語料清洗」與右側的「核心調度生成」兩大階段，前後藉由中繼緩存檔案進行解耦通訊</w:t>
       </w:r>
       <w:r>
         <w:rPr>
@@ -3969,6 +3458,7 @@
           <w:b/>
           <w:bCs/>
         </w:rPr>
+        <w:lastRenderedPageBreak/>
         <w:t>平坦化循序調度演算法</w:t>
       </w:r>
       <w:r>
@@ -3985,33 +3475,11 @@
         <w:t>MetaManager</w:t>
       </w:r>
       <w:proofErr w:type="spellEnd"/>
-      <w:proofErr w:type="gramStart"/>
-      <w:r>
-        <w:rPr>
-          <w:rFonts w:cs="Times New Roman"/>
-        </w:rPr>
-        <w:t>將巢狀語料池拍平</w:t>
-      </w:r>
-      <w:proofErr w:type="gramEnd"/>
-      <w:r>
-        <w:rPr>
-          <w:rFonts w:cs="Times New Roman"/>
-        </w:rPr>
-        <w:t>為一維排隊清單，並依據出題量進行「循序彈出」。全面廢除</w:t>
-      </w:r>
-      <w:proofErr w:type="gramStart"/>
-      <w:r>
-        <w:rPr>
-          <w:rFonts w:cs="Times New Roman"/>
-        </w:rPr>
-        <w:t>隨機盲抽</w:t>
-      </w:r>
-      <w:proofErr w:type="gramEnd"/>
-      <w:r>
-        <w:rPr>
-          <w:rFonts w:cs="Times New Roman"/>
-        </w:rPr>
-        <w:t>，確保每條新聞提示詞達到</w:t>
+      <w:r>
+        <w:rPr>
+          <w:rFonts w:cs="Times New Roman"/>
+        </w:rPr>
+        <w:t>將巢狀語料池拍平為一維排隊清單，並依據出題量進行「循序彈出」。全面廢除隨機盲抽，確保每條新聞提示詞達到</w:t>
       </w:r>
       <w:r>
         <w:rPr>
@@ -4033,23 +3501,13 @@
           <w:rFonts w:cs="Times New Roman"/>
         </w:rPr>
       </w:pPr>
-      <w:proofErr w:type="gramStart"/>
       <w:r>
         <w:rPr>
           <w:rFonts w:cs="Times New Roman"/>
           <w:b/>
           <w:bCs/>
         </w:rPr>
-        <w:t>強型別</w:t>
-      </w:r>
-      <w:proofErr w:type="gramEnd"/>
-      <w:r>
-        <w:rPr>
-          <w:rFonts w:cs="Times New Roman"/>
-          <w:b/>
-          <w:bCs/>
-        </w:rPr>
-        <w:t>防禦與持久化生成</w:t>
+        <w:t>強型別防禦與持久化生成</w:t>
       </w:r>
       <w:r>
         <w:rPr>
@@ -4067,63 +3525,7 @@
         <w:rPr>
           <w:rFonts w:cs="Times New Roman"/>
         </w:rPr>
-        <w:t>頂層以壓制</w:t>
-      </w:r>
-      <w:proofErr w:type="gramStart"/>
-      <w:r>
-        <w:rPr>
-          <w:rFonts w:cs="Times New Roman"/>
-        </w:rPr>
-        <w:t>模型偏誤</w:t>
-      </w:r>
-      <w:proofErr w:type="gramEnd"/>
-      <w:r>
-        <w:rPr>
-          <w:rFonts w:cs="Times New Roman"/>
-        </w:rPr>
-        <w:t>；生產時內建多金</w:t>
-      </w:r>
-      <w:proofErr w:type="gramStart"/>
-      <w:r>
-        <w:rPr>
-          <w:rFonts w:cs="Times New Roman"/>
-        </w:rPr>
-        <w:t>鑰</w:t>
-      </w:r>
-      <w:proofErr w:type="gramEnd"/>
-      <w:r>
-        <w:rPr>
-          <w:rFonts w:cs="Times New Roman"/>
-        </w:rPr>
-        <w:t>循環容錯防禦，完全合</w:t>
-      </w:r>
-      <w:proofErr w:type="gramStart"/>
-      <w:r>
-        <w:rPr>
-          <w:rFonts w:cs="Times New Roman"/>
-        </w:rPr>
-        <w:t>規</w:t>
-      </w:r>
-      <w:proofErr w:type="gramEnd"/>
-      <w:r>
-        <w:rPr>
-          <w:rFonts w:cs="Times New Roman"/>
-        </w:rPr>
-        <w:t>方可執行具備</w:t>
-      </w:r>
-      <w:proofErr w:type="gramStart"/>
-      <w:r>
-        <w:rPr>
-          <w:rFonts w:cs="Times New Roman"/>
-        </w:rPr>
-        <w:t>冪</w:t>
-      </w:r>
-      <w:proofErr w:type="gramEnd"/>
-      <w:r>
-        <w:rPr>
-          <w:rFonts w:cs="Times New Roman"/>
-        </w:rPr>
-        <w:t>等性的覆寫存檔，完成後台自動化生產閉環。</w:t>
+        <w:t>頂層以壓制模型偏誤；生產時內建多金鑰循環容錯防禦，完全合規方可執行具備冪等性的覆寫存檔，完成後台自動化生產閉環。</w:t>
       </w:r>
     </w:p>
     <w:p>
@@ -4143,7 +3545,6 @@
         <w:rPr>
           <w:rFonts w:cs="Times New Roman"/>
         </w:rPr>
-        <w:lastRenderedPageBreak/>
         <w:t>開發過程與核心突破</w:t>
       </w:r>
       <w:bookmarkEnd w:id="8"/>
@@ -4193,63 +3594,7 @@
         <w:rPr>
           <w:rFonts w:cs="Times New Roman"/>
         </w:rPr>
-        <w:t>然而在批次生產測試中，</w:t>
-      </w:r>
-      <w:proofErr w:type="gramStart"/>
-      <w:r>
-        <w:rPr>
-          <w:rFonts w:cs="Times New Roman"/>
-        </w:rPr>
-        <w:t>隨機盲抽機制</w:t>
-      </w:r>
-      <w:proofErr w:type="gramEnd"/>
-      <w:r>
-        <w:rPr>
-          <w:rFonts w:cs="Times New Roman"/>
-        </w:rPr>
-        <w:t>隨即遭遇大模型本質上無狀態性所導致的「</w:t>
-      </w:r>
-      <w:proofErr w:type="gramStart"/>
-      <w:r>
-        <w:rPr>
-          <w:rFonts w:cs="Times New Roman"/>
-        </w:rPr>
-        <w:t>高維度</w:t>
-      </w:r>
-      <w:proofErr w:type="gramEnd"/>
-      <w:r>
-        <w:rPr>
-          <w:rFonts w:cs="Times New Roman"/>
-        </w:rPr>
-        <w:t>語意慣性陷阱」。在缺乏全局記憶的限制下，模型展現嚴重的語意退化與</w:t>
-      </w:r>
-      <w:proofErr w:type="gramStart"/>
-      <w:r>
-        <w:rPr>
-          <w:rFonts w:cs="Times New Roman"/>
-        </w:rPr>
-        <w:t>聯想偏誤</w:t>
-      </w:r>
-      <w:proofErr w:type="gramEnd"/>
-      <w:r>
-        <w:rPr>
-          <w:rFonts w:cs="Times New Roman"/>
-        </w:rPr>
-        <w:t>，瞎編的故事主角高度集中於固定人名、科技產品死鎖於單一品牌、廠房公安情境大量重複雷同劇情。為了解決文本雷同瓶頸，初期嘗試於</w:t>
-      </w:r>
-      <w:proofErr w:type="gramStart"/>
-      <w:r>
-        <w:rPr>
-          <w:rFonts w:cs="Times New Roman"/>
-        </w:rPr>
-        <w:t>品管層導入</w:t>
-      </w:r>
-      <w:proofErr w:type="gramEnd"/>
-      <w:r>
-        <w:rPr>
-          <w:rFonts w:cs="Times New Roman"/>
-        </w:rPr>
-        <w:t>傳統密碼學雜湊防線，將文章前綴與問題主體進行字串拼接，並透過</w:t>
+        <w:t>然而在批次生產測試中，隨機盲抽機制隨即遭遇大模型本質上無狀態性所導致的「高維度語意慣性陷阱」。在缺乏全局記憶的限制下，模型展現嚴重的語意退化與聯想偏誤，瞎編的故事主角高度集中於固定人名、科技產品死鎖於單一品牌、廠房公安情境大量重複雷同劇情。為了解決文本雷同瓶頸，初期嘗試於品管層導入傳統密碼學雜湊防線，將文章前綴與問題主體進行字串拼接，並透過</w:t>
       </w:r>
       <w:r>
         <w:rPr>
@@ -4546,21 +3891,8 @@
         <w:rPr>
           <w:rFonts w:cs="Times New Roman"/>
         </w:rPr>
-        <w:t>系統維護一組指紋集合進行重複剔除，但實戰驗證顯示此靜態防線完全失效。大語言模型極擅長透過同義詞替換、主被動語態變更或調整語序來達成文本變形，這類在</w:t>
-      </w:r>
-      <w:proofErr w:type="gramStart"/>
-      <w:r>
-        <w:rPr>
-          <w:rFonts w:cs="Times New Roman"/>
-        </w:rPr>
-        <w:t>多益語境下</w:t>
-      </w:r>
-      <w:proofErr w:type="gramEnd"/>
-      <w:r>
-        <w:rPr>
-          <w:rFonts w:cs="Times New Roman"/>
-        </w:rPr>
-        <w:t>具有百分之百語意重複的試題，會因字元的微小差異產生截然不同的</w:t>
+        <w:lastRenderedPageBreak/>
+        <w:t>系統維護一組指紋集合進行重複剔除，但實戰驗證顯示此靜態防線完全失效。大語言模型極擅長透過同義詞替換、主被動語態變更或調整語序來達成文本變形，這類在多益語境下具有百分之百語意重複的試題，會因字元的微小差異產生截然不同的</w:t>
       </w:r>
       <w:r>
         <w:rPr>
@@ -4572,21 +3904,7 @@
         <w:rPr>
           <w:rFonts w:cs="Times New Roman"/>
         </w:rPr>
-        <w:t>雜湊值，暴露出傳統去重防線在</w:t>
-      </w:r>
-      <w:proofErr w:type="gramStart"/>
-      <w:r>
-        <w:rPr>
-          <w:rFonts w:cs="Times New Roman"/>
-        </w:rPr>
-        <w:t>處理高維度</w:t>
-      </w:r>
-      <w:proofErr w:type="gramEnd"/>
-      <w:r>
-        <w:rPr>
-          <w:rFonts w:cs="Times New Roman"/>
-        </w:rPr>
-        <w:t>語意重複時的巨大侷限。</w:t>
+        <w:t>雜湊值，暴露出傳統去重防線在處理高維度語意重複時的巨大侷限。</w:t>
       </w:r>
     </w:p>
     <w:p>
@@ -4620,35 +3938,7 @@
         <w:rPr>
           <w:rFonts w:cs="Times New Roman"/>
         </w:rPr>
-        <w:t>為徹底攻克模型生成的慣性，於是</w:t>
-      </w:r>
-      <w:proofErr w:type="gramStart"/>
-      <w:r>
-        <w:rPr>
-          <w:rFonts w:cs="Times New Roman"/>
-        </w:rPr>
-        <w:t>捨棄盲抽</w:t>
-      </w:r>
-      <w:proofErr w:type="gramEnd"/>
-      <w:r>
-        <w:rPr>
-          <w:rFonts w:cs="Times New Roman"/>
-        </w:rPr>
-        <w:t>架構，由開發者</w:t>
-      </w:r>
-      <w:proofErr w:type="gramStart"/>
-      <w:r>
-        <w:rPr>
-          <w:rFonts w:cs="Times New Roman"/>
-        </w:rPr>
-        <w:t>研發並實作</w:t>
-      </w:r>
-      <w:proofErr w:type="gramEnd"/>
-      <w:r>
-        <w:rPr>
-          <w:rFonts w:cs="Times New Roman"/>
-        </w:rPr>
-        <w:t>了「後台實體常數完全掌控」的架構重構。</w:t>
+        <w:t>為徹底攻克模型生成的慣性，於是捨棄盲抽架構，由開發者研發並實作了「後台實體常數完全掌控」的架構重構。</w:t>
       </w:r>
     </w:p>
     <w:p>
@@ -4662,35 +3952,7 @@
         <w:rPr>
           <w:rFonts w:cs="Times New Roman"/>
         </w:rPr>
-        <w:t>首先建</w:t>
-      </w:r>
-      <w:proofErr w:type="gramStart"/>
-      <w:r>
-        <w:rPr>
-          <w:rFonts w:cs="Times New Roman"/>
-        </w:rPr>
-        <w:t>構異步</w:t>
-      </w:r>
-      <w:proofErr w:type="gramEnd"/>
-      <w:r>
-        <w:rPr>
-          <w:rFonts w:cs="Times New Roman"/>
-        </w:rPr>
-        <w:t>時事語料管線，定時抓取真實世界財經時事摘要並執行批次打包清洗，於</w:t>
-      </w:r>
-      <w:proofErr w:type="gramStart"/>
-      <w:r>
-        <w:rPr>
-          <w:rFonts w:cs="Times New Roman"/>
-        </w:rPr>
-        <w:t>提示詞內嵌入</w:t>
-      </w:r>
-      <w:proofErr w:type="gramEnd"/>
-      <w:r>
-        <w:rPr>
-          <w:rFonts w:cs="Times New Roman"/>
-        </w:rPr>
-        <w:t>動態語意扭轉演算法與百分之二十五單一情境配額紅線，強迫模型放棄單一視角並改由行銷、人資、公安等微觀商務維度切入，將時事均勻分流至十大情境並導出結構化動態語料池。</w:t>
+        <w:t>首先建構異步時事語料管線，定時抓取真實世界財經時事摘要並執行批次打包清洗，於提示詞內嵌入動態語意扭轉演算法與百分之二十五單一情境配額紅線，強迫模型放棄單一視角並改由行銷、人資、公安等微觀商務維度切入，將時事均勻分流至十大情境並導出結構化動態語料池。</w:t>
       </w:r>
     </w:p>
     <w:p>
@@ -4704,91 +3966,7 @@
         <w:rPr>
           <w:rFonts w:cs="Times New Roman"/>
         </w:rPr>
-        <w:t>接著在出題工廠端導入平坦化循序調度機制，由元資料管理</w:t>
-      </w:r>
-      <w:proofErr w:type="gramStart"/>
-      <w:r>
-        <w:rPr>
-          <w:rFonts w:cs="Times New Roman"/>
-        </w:rPr>
-        <w:t>器將巢狀</w:t>
-      </w:r>
-      <w:proofErr w:type="gramEnd"/>
-      <w:r>
-        <w:rPr>
-          <w:rFonts w:cs="Times New Roman"/>
-        </w:rPr>
-        <w:t>情境池平坦化為一維佇列，依據目標出題量執行不重複循序彈出，確保時事提示詞利用率</w:t>
-      </w:r>
-      <w:proofErr w:type="gramStart"/>
-      <w:r>
-        <w:rPr>
-          <w:rFonts w:cs="Times New Roman"/>
-        </w:rPr>
-        <w:t>達貝確實</w:t>
-      </w:r>
-      <w:proofErr w:type="gramEnd"/>
-      <w:r>
-        <w:rPr>
-          <w:rFonts w:cs="Times New Roman"/>
-        </w:rPr>
-        <w:t>拉高。最後</w:t>
-      </w:r>
-      <w:proofErr w:type="gramStart"/>
-      <w:r>
-        <w:rPr>
-          <w:rFonts w:cs="Times New Roman"/>
-        </w:rPr>
-        <w:t>透過強型別</w:t>
-      </w:r>
-      <w:proofErr w:type="gramEnd"/>
-      <w:r>
-        <w:rPr>
-          <w:rFonts w:cs="Times New Roman"/>
-        </w:rPr>
-        <w:t>常數將上述派發的事件背景與多國籍人名死鎖於提示詞</w:t>
-      </w:r>
-      <w:proofErr w:type="gramStart"/>
-      <w:r>
-        <w:rPr>
-          <w:rFonts w:cs="Times New Roman"/>
-        </w:rPr>
-        <w:t>頂層，</w:t>
-      </w:r>
-      <w:proofErr w:type="gramEnd"/>
-      <w:r>
-        <w:rPr>
-          <w:rFonts w:cs="Times New Roman"/>
-        </w:rPr>
-        <w:t>藉由外部精</w:t>
-      </w:r>
-      <w:proofErr w:type="gramStart"/>
-      <w:r>
-        <w:rPr>
-          <w:rFonts w:cs="Times New Roman"/>
-        </w:rPr>
-        <w:t>準</w:t>
-      </w:r>
-      <w:proofErr w:type="gramEnd"/>
-      <w:r>
-        <w:rPr>
-          <w:rFonts w:cs="Times New Roman"/>
-        </w:rPr>
-        <w:t>變數注入強制壓制大模型的自由</w:t>
-      </w:r>
-      <w:proofErr w:type="gramStart"/>
-      <w:r>
-        <w:rPr>
-          <w:rFonts w:cs="Times New Roman"/>
-        </w:rPr>
-        <w:t>聯想偏誤</w:t>
-      </w:r>
-      <w:proofErr w:type="gramEnd"/>
-      <w:r>
-        <w:rPr>
-          <w:rFonts w:cs="Times New Roman"/>
-        </w:rPr>
-        <w:t>，在技術深度與客製化幅度上成功達到專題高階評分門檻。</w:t>
+        <w:t>接著在出題工廠端導入平坦化循序調度機制，由元資料管理器將巢狀情境池平坦化為一維佇列，依據目標出題量執行不重複循序彈出，確保時事提示詞利用率達貝確實拉高。最後透過強型別常數將上述派發的事件背景與多國籍人名死鎖於提示詞頂層，藉由外部精準變數注入強制壓制大模型的自由聯想偏誤，在技術深度與客製化幅度上成功達到專題高階評分門檻。</w:t>
       </w:r>
     </w:p>
     <w:p>
@@ -4933,49 +4111,7 @@
               <w:rPr>
                 <w:rFonts w:cs="Times New Roman"/>
               </w:rPr>
-              <w:t>透過語意扭轉與配額將真實新聞均勻分流至各大商務情境。同時實作平坦化循序調度</w:t>
-            </w:r>
-            <w:proofErr w:type="gramStart"/>
-            <w:r>
-              <w:rPr>
-                <w:rFonts w:cs="Times New Roman"/>
-              </w:rPr>
-              <w:t>與強型別</w:t>
-            </w:r>
-            <w:proofErr w:type="gramEnd"/>
-            <w:r>
-              <w:rPr>
-                <w:rFonts w:cs="Times New Roman"/>
-              </w:rPr>
-              <w:t>防禦機制，</w:t>
-            </w:r>
-            <w:proofErr w:type="gramStart"/>
-            <w:r>
-              <w:rPr>
-                <w:rFonts w:cs="Times New Roman"/>
-              </w:rPr>
-              <w:t>破解大模型</w:t>
-            </w:r>
-            <w:proofErr w:type="gramEnd"/>
-            <w:r>
-              <w:rPr>
-                <w:rFonts w:cs="Times New Roman"/>
-              </w:rPr>
-              <w:t>生成慣性以絕殺重複瓶頸，並佈防多金</w:t>
-            </w:r>
-            <w:proofErr w:type="gramStart"/>
-            <w:r>
-              <w:rPr>
-                <w:rFonts w:cs="Times New Roman"/>
-              </w:rPr>
-              <w:t>鑰容錯與結構</w:t>
-            </w:r>
-            <w:proofErr w:type="gramEnd"/>
-            <w:r>
-              <w:rPr>
-                <w:rFonts w:cs="Times New Roman"/>
-              </w:rPr>
-              <w:t>複查閉環。</w:t>
+              <w:t>透過語意扭轉與配額將真實新聞均勻分流至各大商務情境。同時實作平坦化循序調度與強型別防禦機制，破解大模型生成慣性以絕殺重複瓶頸，並佈防多金鑰容錯與結構複查閉環。</w:t>
             </w:r>
           </w:p>
         </w:tc>
@@ -4994,6 +4130,12 @@
             </w:pPr>
             <w:r>
               <w:rPr>
+                <w:rFonts w:cs="Times New Roman" w:hint="eastAsia"/>
+              </w:rPr>
+              <w:t>陳柏宇</w:t>
+            </w:r>
+            <w:r>
+              <w:rPr>
                 <w:rFonts w:cs="Times New Roman"/>
               </w:rPr>
               <w:t>(D1210786)</w:t>
@@ -5011,6 +4153,226 @@
                 <w:rFonts w:cs="Times New Roman"/>
               </w:rPr>
             </w:pPr>
+            <w:r>
+              <w:rPr>
+                <w:rFonts w:cs="Times New Roman" w:hint="eastAsia"/>
+              </w:rPr>
+              <w:t>負責</w:t>
+            </w:r>
+            <w:r>
+              <w:rPr>
+                <w:rFonts w:cs="Times New Roman" w:hint="eastAsia"/>
+              </w:rPr>
+              <w:t xml:space="preserve"> </w:t>
+            </w:r>
+            <w:proofErr w:type="spellStart"/>
+            <w:r>
+              <w:rPr>
+                <w:rFonts w:cs="Times New Roman" w:hint="eastAsia"/>
+              </w:rPr>
+              <w:t>Supabase</w:t>
+            </w:r>
+            <w:proofErr w:type="spellEnd"/>
+            <w:r>
+              <w:rPr>
+                <w:rFonts w:cs="Times New Roman" w:hint="eastAsia"/>
+              </w:rPr>
+              <w:t xml:space="preserve"> </w:t>
+            </w:r>
+            <w:r>
+              <w:rPr>
+                <w:rFonts w:cs="Times New Roman" w:hint="eastAsia"/>
+              </w:rPr>
+              <w:t>雲端資料庫管理及前後端資料串接。規劃</w:t>
+            </w:r>
+            <w:r>
+              <w:rPr>
+                <w:rFonts w:cs="Times New Roman" w:hint="eastAsia"/>
+              </w:rPr>
+              <w:t xml:space="preserve"> </w:t>
+            </w:r>
+            <w:proofErr w:type="spellStart"/>
+            <w:r>
+              <w:rPr>
+                <w:rFonts w:cs="Times New Roman" w:hint="eastAsia"/>
+              </w:rPr>
+              <w:t>toeic_questions</w:t>
+            </w:r>
+            <w:proofErr w:type="spellEnd"/>
+            <w:r>
+              <w:rPr>
+                <w:rFonts w:cs="Times New Roman" w:hint="eastAsia"/>
+              </w:rPr>
+              <w:t xml:space="preserve"> </w:t>
+            </w:r>
+            <w:r>
+              <w:rPr>
+                <w:rFonts w:cs="Times New Roman" w:hint="eastAsia"/>
+              </w:rPr>
+              <w:t>與</w:t>
+            </w:r>
+            <w:r>
+              <w:rPr>
+                <w:rFonts w:cs="Times New Roman" w:hint="eastAsia"/>
+              </w:rPr>
+              <w:t xml:space="preserve"> </w:t>
+            </w:r>
+            <w:proofErr w:type="spellStart"/>
+            <w:r>
+              <w:rPr>
+                <w:rFonts w:cs="Times New Roman" w:hint="eastAsia"/>
+              </w:rPr>
+              <w:t>toeic_question_fingerprints</w:t>
+            </w:r>
+            <w:proofErr w:type="spellEnd"/>
+            <w:r>
+              <w:rPr>
+                <w:rFonts w:cs="Times New Roman" w:hint="eastAsia"/>
+              </w:rPr>
+              <w:t xml:space="preserve"> </w:t>
+            </w:r>
+            <w:r>
+              <w:rPr>
+                <w:rFonts w:cs="Times New Roman" w:hint="eastAsia"/>
+              </w:rPr>
+              <w:t>等核心資料表，建立題組資料欄位、生成紀錄與去重指紋管理機制，使</w:t>
+            </w:r>
+            <w:r>
+              <w:rPr>
+                <w:rFonts w:cs="Times New Roman" w:hint="eastAsia"/>
+              </w:rPr>
+              <w:t xml:space="preserve"> AI </w:t>
+            </w:r>
+            <w:r>
+              <w:rPr>
+                <w:rFonts w:cs="Times New Roman" w:hint="eastAsia"/>
+              </w:rPr>
+              <w:t>生成之多益題庫能穩定寫入雲端資料庫並進行持久化保存。同時整合後端</w:t>
+            </w:r>
+            <w:r>
+              <w:rPr>
+                <w:rFonts w:cs="Times New Roman" w:hint="eastAsia"/>
+              </w:rPr>
+              <w:t xml:space="preserve"> Repository</w:t>
+            </w:r>
+            <w:r>
+              <w:rPr>
+                <w:rFonts w:cs="Times New Roman" w:hint="eastAsia"/>
+              </w:rPr>
+              <w:t>、</w:t>
+            </w:r>
+            <w:r>
+              <w:rPr>
+                <w:rFonts w:cs="Times New Roman" w:hint="eastAsia"/>
+              </w:rPr>
+              <w:t xml:space="preserve">Loader </w:t>
+            </w:r>
+            <w:r>
+              <w:rPr>
+                <w:rFonts w:cs="Times New Roman" w:hint="eastAsia"/>
+              </w:rPr>
+              <w:t>與</w:t>
+            </w:r>
+            <w:r>
+              <w:rPr>
+                <w:rFonts w:cs="Times New Roman" w:hint="eastAsia"/>
+              </w:rPr>
+              <w:t xml:space="preserve"> Batch Runner </w:t>
+            </w:r>
+            <w:r>
+              <w:rPr>
+                <w:rFonts w:cs="Times New Roman" w:hint="eastAsia"/>
+              </w:rPr>
+              <w:t>儲存流程，將原本依賴本地</w:t>
+            </w:r>
+            <w:r>
+              <w:rPr>
+                <w:rFonts w:cs="Times New Roman" w:hint="eastAsia"/>
+              </w:rPr>
+              <w:t xml:space="preserve"> JSON </w:t>
+            </w:r>
+            <w:r>
+              <w:rPr>
+                <w:rFonts w:cs="Times New Roman" w:hint="eastAsia"/>
+              </w:rPr>
+              <w:t>檔案的題庫管理模式改為</w:t>
+            </w:r>
+            <w:r>
+              <w:rPr>
+                <w:rFonts w:cs="Times New Roman" w:hint="eastAsia"/>
+              </w:rPr>
+              <w:t xml:space="preserve"> </w:t>
+            </w:r>
+            <w:proofErr w:type="spellStart"/>
+            <w:r>
+              <w:rPr>
+                <w:rFonts w:cs="Times New Roman" w:hint="eastAsia"/>
+              </w:rPr>
+              <w:t>Supabase</w:t>
+            </w:r>
+            <w:proofErr w:type="spellEnd"/>
+            <w:r>
+              <w:rPr>
+                <w:rFonts w:cs="Times New Roman" w:hint="eastAsia"/>
+              </w:rPr>
+              <w:t xml:space="preserve"> </w:t>
+            </w:r>
+            <w:r>
+              <w:rPr>
+                <w:rFonts w:cs="Times New Roman" w:hint="eastAsia"/>
+              </w:rPr>
+              <w:t>雲端資料庫架構；前端則透過</w:t>
+            </w:r>
+            <w:r>
+              <w:rPr>
+                <w:rFonts w:cs="Times New Roman" w:hint="eastAsia"/>
+              </w:rPr>
+              <w:t xml:space="preserve"> </w:t>
+            </w:r>
+            <w:proofErr w:type="spellStart"/>
+            <w:r>
+              <w:rPr>
+                <w:rFonts w:cs="Times New Roman" w:hint="eastAsia"/>
+              </w:rPr>
+              <w:t>Supabase</w:t>
+            </w:r>
+            <w:proofErr w:type="spellEnd"/>
+            <w:r>
+              <w:rPr>
+                <w:rFonts w:cs="Times New Roman" w:hint="eastAsia"/>
+              </w:rPr>
+              <w:t xml:space="preserve"> JS Client </w:t>
+            </w:r>
+            <w:r>
+              <w:rPr>
+                <w:rFonts w:cs="Times New Roman" w:hint="eastAsia"/>
+              </w:rPr>
+              <w:t>與</w:t>
+            </w:r>
+            <w:r>
+              <w:rPr>
+                <w:rFonts w:cs="Times New Roman" w:hint="eastAsia"/>
+              </w:rPr>
+              <w:t xml:space="preserve"> toeicApi.js </w:t>
+            </w:r>
+            <w:r>
+              <w:rPr>
+                <w:rFonts w:cs="Times New Roman" w:hint="eastAsia"/>
+              </w:rPr>
+              <w:t>建立資料讀取層，將雲端題庫正規化為練習頁、題庫管理頁與統計頁面可使用的格式，打通從</w:t>
+            </w:r>
+            <w:r>
+              <w:rPr>
+                <w:rFonts w:cs="Times New Roman" w:hint="eastAsia"/>
+              </w:rPr>
+              <w:t xml:space="preserve"> AI </w:t>
+            </w:r>
+            <w:r>
+              <w:rPr>
+                <w:rFonts w:cs="Times New Roman" w:hint="eastAsia"/>
+              </w:rPr>
+              <w:t>出題、資料入庫到前端呈現的完整資料流。</w:t>
+            </w:r>
           </w:p>
         </w:tc>
       </w:tr>
@@ -5067,6 +4429,7 @@
           <w:rFonts w:cs="Times New Roman"/>
           <w:bCs/>
         </w:rPr>
+        <w:lastRenderedPageBreak/>
         <w:t>心得與未來改進方向</w:t>
       </w:r>
       <w:bookmarkEnd w:id="13"/>
@@ -5090,7 +4453,7 @@
 </file>
 
 <file path=word/endnotes.xml><?xml version="1.0" encoding="utf-8"?>
-<w:endnotes xmlns:wpc="http://schemas.microsoft.com/office/word/2010/wordprocessingCanvas" xmlns:cx="http://schemas.microsoft.com/office/drawing/2014/chartex" xmlns:cx1="http://schemas.microsoft.com/office/drawing/2015/9/8/chartex" xmlns:cx2="http://schemas.microsoft.com/office/drawing/2015/10/21/chartex" xmlns:cx3="http://schemas.microsoft.com/office/drawing/2016/5/9/chartex" xmlns:cx4="http://schemas.microsoft.com/office/drawing/2016/5/10/chartex" xmlns:cx5="http://schemas.microsoft.com/office/drawing/2016/5/11/chartex" xmlns:cx6="http://schemas.microsoft.com/office/drawing/2016/5/12/chartex" xmlns:cx7="http://schemas.microsoft.com/office/drawing/2016/5/13/chartex" xmlns:cx8="http://schemas.microsoft.com/office/drawing/2016/5/14/chartex" xmlns:mc="http://schemas.openxmlformats.org/markup-compatibility/2006" xmlns:aink="http://schemas.microsoft.com/office/drawing/2016/ink" xmlns:am3d="http://schemas.microsoft.com/office/drawing/2017/model3d" xmlns:o="urn:schemas-microsoft-com:office:office" xmlns:oel="http://schemas.microsoft.com/office/2019/extlst" xmlns:r="http://schemas.openxmlformats.org/officeDocument/2006/relationships" xmlns:m="http://schemas.openxmlformats.org/officeDocument/2006/math" xmlns:v="urn:schemas-microsoft-com:vml" xmlns:wp14="http://schemas.microsoft.com/office/word/2010/wordprocessingDrawing" xmlns:wp="http://schemas.openxmlformats.org/drawingml/2006/wordprocessingDrawing" xmlns:w10="urn:schemas-microsoft-com:office:word" xmlns:w="http://schemas.openxmlformats.org/wordprocessingml/2006/main" xmlns:w14="http://schemas.microsoft.com/office/word/2010/wordml" xmlns:w15="http://schemas.microsoft.com/office/word/2012/wordml" xmlns:w16cex="http://schemas.microsoft.com/office/word/2018/wordml/cex" xmlns:w16cid="http://schemas.microsoft.com/office/word/2016/wordml/cid" xmlns:w16="http://schemas.microsoft.com/office/word/2018/wordml" xmlns:w16du="http://schemas.microsoft.com/office/word/2023/wordml/word16du" xmlns:w16sdtdh="http://schemas.microsoft.com/office/word/2020/wordml/sdtdatahash" xmlns:w16sdtfl="http://schemas.microsoft.com/office/word/2024/wordml/sdtformatlock" xmlns:w16se="http://schemas.microsoft.com/office/word/2015/wordml/symex" xmlns:wpg="http://schemas.microsoft.com/office/word/2010/wordprocessingGroup" xmlns:wpi="http://schemas.microsoft.com/office/word/2010/wordprocessingInk" xmlns:wne="http://schemas.microsoft.com/office/word/2006/wordml" xmlns:wps="http://schemas.microsoft.com/office/word/2010/wordprocessingShape" mc:Ignorable="w14 w15 w16se w16cid w16 w16cex w16sdtdh w16sdtfl w16du wp14">
+<w:endnotes xmlns:wpc="http://schemas.microsoft.com/office/word/2010/wordprocessingCanvas" xmlns:cx="http://schemas.microsoft.com/office/drawing/2014/chartex" xmlns:cx1="http://schemas.microsoft.com/office/drawing/2015/9/8/chartex" xmlns:cx2="http://schemas.microsoft.com/office/drawing/2015/10/21/chartex" xmlns:cx3="http://schemas.microsoft.com/office/drawing/2016/5/9/chartex" xmlns:cx4="http://schemas.microsoft.com/office/drawing/2016/5/10/chartex" xmlns:cx5="http://schemas.microsoft.com/office/drawing/2016/5/11/chartex" xmlns:cx6="http://schemas.microsoft.com/office/drawing/2016/5/12/chartex" xmlns:cx7="http://schemas.microsoft.com/office/drawing/2016/5/13/chartex" xmlns:cx8="http://schemas.microsoft.com/office/drawing/2016/5/14/chartex" xmlns:mc="http://schemas.openxmlformats.org/markup-compatibility/2006" xmlns:aink="http://schemas.microsoft.com/office/drawing/2016/ink" xmlns:am3d="http://schemas.microsoft.com/office/drawing/2017/model3d" xmlns:o="urn:schemas-microsoft-com:office:office" xmlns:oel="http://schemas.microsoft.com/office/2019/extlst" xmlns:r="http://schemas.openxmlformats.org/officeDocument/2006/relationships" xmlns:m="http://schemas.openxmlformats.org/officeDocument/2006/math" xmlns:v="urn:schemas-microsoft-com:vml" xmlns:wp14="http://schemas.microsoft.com/office/word/2010/wordprocessingDrawing" xmlns:wp="http://schemas.openxmlformats.org/drawingml/2006/wordprocessingDrawing" xmlns:w10="urn:schemas-microsoft-com:office:word" xmlns:w="http://schemas.openxmlformats.org/wordprocessingml/2006/main" xmlns:w14="http://schemas.microsoft.com/office/word/2010/wordml" xmlns:w15="http://schemas.microsoft.com/office/word/2012/wordml" xmlns:w16cex="http://schemas.microsoft.com/office/word/2018/wordml/cex" xmlns:w16cid="http://schemas.microsoft.com/office/word/2016/wordml/cid" xmlns:w16="http://schemas.microsoft.com/office/word/2018/wordml" xmlns:w16sdtdh="http://schemas.microsoft.com/office/word/2020/wordml/sdtdatahash" xmlns:w16se="http://schemas.microsoft.com/office/word/2015/wordml/symex" xmlns:wpg="http://schemas.microsoft.com/office/word/2010/wordprocessingGroup" xmlns:wpi="http://schemas.microsoft.com/office/word/2010/wordprocessingInk" xmlns:wne="http://schemas.microsoft.com/office/word/2006/wordml" xmlns:wps="http://schemas.microsoft.com/office/word/2010/wordprocessingShape" mc:Ignorable="w14 w15 w16se w16cid w16 w16cex w16sdtdh wp14">
   <w:endnote w:type="separator" w:id="-1">
     <w:p>
       <w:pPr>
@@ -5117,7 +4480,7 @@
 </file>
 
 <file path=word/footer1.xml><?xml version="1.0" encoding="utf-8"?>
-<w:ftr xmlns:wpc="http://schemas.microsoft.com/office/word/2010/wordprocessingCanvas" xmlns:cx="http://schemas.microsoft.com/office/drawing/2014/chartex" xmlns:cx1="http://schemas.microsoft.com/office/drawing/2015/9/8/chartex" xmlns:cx2="http://schemas.microsoft.com/office/drawing/2015/10/21/chartex" xmlns:cx3="http://schemas.microsoft.com/office/drawing/2016/5/9/chartex" xmlns:cx4="http://schemas.microsoft.com/office/drawing/2016/5/10/chartex" xmlns:cx5="http://schemas.microsoft.com/office/drawing/2016/5/11/chartex" xmlns:cx6="http://schemas.microsoft.com/office/drawing/2016/5/12/chartex" xmlns:cx7="http://schemas.microsoft.com/office/drawing/2016/5/13/chartex" xmlns:cx8="http://schemas.microsoft.com/office/drawing/2016/5/14/chartex" xmlns:mc="http://schemas.openxmlformats.org/markup-compatibility/2006" xmlns:aink="http://schemas.microsoft.com/office/drawing/2016/ink" xmlns:am3d="http://schemas.microsoft.com/office/drawing/2017/model3d" xmlns:o="urn:schemas-microsoft-com:office:office" xmlns:oel="http://schemas.microsoft.com/office/2019/extlst" xmlns:r="http://schemas.openxmlformats.org/officeDocument/2006/relationships" xmlns:m="http://schemas.openxmlformats.org/officeDocument/2006/math" xmlns:v="urn:schemas-microsoft-com:vml" xmlns:wp14="http://schemas.microsoft.com/office/word/2010/wordprocessingDrawing" xmlns:wp="http://schemas.openxmlformats.org/drawingml/2006/wordprocessingDrawing" xmlns:w10="urn:schemas-microsoft-com:office:word" xmlns:w="http://schemas.openxmlformats.org/wordprocessingml/2006/main" xmlns:w14="http://schemas.microsoft.com/office/word/2010/wordml" xmlns:w15="http://schemas.microsoft.com/office/word/2012/wordml" xmlns:w16cex="http://schemas.microsoft.com/office/word/2018/wordml/cex" xmlns:w16cid="http://schemas.microsoft.com/office/word/2016/wordml/cid" xmlns:w16="http://schemas.microsoft.com/office/word/2018/wordml" xmlns:w16du="http://schemas.microsoft.com/office/word/2023/wordml/word16du" xmlns:w16sdtdh="http://schemas.microsoft.com/office/word/2020/wordml/sdtdatahash" xmlns:w16sdtfl="http://schemas.microsoft.com/office/word/2024/wordml/sdtformatlock" xmlns:w16se="http://schemas.microsoft.com/office/word/2015/wordml/symex" xmlns:wpg="http://schemas.microsoft.com/office/word/2010/wordprocessingGroup" xmlns:wpi="http://schemas.microsoft.com/office/word/2010/wordprocessingInk" xmlns:wne="http://schemas.microsoft.com/office/word/2006/wordml" xmlns:wps="http://schemas.microsoft.com/office/word/2010/wordprocessingShape" mc:Ignorable="w14 w15 w16se w16cid w16 w16cex w16sdtdh w16sdtfl w16du wp14">
+<w:ftr xmlns:wpc="http://schemas.microsoft.com/office/word/2010/wordprocessingCanvas" xmlns:cx="http://schemas.microsoft.com/office/drawing/2014/chartex" xmlns:cx1="http://schemas.microsoft.com/office/drawing/2015/9/8/chartex" xmlns:cx2="http://schemas.microsoft.com/office/drawing/2015/10/21/chartex" xmlns:cx3="http://schemas.microsoft.com/office/drawing/2016/5/9/chartex" xmlns:cx4="http://schemas.microsoft.com/office/drawing/2016/5/10/chartex" xmlns:cx5="http://schemas.microsoft.com/office/drawing/2016/5/11/chartex" xmlns:cx6="http://schemas.microsoft.com/office/drawing/2016/5/12/chartex" xmlns:cx7="http://schemas.microsoft.com/office/drawing/2016/5/13/chartex" xmlns:cx8="http://schemas.microsoft.com/office/drawing/2016/5/14/chartex" xmlns:mc="http://schemas.openxmlformats.org/markup-compatibility/2006" xmlns:aink="http://schemas.microsoft.com/office/drawing/2016/ink" xmlns:am3d="http://schemas.microsoft.com/office/drawing/2017/model3d" xmlns:o="urn:schemas-microsoft-com:office:office" xmlns:oel="http://schemas.microsoft.com/office/2019/extlst" xmlns:r="http://schemas.openxmlformats.org/officeDocument/2006/relationships" xmlns:m="http://schemas.openxmlformats.org/officeDocument/2006/math" xmlns:v="urn:schemas-microsoft-com:vml" xmlns:wp14="http://schemas.microsoft.com/office/word/2010/wordprocessingDrawing" xmlns:wp="http://schemas.openxmlformats.org/drawingml/2006/wordprocessingDrawing" xmlns:w10="urn:schemas-microsoft-com:office:word" xmlns:w="http://schemas.openxmlformats.org/wordprocessingml/2006/main" xmlns:w14="http://schemas.microsoft.com/office/word/2010/wordml" xmlns:w15="http://schemas.microsoft.com/office/word/2012/wordml" xmlns:w16cex="http://schemas.microsoft.com/office/word/2018/wordml/cex" xmlns:w16cid="http://schemas.microsoft.com/office/word/2016/wordml/cid" xmlns:w16="http://schemas.microsoft.com/office/word/2018/wordml" xmlns:w16sdtdh="http://schemas.microsoft.com/office/word/2020/wordml/sdtdatahash" xmlns:w16se="http://schemas.microsoft.com/office/word/2015/wordml/symex" xmlns:wpg="http://schemas.microsoft.com/office/word/2010/wordprocessingGroup" xmlns:wpi="http://schemas.microsoft.com/office/word/2010/wordprocessingInk" xmlns:wne="http://schemas.microsoft.com/office/word/2006/wordml" xmlns:wps="http://schemas.microsoft.com/office/word/2010/wordprocessingShape" mc:Ignorable="w14 w15 w16se w16cid w16 w16cex w16sdtdh wp14">
   <w:p>
     <w:pPr>
       <w:pStyle w:val="af2"/>
@@ -5128,7 +4491,7 @@
 </file>
 
 <file path=word/footer2.xml><?xml version="1.0" encoding="utf-8"?>
-<w:ftr xmlns:wpc="http://schemas.microsoft.com/office/word/2010/wordprocessingCanvas" xmlns:cx="http://schemas.microsoft.com/office/drawing/2014/chartex" xmlns:cx1="http://schemas.microsoft.com/office/drawing/2015/9/8/chartex" xmlns:cx2="http://schemas.microsoft.com/office/drawing/2015/10/21/chartex" xmlns:cx3="http://schemas.microsoft.com/office/drawing/2016/5/9/chartex" xmlns:cx4="http://schemas.microsoft.com/office/drawing/2016/5/10/chartex" xmlns:cx5="http://schemas.microsoft.com/office/drawing/2016/5/11/chartex" xmlns:cx6="http://schemas.microsoft.com/office/drawing/2016/5/12/chartex" xmlns:cx7="http://schemas.microsoft.com/office/drawing/2016/5/13/chartex" xmlns:cx8="http://schemas.microsoft.com/office/drawing/2016/5/14/chartex" xmlns:mc="http://schemas.openxmlformats.org/markup-compatibility/2006" xmlns:aink="http://schemas.microsoft.com/office/drawing/2016/ink" xmlns:am3d="http://schemas.microsoft.com/office/drawing/2017/model3d" xmlns:o="urn:schemas-microsoft-com:office:office" xmlns:oel="http://schemas.microsoft.com/office/2019/extlst" xmlns:r="http://schemas.openxmlformats.org/officeDocument/2006/relationships" xmlns:m="http://schemas.openxmlformats.org/officeDocument/2006/math" xmlns:v="urn:schemas-microsoft-com:vml" xmlns:wp14="http://schemas.microsoft.com/office/word/2010/wordprocessingDrawing" xmlns:wp="http://schemas.openxmlformats.org/drawingml/2006/wordprocessingDrawing" xmlns:w10="urn:schemas-microsoft-com:office:word" xmlns:w="http://schemas.openxmlformats.org/wordprocessingml/2006/main" xmlns:w14="http://schemas.microsoft.com/office/word/2010/wordml" xmlns:w15="http://schemas.microsoft.com/office/word/2012/wordml" xmlns:w16cex="http://schemas.microsoft.com/office/word/2018/wordml/cex" xmlns:w16cid="http://schemas.microsoft.com/office/word/2016/wordml/cid" xmlns:w16="http://schemas.microsoft.com/office/word/2018/wordml" xmlns:w16du="http://schemas.microsoft.com/office/word/2023/wordml/word16du" xmlns:w16sdtdh="http://schemas.microsoft.com/office/word/2020/wordml/sdtdatahash" xmlns:w16sdtfl="http://schemas.microsoft.com/office/word/2024/wordml/sdtformatlock" xmlns:w16se="http://schemas.microsoft.com/office/word/2015/wordml/symex" xmlns:wpg="http://schemas.microsoft.com/office/word/2010/wordprocessingGroup" xmlns:wpi="http://schemas.microsoft.com/office/word/2010/wordprocessingInk" xmlns:wne="http://schemas.microsoft.com/office/word/2006/wordml" xmlns:wps="http://schemas.microsoft.com/office/word/2010/wordprocessingShape" mc:Ignorable="w14 w15 w16se w16cid w16 w16cex w16sdtdh w16sdtfl w16du wp14">
+<w:ftr xmlns:wpc="http://schemas.microsoft.com/office/word/2010/wordprocessingCanvas" xmlns:cx="http://schemas.microsoft.com/office/drawing/2014/chartex" xmlns:cx1="http://schemas.microsoft.com/office/drawing/2015/9/8/chartex" xmlns:cx2="http://schemas.microsoft.com/office/drawing/2015/10/21/chartex" xmlns:cx3="http://schemas.microsoft.com/office/drawing/2016/5/9/chartex" xmlns:cx4="http://schemas.microsoft.com/office/drawing/2016/5/10/chartex" xmlns:cx5="http://schemas.microsoft.com/office/drawing/2016/5/11/chartex" xmlns:cx6="http://schemas.microsoft.com/office/drawing/2016/5/12/chartex" xmlns:cx7="http://schemas.microsoft.com/office/drawing/2016/5/13/chartex" xmlns:cx8="http://schemas.microsoft.com/office/drawing/2016/5/14/chartex" xmlns:mc="http://schemas.openxmlformats.org/markup-compatibility/2006" xmlns:aink="http://schemas.microsoft.com/office/drawing/2016/ink" xmlns:am3d="http://schemas.microsoft.com/office/drawing/2017/model3d" xmlns:o="urn:schemas-microsoft-com:office:office" xmlns:oel="http://schemas.microsoft.com/office/2019/extlst" xmlns:r="http://schemas.openxmlformats.org/officeDocument/2006/relationships" xmlns:m="http://schemas.openxmlformats.org/officeDocument/2006/math" xmlns:v="urn:schemas-microsoft-com:vml" xmlns:wp14="http://schemas.microsoft.com/office/word/2010/wordprocessingDrawing" xmlns:wp="http://schemas.openxmlformats.org/drawingml/2006/wordprocessingDrawing" xmlns:w10="urn:schemas-microsoft-com:office:word" xmlns:w="http://schemas.openxmlformats.org/wordprocessingml/2006/main" xmlns:w14="http://schemas.microsoft.com/office/word/2010/wordml" xmlns:w15="http://schemas.microsoft.com/office/word/2012/wordml" xmlns:w16cex="http://schemas.microsoft.com/office/word/2018/wordml/cex" xmlns:w16cid="http://schemas.microsoft.com/office/word/2016/wordml/cid" xmlns:w16="http://schemas.microsoft.com/office/word/2018/wordml" xmlns:w16sdtdh="http://schemas.microsoft.com/office/word/2020/wordml/sdtdatahash" xmlns:w16se="http://schemas.microsoft.com/office/word/2015/wordml/symex" xmlns:wpg="http://schemas.microsoft.com/office/word/2010/wordprocessingGroup" xmlns:wpi="http://schemas.microsoft.com/office/word/2010/wordprocessingInk" xmlns:wne="http://schemas.microsoft.com/office/word/2006/wordml" xmlns:wps="http://schemas.microsoft.com/office/word/2010/wordprocessingShape" mc:Ignorable="w14 w15 w16se w16cid w16 w16cex w16sdtdh wp14">
   <w:sdt>
     <w:sdtPr>
       <w:id w:val="334510384"/>
@@ -5175,7 +4538,7 @@
 </file>
 
 <file path=word/footer3.xml><?xml version="1.0" encoding="utf-8"?>
-<w:ftr xmlns:wpc="http://schemas.microsoft.com/office/word/2010/wordprocessingCanvas" xmlns:cx="http://schemas.microsoft.com/office/drawing/2014/chartex" xmlns:cx1="http://schemas.microsoft.com/office/drawing/2015/9/8/chartex" xmlns:cx2="http://schemas.microsoft.com/office/drawing/2015/10/21/chartex" xmlns:cx3="http://schemas.microsoft.com/office/drawing/2016/5/9/chartex" xmlns:cx4="http://schemas.microsoft.com/office/drawing/2016/5/10/chartex" xmlns:cx5="http://schemas.microsoft.com/office/drawing/2016/5/11/chartex" xmlns:cx6="http://schemas.microsoft.com/office/drawing/2016/5/12/chartex" xmlns:cx7="http://schemas.microsoft.com/office/drawing/2016/5/13/chartex" xmlns:cx8="http://schemas.microsoft.com/office/drawing/2016/5/14/chartex" xmlns:mc="http://schemas.openxmlformats.org/markup-compatibility/2006" xmlns:aink="http://schemas.microsoft.com/office/drawing/2016/ink" xmlns:am3d="http://schemas.microsoft.com/office/drawing/2017/model3d" xmlns:o="urn:schemas-microsoft-com:office:office" xmlns:oel="http://schemas.microsoft.com/office/2019/extlst" xmlns:r="http://schemas.openxmlformats.org/officeDocument/2006/relationships" xmlns:m="http://schemas.openxmlformats.org/officeDocument/2006/math" xmlns:v="urn:schemas-microsoft-com:vml" xmlns:wp14="http://schemas.microsoft.com/office/word/2010/wordprocessingDrawing" xmlns:wp="http://schemas.openxmlformats.org/drawingml/2006/wordprocessingDrawing" xmlns:w10="urn:schemas-microsoft-com:office:word" xmlns:w="http://schemas.openxmlformats.org/wordprocessingml/2006/main" xmlns:w14="http://schemas.microsoft.com/office/word/2010/wordml" xmlns:w15="http://schemas.microsoft.com/office/word/2012/wordml" xmlns:w16cex="http://schemas.microsoft.com/office/word/2018/wordml/cex" xmlns:w16cid="http://schemas.microsoft.com/office/word/2016/wordml/cid" xmlns:w16="http://schemas.microsoft.com/office/word/2018/wordml" xmlns:w16du="http://schemas.microsoft.com/office/word/2023/wordml/word16du" xmlns:w16sdtdh="http://schemas.microsoft.com/office/word/2020/wordml/sdtdatahash" xmlns:w16sdtfl="http://schemas.microsoft.com/office/word/2024/wordml/sdtformatlock" xmlns:w16se="http://schemas.microsoft.com/office/word/2015/wordml/symex" xmlns:wpg="http://schemas.microsoft.com/office/word/2010/wordprocessingGroup" xmlns:wpi="http://schemas.microsoft.com/office/word/2010/wordprocessingInk" xmlns:wne="http://schemas.microsoft.com/office/word/2006/wordml" xmlns:wps="http://schemas.microsoft.com/office/word/2010/wordprocessingShape" mc:Ignorable="w14 w15 w16se w16cid w16 w16cex w16sdtdh w16sdtfl w16du wp14">
+<w:ftr xmlns:wpc="http://schemas.microsoft.com/office/word/2010/wordprocessingCanvas" xmlns:cx="http://schemas.microsoft.com/office/drawing/2014/chartex" xmlns:cx1="http://schemas.microsoft.com/office/drawing/2015/9/8/chartex" xmlns:cx2="http://schemas.microsoft.com/office/drawing/2015/10/21/chartex" xmlns:cx3="http://schemas.microsoft.com/office/drawing/2016/5/9/chartex" xmlns:cx4="http://schemas.microsoft.com/office/drawing/2016/5/10/chartex" xmlns:cx5="http://schemas.microsoft.com/office/drawing/2016/5/11/chartex" xmlns:cx6="http://schemas.microsoft.com/office/drawing/2016/5/12/chartex" xmlns:cx7="http://schemas.microsoft.com/office/drawing/2016/5/13/chartex" xmlns:cx8="http://schemas.microsoft.com/office/drawing/2016/5/14/chartex" xmlns:mc="http://schemas.openxmlformats.org/markup-compatibility/2006" xmlns:aink="http://schemas.microsoft.com/office/drawing/2016/ink" xmlns:am3d="http://schemas.microsoft.com/office/drawing/2017/model3d" xmlns:o="urn:schemas-microsoft-com:office:office" xmlns:oel="http://schemas.microsoft.com/office/2019/extlst" xmlns:r="http://schemas.openxmlformats.org/officeDocument/2006/relationships" xmlns:m="http://schemas.openxmlformats.org/officeDocument/2006/math" xmlns:v="urn:schemas-microsoft-com:vml" xmlns:wp14="http://schemas.microsoft.com/office/word/2010/wordprocessingDrawing" xmlns:wp="http://schemas.openxmlformats.org/drawingml/2006/wordprocessingDrawing" xmlns:w10="urn:schemas-microsoft-com:office:word" xmlns:w="http://schemas.openxmlformats.org/wordprocessingml/2006/main" xmlns:w14="http://schemas.microsoft.com/office/word/2010/wordml" xmlns:w15="http://schemas.microsoft.com/office/word/2012/wordml" xmlns:w16cex="http://schemas.microsoft.com/office/word/2018/wordml/cex" xmlns:w16cid="http://schemas.microsoft.com/office/word/2016/wordml/cid" xmlns:w16="http://schemas.microsoft.com/office/word/2018/wordml" xmlns:w16sdtdh="http://schemas.microsoft.com/office/word/2020/wordml/sdtdatahash" xmlns:w16se="http://schemas.microsoft.com/office/word/2015/wordml/symex" xmlns:wpg="http://schemas.microsoft.com/office/word/2010/wordprocessingGroup" xmlns:wpi="http://schemas.microsoft.com/office/word/2010/wordprocessingInk" xmlns:wne="http://schemas.microsoft.com/office/word/2006/wordml" xmlns:wps="http://schemas.microsoft.com/office/word/2010/wordprocessingShape" mc:Ignorable="w14 w15 w16se w16cid w16 w16cex w16sdtdh wp14">
   <w:p>
     <w:pPr>
       <w:pStyle w:val="af2"/>
@@ -5186,7 +4549,7 @@
 </file>
 
 <file path=word/footnotes.xml><?xml version="1.0" encoding="utf-8"?>
-<w:footnotes xmlns:wpc="http://schemas.microsoft.com/office/word/2010/wordprocessingCanvas" xmlns:cx="http://schemas.microsoft.com/office/drawing/2014/chartex" xmlns:cx1="http://schemas.microsoft.com/office/drawing/2015/9/8/chartex" xmlns:cx2="http://schemas.microsoft.com/office/drawing/2015/10/21/chartex" xmlns:cx3="http://schemas.microsoft.com/office/drawing/2016/5/9/chartex" xmlns:cx4="http://schemas.microsoft.com/office/drawing/2016/5/10/chartex" xmlns:cx5="http://schemas.microsoft.com/office/drawing/2016/5/11/chartex" xmlns:cx6="http://schemas.microsoft.com/office/drawing/2016/5/12/chartex" xmlns:cx7="http://schemas.microsoft.com/office/drawing/2016/5/13/chartex" xmlns:cx8="http://schemas.microsoft.com/office/drawing/2016/5/14/chartex" xmlns:mc="http://schemas.openxmlformats.org/markup-compatibility/2006" xmlns:aink="http://schemas.microsoft.com/office/drawing/2016/ink" xmlns:am3d="http://schemas.microsoft.com/office/drawing/2017/model3d" xmlns:o="urn:schemas-microsoft-com:office:office" xmlns:oel="http://schemas.microsoft.com/office/2019/extlst" xmlns:r="http://schemas.openxmlformats.org/officeDocument/2006/relationships" xmlns:m="http://schemas.openxmlformats.org/officeDocument/2006/math" xmlns:v="urn:schemas-microsoft-com:vml" xmlns:wp14="http://schemas.microsoft.com/office/word/2010/wordprocessingDrawing" xmlns:wp="http://schemas.openxmlformats.org/drawingml/2006/wordprocessingDrawing" xmlns:w10="urn:schemas-microsoft-com:office:word" xmlns:w="http://schemas.openxmlformats.org/wordprocessingml/2006/main" xmlns:w14="http://schemas.microsoft.com/office/word/2010/wordml" xmlns:w15="http://schemas.microsoft.com/office/word/2012/wordml" xmlns:w16cex="http://schemas.microsoft.com/office/word/2018/wordml/cex" xmlns:w16cid="http://schemas.microsoft.com/office/word/2016/wordml/cid" xmlns:w16="http://schemas.microsoft.com/office/word/2018/wordml" xmlns:w16du="http://schemas.microsoft.com/office/word/2023/wordml/word16du" xmlns:w16sdtdh="http://schemas.microsoft.com/office/word/2020/wordml/sdtdatahash" xmlns:w16sdtfl="http://schemas.microsoft.com/office/word/2024/wordml/sdtformatlock" xmlns:w16se="http://schemas.microsoft.com/office/word/2015/wordml/symex" xmlns:wpg="http://schemas.microsoft.com/office/word/2010/wordprocessingGroup" xmlns:wpi="http://schemas.microsoft.com/office/word/2010/wordprocessingInk" xmlns:wne="http://schemas.microsoft.com/office/word/2006/wordml" xmlns:wps="http://schemas.microsoft.com/office/word/2010/wordprocessingShape" mc:Ignorable="w14 w15 w16se w16cid w16 w16cex w16sdtdh w16sdtfl w16du wp14">
+<w:footnotes xmlns:wpc="http://schemas.microsoft.com/office/word/2010/wordprocessingCanvas" xmlns:cx="http://schemas.microsoft.com/office/drawing/2014/chartex" xmlns:cx1="http://schemas.microsoft.com/office/drawing/2015/9/8/chartex" xmlns:cx2="http://schemas.microsoft.com/office/drawing/2015/10/21/chartex" xmlns:cx3="http://schemas.microsoft.com/office/drawing/2016/5/9/chartex" xmlns:cx4="http://schemas.microsoft.com/office/drawing/2016/5/10/chartex" xmlns:cx5="http://schemas.microsoft.com/office/drawing/2016/5/11/chartex" xmlns:cx6="http://schemas.microsoft.com/office/drawing/2016/5/12/chartex" xmlns:cx7="http://schemas.microsoft.com/office/drawing/2016/5/13/chartex" xmlns:cx8="http://schemas.microsoft.com/office/drawing/2016/5/14/chartex" xmlns:mc="http://schemas.openxmlformats.org/markup-compatibility/2006" xmlns:aink="http://schemas.microsoft.com/office/drawing/2016/ink" xmlns:am3d="http://schemas.microsoft.com/office/drawing/2017/model3d" xmlns:o="urn:schemas-microsoft-com:office:office" xmlns:oel="http://schemas.microsoft.com/office/2019/extlst" xmlns:r="http://schemas.openxmlformats.org/officeDocument/2006/relationships" xmlns:m="http://schemas.openxmlformats.org/officeDocument/2006/math" xmlns:v="urn:schemas-microsoft-com:vml" xmlns:wp14="http://schemas.microsoft.com/office/word/2010/wordprocessingDrawing" xmlns:wp="http://schemas.openxmlformats.org/drawingml/2006/wordprocessingDrawing" xmlns:w10="urn:schemas-microsoft-com:office:word" xmlns:w="http://schemas.openxmlformats.org/wordprocessingml/2006/main" xmlns:w14="http://schemas.microsoft.com/office/word/2010/wordml" xmlns:w15="http://schemas.microsoft.com/office/word/2012/wordml" xmlns:w16cex="http://schemas.microsoft.com/office/word/2018/wordml/cex" xmlns:w16cid="http://schemas.microsoft.com/office/word/2016/wordml/cid" xmlns:w16="http://schemas.microsoft.com/office/word/2018/wordml" xmlns:w16sdtdh="http://schemas.microsoft.com/office/word/2020/wordml/sdtdatahash" xmlns:w16se="http://schemas.microsoft.com/office/word/2015/wordml/symex" xmlns:wpg="http://schemas.microsoft.com/office/word/2010/wordprocessingGroup" xmlns:wpi="http://schemas.microsoft.com/office/word/2010/wordprocessingInk" xmlns:wne="http://schemas.microsoft.com/office/word/2006/wordml" xmlns:wps="http://schemas.microsoft.com/office/word/2010/wordprocessingShape" mc:Ignorable="w14 w15 w16se w16cid w16 w16cex w16sdtdh wp14">
   <w:footnote w:type="separator" w:id="-1">
     <w:p>
       <w:pPr>
@@ -5213,7 +4576,7 @@
 </file>
 
 <file path=word/header1.xml><?xml version="1.0" encoding="utf-8"?>
-<w:hdr xmlns:wpc="http://schemas.microsoft.com/office/word/2010/wordprocessingCanvas" xmlns:cx="http://schemas.microsoft.com/office/drawing/2014/chartex" xmlns:cx1="http://schemas.microsoft.com/office/drawing/2015/9/8/chartex" xmlns:cx2="http://schemas.microsoft.com/office/drawing/2015/10/21/chartex" xmlns:cx3="http://schemas.microsoft.com/office/drawing/2016/5/9/chartex" xmlns:cx4="http://schemas.microsoft.com/office/drawing/2016/5/10/chartex" xmlns:cx5="http://schemas.microsoft.com/office/drawing/2016/5/11/chartex" xmlns:cx6="http://schemas.microsoft.com/office/drawing/2016/5/12/chartex" xmlns:cx7="http://schemas.microsoft.com/office/drawing/2016/5/13/chartex" xmlns:cx8="http://schemas.microsoft.com/office/drawing/2016/5/14/chartex" xmlns:mc="http://schemas.openxmlformats.org/markup-compatibility/2006" xmlns:aink="http://schemas.microsoft.com/office/drawing/2016/ink" xmlns:am3d="http://schemas.microsoft.com/office/drawing/2017/model3d" xmlns:o="urn:schemas-microsoft-com:office:office" xmlns:oel="http://schemas.microsoft.com/office/2019/extlst" xmlns:r="http://schemas.openxmlformats.org/officeDocument/2006/relationships" xmlns:m="http://schemas.openxmlformats.org/officeDocument/2006/math" xmlns:v="urn:schemas-microsoft-com:vml" xmlns:wp14="http://schemas.microsoft.com/office/word/2010/wordprocessingDrawing" xmlns:wp="http://schemas.openxmlformats.org/drawingml/2006/wordprocessingDrawing" xmlns:w10="urn:schemas-microsoft-com:office:word" xmlns:w="http://schemas.openxmlformats.org/wordprocessingml/2006/main" xmlns:w14="http://schemas.microsoft.com/office/word/2010/wordml" xmlns:w15="http://schemas.microsoft.com/office/word/2012/wordml" xmlns:w16cex="http://schemas.microsoft.com/office/word/2018/wordml/cex" xmlns:w16cid="http://schemas.microsoft.com/office/word/2016/wordml/cid" xmlns:w16="http://schemas.microsoft.com/office/word/2018/wordml" xmlns:w16du="http://schemas.microsoft.com/office/word/2023/wordml/word16du" xmlns:w16sdtdh="http://schemas.microsoft.com/office/word/2020/wordml/sdtdatahash" xmlns:w16sdtfl="http://schemas.microsoft.com/office/word/2024/wordml/sdtformatlock" xmlns:w16se="http://schemas.microsoft.com/office/word/2015/wordml/symex" xmlns:wpg="http://schemas.microsoft.com/office/word/2010/wordprocessingGroup" xmlns:wpi="http://schemas.microsoft.com/office/word/2010/wordprocessingInk" xmlns:wne="http://schemas.microsoft.com/office/word/2006/wordml" xmlns:wps="http://schemas.microsoft.com/office/word/2010/wordprocessingShape" mc:Ignorable="w14 w15 w16se w16cid w16 w16cex w16sdtdh w16sdtfl w16du wp14">
+<w:hdr xmlns:wpc="http://schemas.microsoft.com/office/word/2010/wordprocessingCanvas" xmlns:cx="http://schemas.microsoft.com/office/drawing/2014/chartex" xmlns:cx1="http://schemas.microsoft.com/office/drawing/2015/9/8/chartex" xmlns:cx2="http://schemas.microsoft.com/office/drawing/2015/10/21/chartex" xmlns:cx3="http://schemas.microsoft.com/office/drawing/2016/5/9/chartex" xmlns:cx4="http://schemas.microsoft.com/office/drawing/2016/5/10/chartex" xmlns:cx5="http://schemas.microsoft.com/office/drawing/2016/5/11/chartex" xmlns:cx6="http://schemas.microsoft.com/office/drawing/2016/5/12/chartex" xmlns:cx7="http://schemas.microsoft.com/office/drawing/2016/5/13/chartex" xmlns:cx8="http://schemas.microsoft.com/office/drawing/2016/5/14/chartex" xmlns:mc="http://schemas.openxmlformats.org/markup-compatibility/2006" xmlns:aink="http://schemas.microsoft.com/office/drawing/2016/ink" xmlns:am3d="http://schemas.microsoft.com/office/drawing/2017/model3d" xmlns:o="urn:schemas-microsoft-com:office:office" xmlns:oel="http://schemas.microsoft.com/office/2019/extlst" xmlns:r="http://schemas.openxmlformats.org/officeDocument/2006/relationships" xmlns:m="http://schemas.openxmlformats.org/officeDocument/2006/math" xmlns:v="urn:schemas-microsoft-com:vml" xmlns:wp14="http://schemas.microsoft.com/office/word/2010/wordprocessingDrawing" xmlns:wp="http://schemas.openxmlformats.org/drawingml/2006/wordprocessingDrawing" xmlns:w10="urn:schemas-microsoft-com:office:word" xmlns:w="http://schemas.openxmlformats.org/wordprocessingml/2006/main" xmlns:w14="http://schemas.microsoft.com/office/word/2010/wordml" xmlns:w15="http://schemas.microsoft.com/office/word/2012/wordml" xmlns:w16cex="http://schemas.microsoft.com/office/word/2018/wordml/cex" xmlns:w16cid="http://schemas.microsoft.com/office/word/2016/wordml/cid" xmlns:w16="http://schemas.microsoft.com/office/word/2018/wordml" xmlns:w16sdtdh="http://schemas.microsoft.com/office/word/2020/wordml/sdtdatahash" xmlns:w16se="http://schemas.microsoft.com/office/word/2015/wordml/symex" xmlns:wpg="http://schemas.microsoft.com/office/word/2010/wordprocessingGroup" xmlns:wpi="http://schemas.microsoft.com/office/word/2010/wordprocessingInk" xmlns:wne="http://schemas.microsoft.com/office/word/2006/wordml" xmlns:wps="http://schemas.microsoft.com/office/word/2010/wordprocessingShape" mc:Ignorable="w14 w15 w16se w16cid w16 w16cex w16sdtdh wp14">
   <w:p>
     <w:pPr>
       <w:pStyle w:val="af0"/>
@@ -5224,7 +4587,7 @@
 </file>
 
 <file path=word/header2.xml><?xml version="1.0" encoding="utf-8"?>
-<w:hdr xmlns:wpc="http://schemas.microsoft.com/office/word/2010/wordprocessingCanvas" xmlns:cx="http://schemas.microsoft.com/office/drawing/2014/chartex" xmlns:cx1="http://schemas.microsoft.com/office/drawing/2015/9/8/chartex" xmlns:cx2="http://schemas.microsoft.com/office/drawing/2015/10/21/chartex" xmlns:cx3="http://schemas.microsoft.com/office/drawing/2016/5/9/chartex" xmlns:cx4="http://schemas.microsoft.com/office/drawing/2016/5/10/chartex" xmlns:cx5="http://schemas.microsoft.com/office/drawing/2016/5/11/chartex" xmlns:cx6="http://schemas.microsoft.com/office/drawing/2016/5/12/chartex" xmlns:cx7="http://schemas.microsoft.com/office/drawing/2016/5/13/chartex" xmlns:cx8="http://schemas.microsoft.com/office/drawing/2016/5/14/chartex" xmlns:mc="http://schemas.openxmlformats.org/markup-compatibility/2006" xmlns:aink="http://schemas.microsoft.com/office/drawing/2016/ink" xmlns:am3d="http://schemas.microsoft.com/office/drawing/2017/model3d" xmlns:o="urn:schemas-microsoft-com:office:office" xmlns:oel="http://schemas.microsoft.com/office/2019/extlst" xmlns:r="http://schemas.openxmlformats.org/officeDocument/2006/relationships" xmlns:m="http://schemas.openxmlformats.org/officeDocument/2006/math" xmlns:v="urn:schemas-microsoft-com:vml" xmlns:wp14="http://schemas.microsoft.com/office/word/2010/wordprocessingDrawing" xmlns:wp="http://schemas.openxmlformats.org/drawingml/2006/wordprocessingDrawing" xmlns:w10="urn:schemas-microsoft-com:office:word" xmlns:w="http://schemas.openxmlformats.org/wordprocessingml/2006/main" xmlns:w14="http://schemas.microsoft.com/office/word/2010/wordml" xmlns:w15="http://schemas.microsoft.com/office/word/2012/wordml" xmlns:w16cex="http://schemas.microsoft.com/office/word/2018/wordml/cex" xmlns:w16cid="http://schemas.microsoft.com/office/word/2016/wordml/cid" xmlns:w16="http://schemas.microsoft.com/office/word/2018/wordml" xmlns:w16du="http://schemas.microsoft.com/office/word/2023/wordml/word16du" xmlns:w16sdtdh="http://schemas.microsoft.com/office/word/2020/wordml/sdtdatahash" xmlns:w16sdtfl="http://schemas.microsoft.com/office/word/2024/wordml/sdtformatlock" xmlns:w16se="http://schemas.microsoft.com/office/word/2015/wordml/symex" xmlns:wpg="http://schemas.microsoft.com/office/word/2010/wordprocessingGroup" xmlns:wpi="http://schemas.microsoft.com/office/word/2010/wordprocessingInk" xmlns:wne="http://schemas.microsoft.com/office/word/2006/wordml" xmlns:wps="http://schemas.microsoft.com/office/word/2010/wordprocessingShape" mc:Ignorable="w14 w15 w16se w16cid w16 w16cex w16sdtdh w16sdtfl w16du wp14">
+<w:hdr xmlns:wpc="http://schemas.microsoft.com/office/word/2010/wordprocessingCanvas" xmlns:cx="http://schemas.microsoft.com/office/drawing/2014/chartex" xmlns:cx1="http://schemas.microsoft.com/office/drawing/2015/9/8/chartex" xmlns:cx2="http://schemas.microsoft.com/office/drawing/2015/10/21/chartex" xmlns:cx3="http://schemas.microsoft.com/office/drawing/2016/5/9/chartex" xmlns:cx4="http://schemas.microsoft.com/office/drawing/2016/5/10/chartex" xmlns:cx5="http://schemas.microsoft.com/office/drawing/2016/5/11/chartex" xmlns:cx6="http://schemas.microsoft.com/office/drawing/2016/5/12/chartex" xmlns:cx7="http://schemas.microsoft.com/office/drawing/2016/5/13/chartex" xmlns:cx8="http://schemas.microsoft.com/office/drawing/2016/5/14/chartex" xmlns:mc="http://schemas.openxmlformats.org/markup-compatibility/2006" xmlns:aink="http://schemas.microsoft.com/office/drawing/2016/ink" xmlns:am3d="http://schemas.microsoft.com/office/drawing/2017/model3d" xmlns:o="urn:schemas-microsoft-com:office:office" xmlns:oel="http://schemas.microsoft.com/office/2019/extlst" xmlns:r="http://schemas.openxmlformats.org/officeDocument/2006/relationships" xmlns:m="http://schemas.openxmlformats.org/officeDocument/2006/math" xmlns:v="urn:schemas-microsoft-com:vml" xmlns:wp14="http://schemas.microsoft.com/office/word/2010/wordprocessingDrawing" xmlns:wp="http://schemas.openxmlformats.org/drawingml/2006/wordprocessingDrawing" xmlns:w10="urn:schemas-microsoft-com:office:word" xmlns:w="http://schemas.openxmlformats.org/wordprocessingml/2006/main" xmlns:w14="http://schemas.microsoft.com/office/word/2010/wordml" xmlns:w15="http://schemas.microsoft.com/office/word/2012/wordml" xmlns:w16cex="http://schemas.microsoft.com/office/word/2018/wordml/cex" xmlns:w16cid="http://schemas.microsoft.com/office/word/2016/wordml/cid" xmlns:w16="http://schemas.microsoft.com/office/word/2018/wordml" xmlns:w16sdtdh="http://schemas.microsoft.com/office/word/2020/wordml/sdtdatahash" xmlns:w16se="http://schemas.microsoft.com/office/word/2015/wordml/symex" xmlns:wpg="http://schemas.microsoft.com/office/word/2010/wordprocessingGroup" xmlns:wpi="http://schemas.microsoft.com/office/word/2010/wordprocessingInk" xmlns:wne="http://schemas.microsoft.com/office/word/2006/wordml" xmlns:wps="http://schemas.microsoft.com/office/word/2010/wordprocessingShape" mc:Ignorable="w14 w15 w16se w16cid w16 w16cex w16sdtdh wp14">
   <w:p>
     <w:pPr>
       <w:pStyle w:val="af0"/>
@@ -5235,7 +4598,7 @@
 </file>
 
 <file path=word/header3.xml><?xml version="1.0" encoding="utf-8"?>
-<w:hdr xmlns:wpc="http://schemas.microsoft.com/office/word/2010/wordprocessingCanvas" xmlns:cx="http://schemas.microsoft.com/office/drawing/2014/chartex" xmlns:cx1="http://schemas.microsoft.com/office/drawing/2015/9/8/chartex" xmlns:cx2="http://schemas.microsoft.com/office/drawing/2015/10/21/chartex" xmlns:cx3="http://schemas.microsoft.com/office/drawing/2016/5/9/chartex" xmlns:cx4="http://schemas.microsoft.com/office/drawing/2016/5/10/chartex" xmlns:cx5="http://schemas.microsoft.com/office/drawing/2016/5/11/chartex" xmlns:cx6="http://schemas.microsoft.com/office/drawing/2016/5/12/chartex" xmlns:cx7="http://schemas.microsoft.com/office/drawing/2016/5/13/chartex" xmlns:cx8="http://schemas.microsoft.com/office/drawing/2016/5/14/chartex" xmlns:mc="http://schemas.openxmlformats.org/markup-compatibility/2006" xmlns:aink="http://schemas.microsoft.com/office/drawing/2016/ink" xmlns:am3d="http://schemas.microsoft.com/office/drawing/2017/model3d" xmlns:o="urn:schemas-microsoft-com:office:office" xmlns:oel="http://schemas.microsoft.com/office/2019/extlst" xmlns:r="http://schemas.openxmlformats.org/officeDocument/2006/relationships" xmlns:m="http://schemas.openxmlformats.org/officeDocument/2006/math" xmlns:v="urn:schemas-microsoft-com:vml" xmlns:wp14="http://schemas.microsoft.com/office/word/2010/wordprocessingDrawing" xmlns:wp="http://schemas.openxmlformats.org/drawingml/2006/wordprocessingDrawing" xmlns:w10="urn:schemas-microsoft-com:office:word" xmlns:w="http://schemas.openxmlformats.org/wordprocessingml/2006/main" xmlns:w14="http://schemas.microsoft.com/office/word/2010/wordml" xmlns:w15="http://schemas.microsoft.com/office/word/2012/wordml" xmlns:w16cex="http://schemas.microsoft.com/office/word/2018/wordml/cex" xmlns:w16cid="http://schemas.microsoft.com/office/word/2016/wordml/cid" xmlns:w16="http://schemas.microsoft.com/office/word/2018/wordml" xmlns:w16du="http://schemas.microsoft.com/office/word/2023/wordml/word16du" xmlns:w16sdtdh="http://schemas.microsoft.com/office/word/2020/wordml/sdtdatahash" xmlns:w16sdtfl="http://schemas.microsoft.com/office/word/2024/wordml/sdtformatlock" xmlns:w16se="http://schemas.microsoft.com/office/word/2015/wordml/symex" xmlns:wpg="http://schemas.microsoft.com/office/word/2010/wordprocessingGroup" xmlns:wpi="http://schemas.microsoft.com/office/word/2010/wordprocessingInk" xmlns:wne="http://schemas.microsoft.com/office/word/2006/wordml" xmlns:wps="http://schemas.microsoft.com/office/word/2010/wordprocessingShape" mc:Ignorable="w14 w15 w16se w16cid w16 w16cex w16sdtdh w16sdtfl w16du wp14">
+<w:hdr xmlns:wpc="http://schemas.microsoft.com/office/word/2010/wordprocessingCanvas" xmlns:cx="http://schemas.microsoft.com/office/drawing/2014/chartex" xmlns:cx1="http://schemas.microsoft.com/office/drawing/2015/9/8/chartex" xmlns:cx2="http://schemas.microsoft.com/office/drawing/2015/10/21/chartex" xmlns:cx3="http://schemas.microsoft.com/office/drawing/2016/5/9/chartex" xmlns:cx4="http://schemas.microsoft.com/office/drawing/2016/5/10/chartex" xmlns:cx5="http://schemas.microsoft.com/office/drawing/2016/5/11/chartex" xmlns:cx6="http://schemas.microsoft.com/office/drawing/2016/5/12/chartex" xmlns:cx7="http://schemas.microsoft.com/office/drawing/2016/5/13/chartex" xmlns:cx8="http://schemas.microsoft.com/office/drawing/2016/5/14/chartex" xmlns:mc="http://schemas.openxmlformats.org/markup-compatibility/2006" xmlns:aink="http://schemas.microsoft.com/office/drawing/2016/ink" xmlns:am3d="http://schemas.microsoft.com/office/drawing/2017/model3d" xmlns:o="urn:schemas-microsoft-com:office:office" xmlns:oel="http://schemas.microsoft.com/office/2019/extlst" xmlns:r="http://schemas.openxmlformats.org/officeDocument/2006/relationships" xmlns:m="http://schemas.openxmlformats.org/officeDocument/2006/math" xmlns:v="urn:schemas-microsoft-com:vml" xmlns:wp14="http://schemas.microsoft.com/office/word/2010/wordprocessingDrawing" xmlns:wp="http://schemas.openxmlformats.org/drawingml/2006/wordprocessingDrawing" xmlns:w10="urn:schemas-microsoft-com:office:word" xmlns:w="http://schemas.openxmlformats.org/wordprocessingml/2006/main" xmlns:w14="http://schemas.microsoft.com/office/word/2010/wordml" xmlns:w15="http://schemas.microsoft.com/office/word/2012/wordml" xmlns:w16cex="http://schemas.microsoft.com/office/word/2018/wordml/cex" xmlns:w16cid="http://schemas.microsoft.com/office/word/2016/wordml/cid" xmlns:w16="http://schemas.microsoft.com/office/word/2018/wordml" xmlns:w16sdtdh="http://schemas.microsoft.com/office/word/2020/wordml/sdtdatahash" xmlns:w16se="http://schemas.microsoft.com/office/word/2015/wordml/symex" xmlns:wpg="http://schemas.microsoft.com/office/word/2010/wordprocessingGroup" xmlns:wpi="http://schemas.microsoft.com/office/word/2010/wordprocessingInk" xmlns:wne="http://schemas.microsoft.com/office/word/2006/wordml" xmlns:wps="http://schemas.microsoft.com/office/word/2010/wordprocessingShape" mc:Ignorable="w14 w15 w16se w16cid w16 w16cex w16sdtdh wp14">
   <w:p>
     <w:pPr>
       <w:pStyle w:val="af0"/>
@@ -5246,7 +4609,7 @@
 </file>
 
 <file path=word/numbering.xml><?xml version="1.0" encoding="utf-8"?>
-<w:numbering xmlns:wpc="http://schemas.microsoft.com/office/word/2010/wordprocessingCanvas" xmlns:cx="http://schemas.microsoft.com/office/drawing/2014/chartex" xmlns:cx1="http://schemas.microsoft.com/office/drawing/2015/9/8/chartex" xmlns:cx2="http://schemas.microsoft.com/office/drawing/2015/10/21/chartex" xmlns:cx3="http://schemas.microsoft.com/office/drawing/2016/5/9/chartex" xmlns:cx4="http://schemas.microsoft.com/office/drawing/2016/5/10/chartex" xmlns:cx5="http://schemas.microsoft.com/office/drawing/2016/5/11/chartex" xmlns:cx6="http://schemas.microsoft.com/office/drawing/2016/5/12/chartex" xmlns:cx7="http://schemas.microsoft.com/office/drawing/2016/5/13/chartex" xmlns:cx8="http://schemas.microsoft.com/office/drawing/2016/5/14/chartex" xmlns:mc="http://schemas.openxmlformats.org/markup-compatibility/2006" xmlns:aink="http://schemas.microsoft.com/office/drawing/2016/ink" xmlns:am3d="http://schemas.microsoft.com/office/drawing/2017/model3d" xmlns:o="urn:schemas-microsoft-com:office:office" xmlns:oel="http://schemas.microsoft.com/office/2019/extlst" xmlns:r="http://schemas.openxmlformats.org/officeDocument/2006/relationships" xmlns:m="http://schemas.openxmlformats.org/officeDocument/2006/math" xmlns:v="urn:schemas-microsoft-com:vml" xmlns:wp14="http://schemas.microsoft.com/office/word/2010/wordprocessingDrawing" xmlns:wp="http://schemas.openxmlformats.org/drawingml/2006/wordprocessingDrawing" xmlns:w10="urn:schemas-microsoft-com:office:word" xmlns:w="http://schemas.openxmlformats.org/wordprocessingml/2006/main" xmlns:w14="http://schemas.microsoft.com/office/word/2010/wordml" xmlns:w15="http://schemas.microsoft.com/office/word/2012/wordml" xmlns:w16cex="http://schemas.microsoft.com/office/word/2018/wordml/cex" xmlns:w16cid="http://schemas.microsoft.com/office/word/2016/wordml/cid" xmlns:w16="http://schemas.microsoft.com/office/word/2018/wordml" xmlns:w16du="http://schemas.microsoft.com/office/word/2023/wordml/word16du" xmlns:w16sdtdh="http://schemas.microsoft.com/office/word/2020/wordml/sdtdatahash" xmlns:w16sdtfl="http://schemas.microsoft.com/office/word/2024/wordml/sdtformatlock" xmlns:w16se="http://schemas.microsoft.com/office/word/2015/wordml/symex" xmlns:wpg="http://schemas.microsoft.com/office/word/2010/wordprocessingGroup" xmlns:wpi="http://schemas.microsoft.com/office/word/2010/wordprocessingInk" xmlns:wne="http://schemas.microsoft.com/office/word/2006/wordml" xmlns:wps="http://schemas.microsoft.com/office/word/2010/wordprocessingShape" mc:Ignorable="w14 w15 w16se w16cid w16 w16cex w16sdtdh w16sdtfl w16du wp14">
+<w:numbering xmlns:wpc="http://schemas.microsoft.com/office/word/2010/wordprocessingCanvas" xmlns:cx="http://schemas.microsoft.com/office/drawing/2014/chartex" xmlns:cx1="http://schemas.microsoft.com/office/drawing/2015/9/8/chartex" xmlns:cx2="http://schemas.microsoft.com/office/drawing/2015/10/21/chartex" xmlns:cx3="http://schemas.microsoft.com/office/drawing/2016/5/9/chartex" xmlns:cx4="http://schemas.microsoft.com/office/drawing/2016/5/10/chartex" xmlns:cx5="http://schemas.microsoft.com/office/drawing/2016/5/11/chartex" xmlns:cx6="http://schemas.microsoft.com/office/drawing/2016/5/12/chartex" xmlns:cx7="http://schemas.microsoft.com/office/drawing/2016/5/13/chartex" xmlns:cx8="http://schemas.microsoft.com/office/drawing/2016/5/14/chartex" xmlns:mc="http://schemas.openxmlformats.org/markup-compatibility/2006" xmlns:aink="http://schemas.microsoft.com/office/drawing/2016/ink" xmlns:am3d="http://schemas.microsoft.com/office/drawing/2017/model3d" xmlns:o="urn:schemas-microsoft-com:office:office" xmlns:oel="http://schemas.microsoft.com/office/2019/extlst" xmlns:r="http://schemas.openxmlformats.org/officeDocument/2006/relationships" xmlns:m="http://schemas.openxmlformats.org/officeDocument/2006/math" xmlns:v="urn:schemas-microsoft-com:vml" xmlns:wp14="http://schemas.microsoft.com/office/word/2010/wordprocessingDrawing" xmlns:wp="http://schemas.openxmlformats.org/drawingml/2006/wordprocessingDrawing" xmlns:w10="urn:schemas-microsoft-com:office:word" xmlns:w="http://schemas.openxmlformats.org/wordprocessingml/2006/main" xmlns:w14="http://schemas.microsoft.com/office/word/2010/wordml" xmlns:w15="http://schemas.microsoft.com/office/word/2012/wordml" xmlns:w16cex="http://schemas.microsoft.com/office/word/2018/wordml/cex" xmlns:w16cid="http://schemas.microsoft.com/office/word/2016/wordml/cid" xmlns:w16="http://schemas.microsoft.com/office/word/2018/wordml" xmlns:w16sdtdh="http://schemas.microsoft.com/office/word/2020/wordml/sdtdatahash" xmlns:w16se="http://schemas.microsoft.com/office/word/2015/wordml/symex" xmlns:wpg="http://schemas.microsoft.com/office/word/2010/wordprocessingGroup" xmlns:wpi="http://schemas.microsoft.com/office/word/2010/wordprocessingInk" xmlns:wne="http://schemas.microsoft.com/office/word/2006/wordml" xmlns:wps="http://schemas.microsoft.com/office/word/2010/wordprocessingShape" mc:Ignorable="w14 w15 w16se w16cid w16 w16cex w16sdtdh wp14">
   <w:abstractNum w:abstractNumId="0" w15:restartNumberingAfterBreak="0">
     <w:nsid w:val="077E2C73"/>
     <w:multiLevelType w:val="multilevel"/>
@@ -6130,7 +5493,7 @@
 </file>
 
 <file path=word/styles.xml><?xml version="1.0" encoding="utf-8"?>
-<w:styles xmlns:mc="http://schemas.openxmlformats.org/markup-compatibility/2006" xmlns:r="http://schemas.openxmlformats.org/officeDocument/2006/relationships" xmlns:w="http://schemas.openxmlformats.org/wordprocessingml/2006/main" xmlns:w14="http://schemas.microsoft.com/office/word/2010/wordml" xmlns:w15="http://schemas.microsoft.com/office/word/2012/wordml" xmlns:w16cex="http://schemas.microsoft.com/office/word/2018/wordml/cex" xmlns:w16cid="http://schemas.microsoft.com/office/word/2016/wordml/cid" xmlns:w16="http://schemas.microsoft.com/office/word/2018/wordml" xmlns:w16du="http://schemas.microsoft.com/office/word/2023/wordml/word16du" xmlns:w16sdtdh="http://schemas.microsoft.com/office/word/2020/wordml/sdtdatahash" xmlns:w16sdtfl="http://schemas.microsoft.com/office/word/2024/wordml/sdtformatlock" xmlns:w16se="http://schemas.microsoft.com/office/word/2015/wordml/symex" mc:Ignorable="w14 w15 w16se w16cid w16 w16cex w16sdtdh w16sdtfl w16du">
+<w:styles xmlns:mc="http://schemas.openxmlformats.org/markup-compatibility/2006" xmlns:r="http://schemas.openxmlformats.org/officeDocument/2006/relationships" xmlns:w="http://schemas.openxmlformats.org/wordprocessingml/2006/main" xmlns:w14="http://schemas.microsoft.com/office/word/2010/wordml" xmlns:w15="http://schemas.microsoft.com/office/word/2012/wordml" xmlns:w16cex="http://schemas.microsoft.com/office/word/2018/wordml/cex" xmlns:w16cid="http://schemas.microsoft.com/office/word/2016/wordml/cid" xmlns:w16="http://schemas.microsoft.com/office/word/2018/wordml" xmlns:w16sdtdh="http://schemas.microsoft.com/office/word/2020/wordml/sdtdatahash" xmlns:w16se="http://schemas.microsoft.com/office/word/2015/wordml/symex" mc:Ignorable="w14 w15 w16se w16cid w16 w16cex w16sdtdh">
   <w:docDefaults>
     <w:rPrDefault>
       <w:rPr>
@@ -6727,6 +6090,7 @@
   <w:style w:type="character" w:default="1" w:styleId="a0">
     <w:name w:val="Default Paragraph Font"/>
     <w:uiPriority w:val="1"/>
+    <w:semiHidden/>
     <w:unhideWhenUsed/>
   </w:style>
   <w:style w:type="table" w:default="1" w:styleId="a1">
@@ -7231,7 +6595,7 @@
 </file>
 
 <file path=word/glossary/document.xml><?xml version="1.0" encoding="utf-8"?>
-<w:glossaryDocument xmlns:wpc="http://schemas.microsoft.com/office/word/2010/wordprocessingCanvas" xmlns:cx="http://schemas.microsoft.com/office/drawing/2014/chartex" xmlns:cx1="http://schemas.microsoft.com/office/drawing/2015/9/8/chartex" xmlns:cx2="http://schemas.microsoft.com/office/drawing/2015/10/21/chartex" xmlns:cx3="http://schemas.microsoft.com/office/drawing/2016/5/9/chartex" xmlns:cx4="http://schemas.microsoft.com/office/drawing/2016/5/10/chartex" xmlns:cx5="http://schemas.microsoft.com/office/drawing/2016/5/11/chartex" xmlns:cx6="http://schemas.microsoft.com/office/drawing/2016/5/12/chartex" xmlns:cx7="http://schemas.microsoft.com/office/drawing/2016/5/13/chartex" xmlns:cx8="http://schemas.microsoft.com/office/drawing/2016/5/14/chartex" xmlns:mc="http://schemas.openxmlformats.org/markup-compatibility/2006" xmlns:aink="http://schemas.microsoft.com/office/drawing/2016/ink" xmlns:am3d="http://schemas.microsoft.com/office/drawing/2017/model3d" xmlns:o="urn:schemas-microsoft-com:office:office" xmlns:oel="http://schemas.microsoft.com/office/2019/extlst" xmlns:r="http://schemas.openxmlformats.org/officeDocument/2006/relationships" xmlns:m="http://schemas.openxmlformats.org/officeDocument/2006/math" xmlns:v="urn:schemas-microsoft-com:vml" xmlns:wp14="http://schemas.microsoft.com/office/word/2010/wordprocessingDrawing" xmlns:wp="http://schemas.openxmlformats.org/drawingml/2006/wordprocessingDrawing" xmlns:w10="urn:schemas-microsoft-com:office:word" xmlns:w="http://schemas.openxmlformats.org/wordprocessingml/2006/main" xmlns:w14="http://schemas.microsoft.com/office/word/2010/wordml" xmlns:w15="http://schemas.microsoft.com/office/word/2012/wordml" xmlns:w16cex="http://schemas.microsoft.com/office/word/2018/wordml/cex" xmlns:w16cid="http://schemas.microsoft.com/office/word/2016/wordml/cid" xmlns:w16="http://schemas.microsoft.com/office/word/2018/wordml" xmlns:w16du="http://schemas.microsoft.com/office/word/2023/wordml/word16du" xmlns:w16sdtdh="http://schemas.microsoft.com/office/word/2020/wordml/sdtdatahash" xmlns:w16sdtfl="http://schemas.microsoft.com/office/word/2024/wordml/sdtformatlock" xmlns:w16se="http://schemas.microsoft.com/office/word/2015/wordml/symex" xmlns:wpg="http://schemas.microsoft.com/office/word/2010/wordprocessingGroup" xmlns:wpi="http://schemas.microsoft.com/office/word/2010/wordprocessingInk" xmlns:wne="http://schemas.microsoft.com/office/word/2006/wordml" xmlns:wps="http://schemas.microsoft.com/office/word/2010/wordprocessingShape" mc:Ignorable="w14 w15 w16se w16cid w16 w16cex w16sdtdh w16sdtfl w16du wp14">
+<w:glossaryDocument xmlns:wpc="http://schemas.microsoft.com/office/word/2010/wordprocessingCanvas" xmlns:cx="http://schemas.microsoft.com/office/drawing/2014/chartex" xmlns:cx1="http://schemas.microsoft.com/office/drawing/2015/9/8/chartex" xmlns:cx2="http://schemas.microsoft.com/office/drawing/2015/10/21/chartex" xmlns:cx3="http://schemas.microsoft.com/office/drawing/2016/5/9/chartex" xmlns:cx4="http://schemas.microsoft.com/office/drawing/2016/5/10/chartex" xmlns:cx5="http://schemas.microsoft.com/office/drawing/2016/5/11/chartex" xmlns:cx6="http://schemas.microsoft.com/office/drawing/2016/5/12/chartex" xmlns:cx7="http://schemas.microsoft.com/office/drawing/2016/5/13/chartex" xmlns:cx8="http://schemas.microsoft.com/office/drawing/2016/5/14/chartex" xmlns:mc="http://schemas.openxmlformats.org/markup-compatibility/2006" xmlns:aink="http://schemas.microsoft.com/office/drawing/2016/ink" xmlns:am3d="http://schemas.microsoft.com/office/drawing/2017/model3d" xmlns:o="urn:schemas-microsoft-com:office:office" xmlns:oel="http://schemas.microsoft.com/office/2019/extlst" xmlns:r="http://schemas.openxmlformats.org/officeDocument/2006/relationships" xmlns:m="http://schemas.openxmlformats.org/officeDocument/2006/math" xmlns:v="urn:schemas-microsoft-com:vml" xmlns:wp14="http://schemas.microsoft.com/office/word/2010/wordprocessingDrawing" xmlns:wp="http://schemas.openxmlformats.org/drawingml/2006/wordprocessingDrawing" xmlns:w10="urn:schemas-microsoft-com:office:word" xmlns:w="http://schemas.openxmlformats.org/wordprocessingml/2006/main" xmlns:w14="http://schemas.microsoft.com/office/word/2010/wordml" xmlns:w15="http://schemas.microsoft.com/office/word/2012/wordml" xmlns:w16cex="http://schemas.microsoft.com/office/word/2018/wordml/cex" xmlns:w16cid="http://schemas.microsoft.com/office/word/2016/wordml/cid" xmlns:w16="http://schemas.microsoft.com/office/word/2018/wordml" xmlns:w16sdtdh="http://schemas.microsoft.com/office/word/2020/wordml/sdtdatahash" xmlns:w16se="http://schemas.microsoft.com/office/word/2015/wordml/symex" xmlns:wpg="http://schemas.microsoft.com/office/word/2010/wordprocessingGroup" xmlns:wpi="http://schemas.microsoft.com/office/word/2010/wordprocessingInk" xmlns:wne="http://schemas.microsoft.com/office/word/2006/wordml" xmlns:wps="http://schemas.microsoft.com/office/word/2010/wordprocessingShape" mc:Ignorable="w14 w15 w16se w16cid w16 w16cex w16sdtdh wp14">
   <w:docParts>
     <w:docPart>
       <w:docPartPr>
@@ -7344,11 +6708,11 @@
 </file>
 
 <file path=word/glossary/fontTable.xml><?xml version="1.0" encoding="utf-8"?>
-<w:fonts xmlns:mc="http://schemas.openxmlformats.org/markup-compatibility/2006" xmlns:r="http://schemas.openxmlformats.org/officeDocument/2006/relationships" xmlns:w="http://schemas.openxmlformats.org/wordprocessingml/2006/main" xmlns:w14="http://schemas.microsoft.com/office/word/2010/wordml" xmlns:w15="http://schemas.microsoft.com/office/word/2012/wordml" xmlns:w16cex="http://schemas.microsoft.com/office/word/2018/wordml/cex" xmlns:w16cid="http://schemas.microsoft.com/office/word/2016/wordml/cid" xmlns:w16="http://schemas.microsoft.com/office/word/2018/wordml" xmlns:w16du="http://schemas.microsoft.com/office/word/2023/wordml/word16du" xmlns:w16sdtdh="http://schemas.microsoft.com/office/word/2020/wordml/sdtdatahash" xmlns:w16sdtfl="http://schemas.microsoft.com/office/word/2024/wordml/sdtformatlock" xmlns:w16se="http://schemas.microsoft.com/office/word/2015/wordml/symex" mc:Ignorable="w14 w15 w16se w16cid w16 w16cex w16sdtdh w16sdtfl w16du">
+<w:fonts xmlns:mc="http://schemas.openxmlformats.org/markup-compatibility/2006" xmlns:r="http://schemas.openxmlformats.org/officeDocument/2006/relationships" xmlns:w="http://schemas.openxmlformats.org/wordprocessingml/2006/main" xmlns:w14="http://schemas.microsoft.com/office/word/2010/wordml" xmlns:w15="http://schemas.microsoft.com/office/word/2012/wordml" xmlns:w16cex="http://schemas.microsoft.com/office/word/2018/wordml/cex" xmlns:w16cid="http://schemas.microsoft.com/office/word/2016/wordml/cid" xmlns:w16="http://schemas.microsoft.com/office/word/2018/wordml" xmlns:w16sdtdh="http://schemas.microsoft.com/office/word/2020/wordml/sdtdatahash" xmlns:w16se="http://schemas.microsoft.com/office/word/2015/wordml/symex" mc:Ignorable="w14 w15 w16se w16cid w16 w16cex w16sdtdh">
   <w:font w:name="Symbol">
     <w:panose1 w:val="05050102010706020507"/>
     <w:charset w:val="02"/>
-    <w:family w:val="roman"/>
+    <w:family w:val="decorative"/>
     <w:pitch w:val="variable"/>
     <w:sig w:usb0="00000000" w:usb1="10000000" w:usb2="00000000" w:usb3="00000000" w:csb0="80000000" w:csb1="00000000"/>
   </w:font>
@@ -7368,20 +6732,21 @@
   </w:font>
   <w:font w:name="Wingdings">
     <w:panose1 w:val="05000000000000000000"/>
-    <w:charset w:val="02"/>
-    <w:family w:val="auto"/>
+    <w:charset w:val="00"/>
+    <w:family w:val="decorative"/>
     <w:pitch w:val="variable"/>
-    <w:sig w:usb0="00000000" w:usb1="10000000" w:usb2="00000000" w:usb3="00000000" w:csb0="80000000" w:csb1="00000000"/>
+    <w:sig w:usb0="00000003" w:usb1="00000000" w:usb2="00000000" w:usb3="00000000" w:csb0="80000001" w:csb1="00000000"/>
   </w:font>
   <w:font w:name="標楷體">
-    <w:altName w:val="標楷體"/>
-    <w:panose1 w:val="03000509000000000000"/>
+    <w:altName w:val="微軟正黑體"/>
+    <w:panose1 w:val="020B0604020202020204"/>
     <w:charset w:val="88"/>
     <w:family w:val="script"/>
     <w:pitch w:val="fixed"/>
     <w:sig w:usb0="00000003" w:usb1="080E0000" w:usb2="00000016" w:usb3="00000000" w:csb0="00100001" w:csb1="00000000"/>
   </w:font>
   <w:font w:name="Aptos">
+    <w:panose1 w:val="020B0004020202020204"/>
     <w:charset w:val="00"/>
     <w:family w:val="swiss"/>
     <w:pitch w:val="variable"/>
@@ -7396,6 +6761,7 @@
     <w:sig w:usb0="A00002FF" w:usb1="28CFFCFA" w:usb2="00000016" w:usb3="00000000" w:csb0="00100001" w:csb1="00000000"/>
   </w:font>
   <w:font w:name="Aptos Display">
+    <w:panose1 w:val="020B0004020202020204"/>
     <w:charset w:val="00"/>
     <w:family w:val="swiss"/>
     <w:pitch w:val="variable"/>
@@ -7406,13 +6772,13 @@
     <w:charset w:val="00"/>
     <w:family w:val="roman"/>
     <w:pitch w:val="variable"/>
-    <w:sig w:usb0="E00006FF" w:usb1="420024FF" w:usb2="02000000" w:usb3="00000000" w:csb0="0000019F" w:csb1="00000000"/>
+    <w:sig w:usb0="E00002FF" w:usb1="420024FF" w:usb2="00000000" w:usb3="00000000" w:csb0="0000019F" w:csb1="00000000"/>
   </w:font>
 </w:fonts>
 </file>
 
 <file path=word/glossary/settings.xml><?xml version="1.0" encoding="utf-8"?>
-<w:settings xmlns:mc="http://schemas.openxmlformats.org/markup-compatibility/2006" xmlns:o="urn:schemas-microsoft-com:office:office" xmlns:r="http://schemas.openxmlformats.org/officeDocument/2006/relationships" xmlns:m="http://schemas.openxmlformats.org/officeDocument/2006/math" xmlns:v="urn:schemas-microsoft-com:vml" xmlns:w10="urn:schemas-microsoft-com:office:word" xmlns:w="http://schemas.openxmlformats.org/wordprocessingml/2006/main" xmlns:w14="http://schemas.microsoft.com/office/word/2010/wordml" xmlns:w15="http://schemas.microsoft.com/office/word/2012/wordml" xmlns:w16cex="http://schemas.microsoft.com/office/word/2018/wordml/cex" xmlns:w16cid="http://schemas.microsoft.com/office/word/2016/wordml/cid" xmlns:w16="http://schemas.microsoft.com/office/word/2018/wordml" xmlns:w16du="http://schemas.microsoft.com/office/word/2023/wordml/word16du" xmlns:w16sdtdh="http://schemas.microsoft.com/office/word/2020/wordml/sdtdatahash" xmlns:w16sdtfl="http://schemas.microsoft.com/office/word/2024/wordml/sdtformatlock" xmlns:w16se="http://schemas.microsoft.com/office/word/2015/wordml/symex" xmlns:sl="http://schemas.openxmlformats.org/schemaLibrary/2006/main" mc:Ignorable="w14 w15 w16se w16cid w16 w16cex w16sdtdh w16sdtfl w16du">
+<w:settings xmlns:mc="http://schemas.openxmlformats.org/markup-compatibility/2006" xmlns:o="urn:schemas-microsoft-com:office:office" xmlns:r="http://schemas.openxmlformats.org/officeDocument/2006/relationships" xmlns:m="http://schemas.openxmlformats.org/officeDocument/2006/math" xmlns:v="urn:schemas-microsoft-com:vml" xmlns:w10="urn:schemas-microsoft-com:office:word" xmlns:w="http://schemas.openxmlformats.org/wordprocessingml/2006/main" xmlns:w14="http://schemas.microsoft.com/office/word/2010/wordml" xmlns:w15="http://schemas.microsoft.com/office/word/2012/wordml" xmlns:w16cex="http://schemas.microsoft.com/office/word/2018/wordml/cex" xmlns:w16cid="http://schemas.microsoft.com/office/word/2016/wordml/cid" xmlns:w16="http://schemas.microsoft.com/office/word/2018/wordml" xmlns:w16sdtdh="http://schemas.microsoft.com/office/word/2020/wordml/sdtdatahash" xmlns:w16se="http://schemas.microsoft.com/office/word/2015/wordml/symex" xmlns:sl="http://schemas.openxmlformats.org/schemaLibrary/2006/main" mc:Ignorable="w14 w15 w16se w16cid w16 w16cex w16sdtdh">
   <w:view w:val="normal"/>
   <w:bordersDoNotSurroundHeader/>
   <w:bordersDoNotSurroundFooter/>
@@ -7441,6 +6807,7 @@
     <w:rsid w:val="00457109"/>
     <w:rsid w:val="004C5A3E"/>
     <w:rsid w:val="00516625"/>
+    <w:rsid w:val="00565D41"/>
     <w:rsid w:val="005A288A"/>
     <w:rsid w:val="00683529"/>
     <w:rsid w:val="006922DD"/>
@@ -7470,7 +6837,7 @@
 </file>
 
 <file path=word/glossary/styles.xml><?xml version="1.0" encoding="utf-8"?>
-<w:styles xmlns:mc="http://schemas.openxmlformats.org/markup-compatibility/2006" xmlns:r="http://schemas.openxmlformats.org/officeDocument/2006/relationships" xmlns:w="http://schemas.openxmlformats.org/wordprocessingml/2006/main" xmlns:w14="http://schemas.microsoft.com/office/word/2010/wordml" xmlns:w15="http://schemas.microsoft.com/office/word/2012/wordml" xmlns:w16cex="http://schemas.microsoft.com/office/word/2018/wordml/cex" xmlns:w16cid="http://schemas.microsoft.com/office/word/2016/wordml/cid" xmlns:w16="http://schemas.microsoft.com/office/word/2018/wordml" xmlns:w16du="http://schemas.microsoft.com/office/word/2023/wordml/word16du" xmlns:w16sdtdh="http://schemas.microsoft.com/office/word/2020/wordml/sdtdatahash" xmlns:w16sdtfl="http://schemas.microsoft.com/office/word/2024/wordml/sdtformatlock" xmlns:w16se="http://schemas.microsoft.com/office/word/2015/wordml/symex" mc:Ignorable="w14 w15 w16se w16cid w16 w16cex w16sdtdh w16sdtfl w16du">
+<w:styles xmlns:mc="http://schemas.openxmlformats.org/markup-compatibility/2006" xmlns:r="http://schemas.openxmlformats.org/officeDocument/2006/relationships" xmlns:w="http://schemas.openxmlformats.org/wordprocessingml/2006/main" xmlns:w14="http://schemas.microsoft.com/office/word/2010/wordml" xmlns:w15="http://schemas.microsoft.com/office/word/2012/wordml" xmlns:w16cex="http://schemas.microsoft.com/office/word/2018/wordml/cex" xmlns:w16cid="http://schemas.microsoft.com/office/word/2016/wordml/cid" xmlns:w16="http://schemas.microsoft.com/office/word/2018/wordml" xmlns:w16sdtdh="http://schemas.microsoft.com/office/word/2020/wordml/sdtdatahash" xmlns:w16se="http://schemas.microsoft.com/office/word/2015/wordml/symex" mc:Ignorable="w14 w15 w16se w16cid w16 w16cex w16sdtdh">
   <w:docDefaults>
     <w:rPrDefault>
       <w:rPr>
@@ -7918,7 +7285,7 @@
 </file>
 
 <file path=word/glossary/webSettings.xml><?xml version="1.0" encoding="utf-8"?>
-<w:webSettings xmlns:mc="http://schemas.openxmlformats.org/markup-compatibility/2006" xmlns:r="http://schemas.openxmlformats.org/officeDocument/2006/relationships" xmlns:w="http://schemas.openxmlformats.org/wordprocessingml/2006/main" xmlns:w14="http://schemas.microsoft.com/office/word/2010/wordml" xmlns:w15="http://schemas.microsoft.com/office/word/2012/wordml" xmlns:w16cex="http://schemas.microsoft.com/office/word/2018/wordml/cex" xmlns:w16cid="http://schemas.microsoft.com/office/word/2016/wordml/cid" xmlns:w16="http://schemas.microsoft.com/office/word/2018/wordml" xmlns:w16du="http://schemas.microsoft.com/office/word/2023/wordml/word16du" xmlns:w16sdtdh="http://schemas.microsoft.com/office/word/2020/wordml/sdtdatahash" xmlns:w16sdtfl="http://schemas.microsoft.com/office/word/2024/wordml/sdtformatlock" xmlns:w16se="http://schemas.microsoft.com/office/word/2015/wordml/symex" mc:Ignorable="w14 w15 w16se w16cid w16 w16cex w16sdtdh w16sdtfl w16du">
+<w:webSettings xmlns:mc="http://schemas.openxmlformats.org/markup-compatibility/2006" xmlns:r="http://schemas.openxmlformats.org/officeDocument/2006/relationships" xmlns:w="http://schemas.openxmlformats.org/wordprocessingml/2006/main" xmlns:w14="http://schemas.microsoft.com/office/word/2010/wordml" xmlns:w15="http://schemas.microsoft.com/office/word/2012/wordml" xmlns:w16cex="http://schemas.microsoft.com/office/word/2018/wordml/cex" xmlns:w16cid="http://schemas.microsoft.com/office/word/2016/wordml/cid" xmlns:w16="http://schemas.microsoft.com/office/word/2018/wordml" xmlns:w16sdtdh="http://schemas.microsoft.com/office/word/2020/wordml/sdtdatahash" xmlns:w16se="http://schemas.microsoft.com/office/word/2015/wordml/symex" mc:Ignorable="w14 w15 w16se w16cid w16 w16cex w16sdtdh">
   <w:optimizeForBrowser/>
   <w:allowPNG/>
 </w:webSettings>

--- a/人工智慧導論報告.docx
+++ b/人工智慧導論報告.docx
@@ -1,6 +1,6 @@
 
 <file path=word/document.xml><?xml version="1.0" encoding="utf-8"?>
-<w:document xmlns:wpc="http://schemas.microsoft.com/office/word/2010/wordprocessingCanvas" xmlns:cx="http://schemas.microsoft.com/office/drawing/2014/chartex" xmlns:cx1="http://schemas.microsoft.com/office/drawing/2015/9/8/chartex" xmlns:cx2="http://schemas.microsoft.com/office/drawing/2015/10/21/chartex" xmlns:cx3="http://schemas.microsoft.com/office/drawing/2016/5/9/chartex" xmlns:cx4="http://schemas.microsoft.com/office/drawing/2016/5/10/chartex" xmlns:cx5="http://schemas.microsoft.com/office/drawing/2016/5/11/chartex" xmlns:cx6="http://schemas.microsoft.com/office/drawing/2016/5/12/chartex" xmlns:cx7="http://schemas.microsoft.com/office/drawing/2016/5/13/chartex" xmlns:cx8="http://schemas.microsoft.com/office/drawing/2016/5/14/chartex" xmlns:mc="http://schemas.openxmlformats.org/markup-compatibility/2006" xmlns:aink="http://schemas.microsoft.com/office/drawing/2016/ink" xmlns:am3d="http://schemas.microsoft.com/office/drawing/2017/model3d" xmlns:o="urn:schemas-microsoft-com:office:office" xmlns:oel="http://schemas.microsoft.com/office/2019/extlst" xmlns:r="http://schemas.openxmlformats.org/officeDocument/2006/relationships" xmlns:m="http://schemas.openxmlformats.org/officeDocument/2006/math" xmlns:v="urn:schemas-microsoft-com:vml" xmlns:wp14="http://schemas.microsoft.com/office/word/2010/wordprocessingDrawing" xmlns:wp="http://schemas.openxmlformats.org/drawingml/2006/wordprocessingDrawing" xmlns:w10="urn:schemas-microsoft-com:office:word" xmlns:w="http://schemas.openxmlformats.org/wordprocessingml/2006/main" xmlns:w14="http://schemas.microsoft.com/office/word/2010/wordml" xmlns:w15="http://schemas.microsoft.com/office/word/2012/wordml" xmlns:w16cex="http://schemas.microsoft.com/office/word/2018/wordml/cex" xmlns:w16cid="http://schemas.microsoft.com/office/word/2016/wordml/cid" xmlns:w16="http://schemas.microsoft.com/office/word/2018/wordml" xmlns:w16sdtdh="http://schemas.microsoft.com/office/word/2020/wordml/sdtdatahash" xmlns:w16se="http://schemas.microsoft.com/office/word/2015/wordml/symex" xmlns:wpg="http://schemas.microsoft.com/office/word/2010/wordprocessingGroup" xmlns:wpi="http://schemas.microsoft.com/office/word/2010/wordprocessingInk" xmlns:wne="http://schemas.microsoft.com/office/word/2006/wordml" xmlns:wps="http://schemas.microsoft.com/office/word/2010/wordprocessingShape" mc:Ignorable="w14 w15 w16se w16cid w16 w16cex w16sdtdh wp14">
+<w:document xmlns:wpc="http://schemas.microsoft.com/office/word/2010/wordprocessingCanvas" xmlns:cx="http://schemas.microsoft.com/office/drawing/2014/chartex" xmlns:cx1="http://schemas.microsoft.com/office/drawing/2015/9/8/chartex" xmlns:cx2="http://schemas.microsoft.com/office/drawing/2015/10/21/chartex" xmlns:cx3="http://schemas.microsoft.com/office/drawing/2016/5/9/chartex" xmlns:cx4="http://schemas.microsoft.com/office/drawing/2016/5/10/chartex" xmlns:cx5="http://schemas.microsoft.com/office/drawing/2016/5/11/chartex" xmlns:cx6="http://schemas.microsoft.com/office/drawing/2016/5/12/chartex" xmlns:cx7="http://schemas.microsoft.com/office/drawing/2016/5/13/chartex" xmlns:cx8="http://schemas.microsoft.com/office/drawing/2016/5/14/chartex" xmlns:mc="http://schemas.openxmlformats.org/markup-compatibility/2006" xmlns:aink="http://schemas.microsoft.com/office/drawing/2016/ink" xmlns:am3d="http://schemas.microsoft.com/office/drawing/2017/model3d" xmlns:o="urn:schemas-microsoft-com:office:office" xmlns:oel="http://schemas.microsoft.com/office/2019/extlst" xmlns:r="http://schemas.openxmlformats.org/officeDocument/2006/relationships" xmlns:m="http://schemas.openxmlformats.org/officeDocument/2006/math" xmlns:v="urn:schemas-microsoft-com:vml" xmlns:wp14="http://schemas.microsoft.com/office/word/2010/wordprocessingDrawing" xmlns:wp="http://schemas.openxmlformats.org/drawingml/2006/wordprocessingDrawing" xmlns:w10="urn:schemas-microsoft-com:office:word" xmlns:w="http://schemas.openxmlformats.org/wordprocessingml/2006/main" xmlns:w14="http://schemas.microsoft.com/office/word/2010/wordml" xmlns:w15="http://schemas.microsoft.com/office/word/2012/wordml" xmlns:w16cex="http://schemas.microsoft.com/office/word/2018/wordml/cex" xmlns:w16cid="http://schemas.microsoft.com/office/word/2016/wordml/cid" xmlns:w16="http://schemas.microsoft.com/office/word/2018/wordml" xmlns:w16du="http://schemas.microsoft.com/office/word/2023/wordml/word16du" xmlns:w16sdtdh="http://schemas.microsoft.com/office/word/2020/wordml/sdtdatahash" xmlns:w16sdtfl="http://schemas.microsoft.com/office/word/2024/wordml/sdtformatlock" xmlns:w16se="http://schemas.microsoft.com/office/word/2015/wordml/symex" xmlns:wpg="http://schemas.microsoft.com/office/word/2010/wordprocessingGroup" xmlns:wpi="http://schemas.microsoft.com/office/word/2010/wordprocessingInk" xmlns:wne="http://schemas.microsoft.com/office/word/2006/wordml" xmlns:wps="http://schemas.microsoft.com/office/word/2010/wordprocessingShape" mc:Ignorable="w14 w15 w16se w16cid w16 w16cex w16sdtdh w16sdtfl w16du wp14">
   <w:body>
     <w:sdt>
       <w:sdtPr>
@@ -475,7 +475,7 @@
                   </wp:anchor>
                 </w:drawing>
               </mc:Choice>
-              <mc:Fallback xmlns:w16sdtfl="http://schemas.microsoft.com/office/word/2024/wordml/sdtformatlock" xmlns:w16du="http://schemas.microsoft.com/office/word/2023/wordml/word16du">
+              <mc:Fallback>
                 <w:pict>
                   <v:shapetype w14:anchorId="575A20A6" id="_x0000_t202" coordsize="21600,21600" o:spt="202" path="m,l,21600r21600,l21600,xe">
                     <v:stroke joinstyle="miter"/>
@@ -826,7 +826,6 @@
         <w:rPr>
           <w:rFonts w:cs="Times New Roman"/>
         </w:rPr>
-        <w:lastRenderedPageBreak/>
         <w:t>在應用部署與數據調度架構上，本專案採取「後台重度生成，前端輕量消費」的去中心化</w:t>
       </w:r>
       <w:r>
@@ -2294,7 +2293,6 @@
               <w:bCs/>
               <w:lang w:val="zh-TW"/>
             </w:rPr>
-            <w:lastRenderedPageBreak/>
             <w:fldChar w:fldCharType="end"/>
           </w:r>
         </w:p>
@@ -2468,14 +2466,7 @@
         <w:rPr>
           <w:rFonts w:cs="Times New Roman"/>
         </w:rPr>
-        <w:t>在無狀態連續生成下的「高維度語意慣性陷阱」，為避免系統產出角色名稱嚴重撞車、情境高度雷</w:t>
-      </w:r>
-      <w:r>
-        <w:rPr>
-          <w:rFonts w:cs="Times New Roman"/>
-        </w:rPr>
-        <w:lastRenderedPageBreak/>
-        <w:t>同等生成退化現象，破除傳統密碼學靜態字串雜湊防線難以識別語意重複的侷限。</w:t>
+        <w:t>在無狀態連續生成下的「高維度語意慣性陷阱」，為避免系統產出角色名稱嚴重撞車、情境高度雷同等生成退化現象，破除傳統密碼學靜態字串雜湊防線難以識別語意重複的侷限。</w:t>
       </w:r>
     </w:p>
     <w:p>
@@ -2655,6 +2646,7 @@
         <w:rPr>
           <w:rFonts w:cs="Times New Roman"/>
         </w:rPr>
+        <w:lastRenderedPageBreak/>
         <w:t>專案介紹與系統架構</w:t>
       </w:r>
       <w:bookmarkEnd w:id="4"/>
@@ -2751,7 +2743,6 @@
         <w:rPr>
           <w:rFonts w:cs="Times New Roman"/>
         </w:rPr>
-        <w:lastRenderedPageBreak/>
         <w:t>API Token</w:t>
       </w:r>
       <w:r>
@@ -3101,7 +3092,6 @@
         <w:rPr>
           <w:rFonts w:cs="Times New Roman"/>
         </w:rPr>
-        <w:lastRenderedPageBreak/>
         <w:t>後台異步出題流水線流程</w:t>
       </w:r>
       <w:bookmarkEnd w:id="6"/>
@@ -3117,7 +3107,14 @@
         <w:rPr>
           <w:rFonts w:cs="Times New Roman"/>
         </w:rPr>
-        <w:t>本系統之後台命題流水線透過嚴格的時序與邏輯控制，將真實世界的時事雜訊，轉化為無重複、高擬真的多益標準題組。整體流水線清晰劃分為左側的「時事語料清洗」與右側的「核心調度生成」兩大階段，前後藉由中繼緩存檔案進行解耦通訊</w:t>
+        <w:t>本系統之後台命題流水線透過嚴格的時序與邏輯控制，將真實世界的時事雜</w:t>
+      </w:r>
+      <w:r>
+        <w:rPr>
+          <w:rFonts w:cs="Times New Roman"/>
+        </w:rPr>
+        <w:lastRenderedPageBreak/>
+        <w:t>訊，轉化為無重複、高擬真的多益標準題組。整體流水線清晰劃分為左側的「時事語料清洗」與右側的「核心調度生成」兩大階段，前後藉由中繼緩存檔案進行解耦通訊</w:t>
       </w:r>
       <w:r>
         <w:rPr>
@@ -3458,7 +3455,6 @@
           <w:b/>
           <w:bCs/>
         </w:rPr>
-        <w:lastRenderedPageBreak/>
         <w:t>平坦化循序調度演算法</w:t>
       </w:r>
       <w:r>
@@ -3545,6 +3541,7 @@
         <w:rPr>
           <w:rFonts w:cs="Times New Roman"/>
         </w:rPr>
+        <w:lastRenderedPageBreak/>
         <w:t>開發過程與核心突破</w:t>
       </w:r>
       <w:bookmarkEnd w:id="8"/>
@@ -3891,7 +3888,6 @@
         <w:rPr>
           <w:rFonts w:cs="Times New Roman"/>
         </w:rPr>
-        <w:lastRenderedPageBreak/>
         <w:t>系統維護一組指紋集合進行重複剔除，但實戰驗證顯示此靜態防線完全失效。大語言模型極擅長透過同義詞替換、主被動語態變更或調整語序來達成文本變形，這類在多益語境下具有百分之百語意重複的試題，會因字元的微小差異產生截然不同的</w:t>
       </w:r>
       <w:r>
@@ -4390,6 +4386,12 @@
             </w:pPr>
             <w:r>
               <w:rPr>
+                <w:rFonts w:cs="Times New Roman" w:hint="eastAsia"/>
+              </w:rPr>
+              <w:t>黃俞睿</w:t>
+            </w:r>
+            <w:r>
+              <w:rPr>
                 <w:rFonts w:cs="Times New Roman"/>
               </w:rPr>
               <w:t>(D1300146)</w:t>
@@ -4407,6 +4409,74 @@
                 <w:rFonts w:cs="Times New Roman"/>
               </w:rPr>
             </w:pPr>
+            <w:r>
+              <w:rPr>
+                <w:rFonts w:cs="Times New Roman"/>
+              </w:rPr>
+              <w:t>負責前端介面設計與功能實作，使用</w:t>
+            </w:r>
+            <w:r>
+              <w:rPr>
+                <w:rFonts w:cs="Times New Roman"/>
+              </w:rPr>
+              <w:t xml:space="preserve"> React + Vite </w:t>
+            </w:r>
+            <w:r>
+              <w:rPr>
+                <w:rFonts w:cs="Times New Roman"/>
+              </w:rPr>
+              <w:t>開發。透過</w:t>
+            </w:r>
+            <w:r>
+              <w:rPr>
+                <w:rFonts w:cs="Times New Roman"/>
+              </w:rPr>
+              <w:t xml:space="preserve"> </w:t>
+            </w:r>
+            <w:proofErr w:type="spellStart"/>
+            <w:r>
+              <w:rPr>
+                <w:rFonts w:cs="Times New Roman"/>
+              </w:rPr>
+              <w:t>Supabase</w:t>
+            </w:r>
+            <w:proofErr w:type="spellEnd"/>
+            <w:r>
+              <w:rPr>
+                <w:rFonts w:cs="Times New Roman"/>
+              </w:rPr>
+              <w:t xml:space="preserve"> JS Client </w:t>
+            </w:r>
+            <w:r>
+              <w:rPr>
+                <w:rFonts w:cs="Times New Roman"/>
+              </w:rPr>
+              <w:t>串接雲端題庫，並用</w:t>
+            </w:r>
+            <w:r>
+              <w:rPr>
+                <w:rFonts w:cs="Times New Roman"/>
+              </w:rPr>
+              <w:t xml:space="preserve"> toeicApi.js </w:t>
+            </w:r>
+            <w:r>
+              <w:rPr>
+                <w:rFonts w:cs="Times New Roman"/>
+              </w:rPr>
+              <w:t>將資料整理成前端好用的格式。主要做了三個頁面：練習頁面支援克漏字和閱讀理解兩種題型，答完會立即顯示解析；題庫管理頁面可以瀏覽、搜尋和新增題目；統計分析頁面用</w:t>
+            </w:r>
+            <w:r>
+              <w:rPr>
+                <w:rFonts w:cs="Times New Roman"/>
+              </w:rPr>
+              <w:t xml:space="preserve"> React Context </w:t>
+            </w:r>
+            <w:r>
+              <w:rPr>
+                <w:rFonts w:cs="Times New Roman"/>
+              </w:rPr>
+              <w:t>在當次使用過程中記錄答題結果，用折線圖和正確率圓環來呈現各題型表現與每次練習的分數變化，也有錯題回顧的功能。</w:t>
+            </w:r>
           </w:p>
         </w:tc>
       </w:tr>
@@ -4429,7 +4499,6 @@
           <w:rFonts w:cs="Times New Roman"/>
           <w:bCs/>
         </w:rPr>
-        <w:lastRenderedPageBreak/>
         <w:t>心得與未來改進方向</w:t>
       </w:r>
       <w:bookmarkEnd w:id="13"/>
@@ -4453,7 +4522,7 @@
 </file>
 
 <file path=word/endnotes.xml><?xml version="1.0" encoding="utf-8"?>
-<w:endnotes xmlns:wpc="http://schemas.microsoft.com/office/word/2010/wordprocessingCanvas" xmlns:cx="http://schemas.microsoft.com/office/drawing/2014/chartex" xmlns:cx1="http://schemas.microsoft.com/office/drawing/2015/9/8/chartex" xmlns:cx2="http://schemas.microsoft.com/office/drawing/2015/10/21/chartex" xmlns:cx3="http://schemas.microsoft.com/office/drawing/2016/5/9/chartex" xmlns:cx4="http://schemas.microsoft.com/office/drawing/2016/5/10/chartex" xmlns:cx5="http://schemas.microsoft.com/office/drawing/2016/5/11/chartex" xmlns:cx6="http://schemas.microsoft.com/office/drawing/2016/5/12/chartex" xmlns:cx7="http://schemas.microsoft.com/office/drawing/2016/5/13/chartex" xmlns:cx8="http://schemas.microsoft.com/office/drawing/2016/5/14/chartex" xmlns:mc="http://schemas.openxmlformats.org/markup-compatibility/2006" xmlns:aink="http://schemas.microsoft.com/office/drawing/2016/ink" xmlns:am3d="http://schemas.microsoft.com/office/drawing/2017/model3d" xmlns:o="urn:schemas-microsoft-com:office:office" xmlns:oel="http://schemas.microsoft.com/office/2019/extlst" xmlns:r="http://schemas.openxmlformats.org/officeDocument/2006/relationships" xmlns:m="http://schemas.openxmlformats.org/officeDocument/2006/math" xmlns:v="urn:schemas-microsoft-com:vml" xmlns:wp14="http://schemas.microsoft.com/office/word/2010/wordprocessingDrawing" xmlns:wp="http://schemas.openxmlformats.org/drawingml/2006/wordprocessingDrawing" xmlns:w10="urn:schemas-microsoft-com:office:word" xmlns:w="http://schemas.openxmlformats.org/wordprocessingml/2006/main" xmlns:w14="http://schemas.microsoft.com/office/word/2010/wordml" xmlns:w15="http://schemas.microsoft.com/office/word/2012/wordml" xmlns:w16cex="http://schemas.microsoft.com/office/word/2018/wordml/cex" xmlns:w16cid="http://schemas.microsoft.com/office/word/2016/wordml/cid" xmlns:w16="http://schemas.microsoft.com/office/word/2018/wordml" xmlns:w16sdtdh="http://schemas.microsoft.com/office/word/2020/wordml/sdtdatahash" xmlns:w16se="http://schemas.microsoft.com/office/word/2015/wordml/symex" xmlns:wpg="http://schemas.microsoft.com/office/word/2010/wordprocessingGroup" xmlns:wpi="http://schemas.microsoft.com/office/word/2010/wordprocessingInk" xmlns:wne="http://schemas.microsoft.com/office/word/2006/wordml" xmlns:wps="http://schemas.microsoft.com/office/word/2010/wordprocessingShape" mc:Ignorable="w14 w15 w16se w16cid w16 w16cex w16sdtdh wp14">
+<w:endnotes xmlns:wpc="http://schemas.microsoft.com/office/word/2010/wordprocessingCanvas" xmlns:cx="http://schemas.microsoft.com/office/drawing/2014/chartex" xmlns:cx1="http://schemas.microsoft.com/office/drawing/2015/9/8/chartex" xmlns:cx2="http://schemas.microsoft.com/office/drawing/2015/10/21/chartex" xmlns:cx3="http://schemas.microsoft.com/office/drawing/2016/5/9/chartex" xmlns:cx4="http://schemas.microsoft.com/office/drawing/2016/5/10/chartex" xmlns:cx5="http://schemas.microsoft.com/office/drawing/2016/5/11/chartex" xmlns:cx6="http://schemas.microsoft.com/office/drawing/2016/5/12/chartex" xmlns:cx7="http://schemas.microsoft.com/office/drawing/2016/5/13/chartex" xmlns:cx8="http://schemas.microsoft.com/office/drawing/2016/5/14/chartex" xmlns:mc="http://schemas.openxmlformats.org/markup-compatibility/2006" xmlns:aink="http://schemas.microsoft.com/office/drawing/2016/ink" xmlns:am3d="http://schemas.microsoft.com/office/drawing/2017/model3d" xmlns:o="urn:schemas-microsoft-com:office:office" xmlns:oel="http://schemas.microsoft.com/office/2019/extlst" xmlns:r="http://schemas.openxmlformats.org/officeDocument/2006/relationships" xmlns:m="http://schemas.openxmlformats.org/officeDocument/2006/math" xmlns:v="urn:schemas-microsoft-com:vml" xmlns:wp14="http://schemas.microsoft.com/office/word/2010/wordprocessingDrawing" xmlns:wp="http://schemas.openxmlformats.org/drawingml/2006/wordprocessingDrawing" xmlns:w10="urn:schemas-microsoft-com:office:word" xmlns:w="http://schemas.openxmlformats.org/wordprocessingml/2006/main" xmlns:w14="http://schemas.microsoft.com/office/word/2010/wordml" xmlns:w15="http://schemas.microsoft.com/office/word/2012/wordml" xmlns:w16cex="http://schemas.microsoft.com/office/word/2018/wordml/cex" xmlns:w16cid="http://schemas.microsoft.com/office/word/2016/wordml/cid" xmlns:w16="http://schemas.microsoft.com/office/word/2018/wordml" xmlns:w16du="http://schemas.microsoft.com/office/word/2023/wordml/word16du" xmlns:w16sdtdh="http://schemas.microsoft.com/office/word/2020/wordml/sdtdatahash" xmlns:w16sdtfl="http://schemas.microsoft.com/office/word/2024/wordml/sdtformatlock" xmlns:w16se="http://schemas.microsoft.com/office/word/2015/wordml/symex" xmlns:wpg="http://schemas.microsoft.com/office/word/2010/wordprocessingGroup" xmlns:wpi="http://schemas.microsoft.com/office/word/2010/wordprocessingInk" xmlns:wne="http://schemas.microsoft.com/office/word/2006/wordml" xmlns:wps="http://schemas.microsoft.com/office/word/2010/wordprocessingShape" mc:Ignorable="w14 w15 w16se w16cid w16 w16cex w16sdtdh w16sdtfl w16du wp14">
   <w:endnote w:type="separator" w:id="-1">
     <w:p>
       <w:pPr>
@@ -4480,7 +4549,7 @@
 </file>
 
 <file path=word/footer1.xml><?xml version="1.0" encoding="utf-8"?>
-<w:ftr xmlns:wpc="http://schemas.microsoft.com/office/word/2010/wordprocessingCanvas" xmlns:cx="http://schemas.microsoft.com/office/drawing/2014/chartex" xmlns:cx1="http://schemas.microsoft.com/office/drawing/2015/9/8/chartex" xmlns:cx2="http://schemas.microsoft.com/office/drawing/2015/10/21/chartex" xmlns:cx3="http://schemas.microsoft.com/office/drawing/2016/5/9/chartex" xmlns:cx4="http://schemas.microsoft.com/office/drawing/2016/5/10/chartex" xmlns:cx5="http://schemas.microsoft.com/office/drawing/2016/5/11/chartex" xmlns:cx6="http://schemas.microsoft.com/office/drawing/2016/5/12/chartex" xmlns:cx7="http://schemas.microsoft.com/office/drawing/2016/5/13/chartex" xmlns:cx8="http://schemas.microsoft.com/office/drawing/2016/5/14/chartex" xmlns:mc="http://schemas.openxmlformats.org/markup-compatibility/2006" xmlns:aink="http://schemas.microsoft.com/office/drawing/2016/ink" xmlns:am3d="http://schemas.microsoft.com/office/drawing/2017/model3d" xmlns:o="urn:schemas-microsoft-com:office:office" xmlns:oel="http://schemas.microsoft.com/office/2019/extlst" xmlns:r="http://schemas.openxmlformats.org/officeDocument/2006/relationships" xmlns:m="http://schemas.openxmlformats.org/officeDocument/2006/math" xmlns:v="urn:schemas-microsoft-com:vml" xmlns:wp14="http://schemas.microsoft.com/office/word/2010/wordprocessingDrawing" xmlns:wp="http://schemas.openxmlformats.org/drawingml/2006/wordprocessingDrawing" xmlns:w10="urn:schemas-microsoft-com:office:word" xmlns:w="http://schemas.openxmlformats.org/wordprocessingml/2006/main" xmlns:w14="http://schemas.microsoft.com/office/word/2010/wordml" xmlns:w15="http://schemas.microsoft.com/office/word/2012/wordml" xmlns:w16cex="http://schemas.microsoft.com/office/word/2018/wordml/cex" xmlns:w16cid="http://schemas.microsoft.com/office/word/2016/wordml/cid" xmlns:w16="http://schemas.microsoft.com/office/word/2018/wordml" xmlns:w16sdtdh="http://schemas.microsoft.com/office/word/2020/wordml/sdtdatahash" xmlns:w16se="http://schemas.microsoft.com/office/word/2015/wordml/symex" xmlns:wpg="http://schemas.microsoft.com/office/word/2010/wordprocessingGroup" xmlns:wpi="http://schemas.microsoft.com/office/word/2010/wordprocessingInk" xmlns:wne="http://schemas.microsoft.com/office/word/2006/wordml" xmlns:wps="http://schemas.microsoft.com/office/word/2010/wordprocessingShape" mc:Ignorable="w14 w15 w16se w16cid w16 w16cex w16sdtdh wp14">
+<w:ftr xmlns:wpc="http://schemas.microsoft.com/office/word/2010/wordprocessingCanvas" xmlns:cx="http://schemas.microsoft.com/office/drawing/2014/chartex" xmlns:cx1="http://schemas.microsoft.com/office/drawing/2015/9/8/chartex" xmlns:cx2="http://schemas.microsoft.com/office/drawing/2015/10/21/chartex" xmlns:cx3="http://schemas.microsoft.com/office/drawing/2016/5/9/chartex" xmlns:cx4="http://schemas.microsoft.com/office/drawing/2016/5/10/chartex" xmlns:cx5="http://schemas.microsoft.com/office/drawing/2016/5/11/chartex" xmlns:cx6="http://schemas.microsoft.com/office/drawing/2016/5/12/chartex" xmlns:cx7="http://schemas.microsoft.com/office/drawing/2016/5/13/chartex" xmlns:cx8="http://schemas.microsoft.com/office/drawing/2016/5/14/chartex" xmlns:mc="http://schemas.openxmlformats.org/markup-compatibility/2006" xmlns:aink="http://schemas.microsoft.com/office/drawing/2016/ink" xmlns:am3d="http://schemas.microsoft.com/office/drawing/2017/model3d" xmlns:o="urn:schemas-microsoft-com:office:office" xmlns:oel="http://schemas.microsoft.com/office/2019/extlst" xmlns:r="http://schemas.openxmlformats.org/officeDocument/2006/relationships" xmlns:m="http://schemas.openxmlformats.org/officeDocument/2006/math" xmlns:v="urn:schemas-microsoft-com:vml" xmlns:wp14="http://schemas.microsoft.com/office/word/2010/wordprocessingDrawing" xmlns:wp="http://schemas.openxmlformats.org/drawingml/2006/wordprocessingDrawing" xmlns:w10="urn:schemas-microsoft-com:office:word" xmlns:w="http://schemas.openxmlformats.org/wordprocessingml/2006/main" xmlns:w14="http://schemas.microsoft.com/office/word/2010/wordml" xmlns:w15="http://schemas.microsoft.com/office/word/2012/wordml" xmlns:w16cex="http://schemas.microsoft.com/office/word/2018/wordml/cex" xmlns:w16cid="http://schemas.microsoft.com/office/word/2016/wordml/cid" xmlns:w16="http://schemas.microsoft.com/office/word/2018/wordml" xmlns:w16du="http://schemas.microsoft.com/office/word/2023/wordml/word16du" xmlns:w16sdtdh="http://schemas.microsoft.com/office/word/2020/wordml/sdtdatahash" xmlns:w16sdtfl="http://schemas.microsoft.com/office/word/2024/wordml/sdtformatlock" xmlns:w16se="http://schemas.microsoft.com/office/word/2015/wordml/symex" xmlns:wpg="http://schemas.microsoft.com/office/word/2010/wordprocessingGroup" xmlns:wpi="http://schemas.microsoft.com/office/word/2010/wordprocessingInk" xmlns:wne="http://schemas.microsoft.com/office/word/2006/wordml" xmlns:wps="http://schemas.microsoft.com/office/word/2010/wordprocessingShape" mc:Ignorable="w14 w15 w16se w16cid w16 w16cex w16sdtdh w16sdtfl w16du wp14">
   <w:p>
     <w:pPr>
       <w:pStyle w:val="af2"/>
@@ -4491,7 +4560,7 @@
 </file>
 
 <file path=word/footer2.xml><?xml version="1.0" encoding="utf-8"?>
-<w:ftr xmlns:wpc="http://schemas.microsoft.com/office/word/2010/wordprocessingCanvas" xmlns:cx="http://schemas.microsoft.com/office/drawing/2014/chartex" xmlns:cx1="http://schemas.microsoft.com/office/drawing/2015/9/8/chartex" xmlns:cx2="http://schemas.microsoft.com/office/drawing/2015/10/21/chartex" xmlns:cx3="http://schemas.microsoft.com/office/drawing/2016/5/9/chartex" xmlns:cx4="http://schemas.microsoft.com/office/drawing/2016/5/10/chartex" xmlns:cx5="http://schemas.microsoft.com/office/drawing/2016/5/11/chartex" xmlns:cx6="http://schemas.microsoft.com/office/drawing/2016/5/12/chartex" xmlns:cx7="http://schemas.microsoft.com/office/drawing/2016/5/13/chartex" xmlns:cx8="http://schemas.microsoft.com/office/drawing/2016/5/14/chartex" xmlns:mc="http://schemas.openxmlformats.org/markup-compatibility/2006" xmlns:aink="http://schemas.microsoft.com/office/drawing/2016/ink" xmlns:am3d="http://schemas.microsoft.com/office/drawing/2017/model3d" xmlns:o="urn:schemas-microsoft-com:office:office" xmlns:oel="http://schemas.microsoft.com/office/2019/extlst" xmlns:r="http://schemas.openxmlformats.org/officeDocument/2006/relationships" xmlns:m="http://schemas.openxmlformats.org/officeDocument/2006/math" xmlns:v="urn:schemas-microsoft-com:vml" xmlns:wp14="http://schemas.microsoft.com/office/word/2010/wordprocessingDrawing" xmlns:wp="http://schemas.openxmlformats.org/drawingml/2006/wordprocessingDrawing" xmlns:w10="urn:schemas-microsoft-com:office:word" xmlns:w="http://schemas.openxmlformats.org/wordprocessingml/2006/main" xmlns:w14="http://schemas.microsoft.com/office/word/2010/wordml" xmlns:w15="http://schemas.microsoft.com/office/word/2012/wordml" xmlns:w16cex="http://schemas.microsoft.com/office/word/2018/wordml/cex" xmlns:w16cid="http://schemas.microsoft.com/office/word/2016/wordml/cid" xmlns:w16="http://schemas.microsoft.com/office/word/2018/wordml" xmlns:w16sdtdh="http://schemas.microsoft.com/office/word/2020/wordml/sdtdatahash" xmlns:w16se="http://schemas.microsoft.com/office/word/2015/wordml/symex" xmlns:wpg="http://schemas.microsoft.com/office/word/2010/wordprocessingGroup" xmlns:wpi="http://schemas.microsoft.com/office/word/2010/wordprocessingInk" xmlns:wne="http://schemas.microsoft.com/office/word/2006/wordml" xmlns:wps="http://schemas.microsoft.com/office/word/2010/wordprocessingShape" mc:Ignorable="w14 w15 w16se w16cid w16 w16cex w16sdtdh wp14">
+<w:ftr xmlns:wpc="http://schemas.microsoft.com/office/word/2010/wordprocessingCanvas" xmlns:cx="http://schemas.microsoft.com/office/drawing/2014/chartex" xmlns:cx1="http://schemas.microsoft.com/office/drawing/2015/9/8/chartex" xmlns:cx2="http://schemas.microsoft.com/office/drawing/2015/10/21/chartex" xmlns:cx3="http://schemas.microsoft.com/office/drawing/2016/5/9/chartex" xmlns:cx4="http://schemas.microsoft.com/office/drawing/2016/5/10/chartex" xmlns:cx5="http://schemas.microsoft.com/office/drawing/2016/5/11/chartex" xmlns:cx6="http://schemas.microsoft.com/office/drawing/2016/5/12/chartex" xmlns:cx7="http://schemas.microsoft.com/office/drawing/2016/5/13/chartex" xmlns:cx8="http://schemas.microsoft.com/office/drawing/2016/5/14/chartex" xmlns:mc="http://schemas.openxmlformats.org/markup-compatibility/2006" xmlns:aink="http://schemas.microsoft.com/office/drawing/2016/ink" xmlns:am3d="http://schemas.microsoft.com/office/drawing/2017/model3d" xmlns:o="urn:schemas-microsoft-com:office:office" xmlns:oel="http://schemas.microsoft.com/office/2019/extlst" xmlns:r="http://schemas.openxmlformats.org/officeDocument/2006/relationships" xmlns:m="http://schemas.openxmlformats.org/officeDocument/2006/math" xmlns:v="urn:schemas-microsoft-com:vml" xmlns:wp14="http://schemas.microsoft.com/office/word/2010/wordprocessingDrawing" xmlns:wp="http://schemas.openxmlformats.org/drawingml/2006/wordprocessingDrawing" xmlns:w10="urn:schemas-microsoft-com:office:word" xmlns:w="http://schemas.openxmlformats.org/wordprocessingml/2006/main" xmlns:w14="http://schemas.microsoft.com/office/word/2010/wordml" xmlns:w15="http://schemas.microsoft.com/office/word/2012/wordml" xmlns:w16cex="http://schemas.microsoft.com/office/word/2018/wordml/cex" xmlns:w16cid="http://schemas.microsoft.com/office/word/2016/wordml/cid" xmlns:w16="http://schemas.microsoft.com/office/word/2018/wordml" xmlns:w16du="http://schemas.microsoft.com/office/word/2023/wordml/word16du" xmlns:w16sdtdh="http://schemas.microsoft.com/office/word/2020/wordml/sdtdatahash" xmlns:w16sdtfl="http://schemas.microsoft.com/office/word/2024/wordml/sdtformatlock" xmlns:w16se="http://schemas.microsoft.com/office/word/2015/wordml/symex" xmlns:wpg="http://schemas.microsoft.com/office/word/2010/wordprocessingGroup" xmlns:wpi="http://schemas.microsoft.com/office/word/2010/wordprocessingInk" xmlns:wne="http://schemas.microsoft.com/office/word/2006/wordml" xmlns:wps="http://schemas.microsoft.com/office/word/2010/wordprocessingShape" mc:Ignorable="w14 w15 w16se w16cid w16 w16cex w16sdtdh w16sdtfl w16du wp14">
   <w:sdt>
     <w:sdtPr>
       <w:id w:val="334510384"/>
@@ -4538,7 +4607,7 @@
 </file>
 
 <file path=word/footer3.xml><?xml version="1.0" encoding="utf-8"?>
-<w:ftr xmlns:wpc="http://schemas.microsoft.com/office/word/2010/wordprocessingCanvas" xmlns:cx="http://schemas.microsoft.com/office/drawing/2014/chartex" xmlns:cx1="http://schemas.microsoft.com/office/drawing/2015/9/8/chartex" xmlns:cx2="http://schemas.microsoft.com/office/drawing/2015/10/21/chartex" xmlns:cx3="http://schemas.microsoft.com/office/drawing/2016/5/9/chartex" xmlns:cx4="http://schemas.microsoft.com/office/drawing/2016/5/10/chartex" xmlns:cx5="http://schemas.microsoft.com/office/drawing/2016/5/11/chartex" xmlns:cx6="http://schemas.microsoft.com/office/drawing/2016/5/12/chartex" xmlns:cx7="http://schemas.microsoft.com/office/drawing/2016/5/13/chartex" xmlns:cx8="http://schemas.microsoft.com/office/drawing/2016/5/14/chartex" xmlns:mc="http://schemas.openxmlformats.org/markup-compatibility/2006" xmlns:aink="http://schemas.microsoft.com/office/drawing/2016/ink" xmlns:am3d="http://schemas.microsoft.com/office/drawing/2017/model3d" xmlns:o="urn:schemas-microsoft-com:office:office" xmlns:oel="http://schemas.microsoft.com/office/2019/extlst" xmlns:r="http://schemas.openxmlformats.org/officeDocument/2006/relationships" xmlns:m="http://schemas.openxmlformats.org/officeDocument/2006/math" xmlns:v="urn:schemas-microsoft-com:vml" xmlns:wp14="http://schemas.microsoft.com/office/word/2010/wordprocessingDrawing" xmlns:wp="http://schemas.openxmlformats.org/drawingml/2006/wordprocessingDrawing" xmlns:w10="urn:schemas-microsoft-com:office:word" xmlns:w="http://schemas.openxmlformats.org/wordprocessingml/2006/main" xmlns:w14="http://schemas.microsoft.com/office/word/2010/wordml" xmlns:w15="http://schemas.microsoft.com/office/word/2012/wordml" xmlns:w16cex="http://schemas.microsoft.com/office/word/2018/wordml/cex" xmlns:w16cid="http://schemas.microsoft.com/office/word/2016/wordml/cid" xmlns:w16="http://schemas.microsoft.com/office/word/2018/wordml" xmlns:w16sdtdh="http://schemas.microsoft.com/office/word/2020/wordml/sdtdatahash" xmlns:w16se="http://schemas.microsoft.com/office/word/2015/wordml/symex" xmlns:wpg="http://schemas.microsoft.com/office/word/2010/wordprocessingGroup" xmlns:wpi="http://schemas.microsoft.com/office/word/2010/wordprocessingInk" xmlns:wne="http://schemas.microsoft.com/office/word/2006/wordml" xmlns:wps="http://schemas.microsoft.com/office/word/2010/wordprocessingShape" mc:Ignorable="w14 w15 w16se w16cid w16 w16cex w16sdtdh wp14">
+<w:ftr xmlns:wpc="http://schemas.microsoft.com/office/word/2010/wordprocessingCanvas" xmlns:cx="http://schemas.microsoft.com/office/drawing/2014/chartex" xmlns:cx1="http://schemas.microsoft.com/office/drawing/2015/9/8/chartex" xmlns:cx2="http://schemas.microsoft.com/office/drawing/2015/10/21/chartex" xmlns:cx3="http://schemas.microsoft.com/office/drawing/2016/5/9/chartex" xmlns:cx4="http://schemas.microsoft.com/office/drawing/2016/5/10/chartex" xmlns:cx5="http://schemas.microsoft.com/office/drawing/2016/5/11/chartex" xmlns:cx6="http://schemas.microsoft.com/office/drawing/2016/5/12/chartex" xmlns:cx7="http://schemas.microsoft.com/office/drawing/2016/5/13/chartex" xmlns:cx8="http://schemas.microsoft.com/office/drawing/2016/5/14/chartex" xmlns:mc="http://schemas.openxmlformats.org/markup-compatibility/2006" xmlns:aink="http://schemas.microsoft.com/office/drawing/2016/ink" xmlns:am3d="http://schemas.microsoft.com/office/drawing/2017/model3d" xmlns:o="urn:schemas-microsoft-com:office:office" xmlns:oel="http://schemas.microsoft.com/office/2019/extlst" xmlns:r="http://schemas.openxmlformats.org/officeDocument/2006/relationships" xmlns:m="http://schemas.openxmlformats.org/officeDocument/2006/math" xmlns:v="urn:schemas-microsoft-com:vml" xmlns:wp14="http://schemas.microsoft.com/office/word/2010/wordprocessingDrawing" xmlns:wp="http://schemas.openxmlformats.org/drawingml/2006/wordprocessingDrawing" xmlns:w10="urn:schemas-microsoft-com:office:word" xmlns:w="http://schemas.openxmlformats.org/wordprocessingml/2006/main" xmlns:w14="http://schemas.microsoft.com/office/word/2010/wordml" xmlns:w15="http://schemas.microsoft.com/office/word/2012/wordml" xmlns:w16cex="http://schemas.microsoft.com/office/word/2018/wordml/cex" xmlns:w16cid="http://schemas.microsoft.com/office/word/2016/wordml/cid" xmlns:w16="http://schemas.microsoft.com/office/word/2018/wordml" xmlns:w16du="http://schemas.microsoft.com/office/word/2023/wordml/word16du" xmlns:w16sdtdh="http://schemas.microsoft.com/office/word/2020/wordml/sdtdatahash" xmlns:w16sdtfl="http://schemas.microsoft.com/office/word/2024/wordml/sdtformatlock" xmlns:w16se="http://schemas.microsoft.com/office/word/2015/wordml/symex" xmlns:wpg="http://schemas.microsoft.com/office/word/2010/wordprocessingGroup" xmlns:wpi="http://schemas.microsoft.com/office/word/2010/wordprocessingInk" xmlns:wne="http://schemas.microsoft.com/office/word/2006/wordml" xmlns:wps="http://schemas.microsoft.com/office/word/2010/wordprocessingShape" mc:Ignorable="w14 w15 w16se w16cid w16 w16cex w16sdtdh w16sdtfl w16du wp14">
   <w:p>
     <w:pPr>
       <w:pStyle w:val="af2"/>
@@ -4549,7 +4618,7 @@
 </file>
 
 <file path=word/footnotes.xml><?xml version="1.0" encoding="utf-8"?>
-<w:footnotes xmlns:wpc="http://schemas.microsoft.com/office/word/2010/wordprocessingCanvas" xmlns:cx="http://schemas.microsoft.com/office/drawing/2014/chartex" xmlns:cx1="http://schemas.microsoft.com/office/drawing/2015/9/8/chartex" xmlns:cx2="http://schemas.microsoft.com/office/drawing/2015/10/21/chartex" xmlns:cx3="http://schemas.microsoft.com/office/drawing/2016/5/9/chartex" xmlns:cx4="http://schemas.microsoft.com/office/drawing/2016/5/10/chartex" xmlns:cx5="http://schemas.microsoft.com/office/drawing/2016/5/11/chartex" xmlns:cx6="http://schemas.microsoft.com/office/drawing/2016/5/12/chartex" xmlns:cx7="http://schemas.microsoft.com/office/drawing/2016/5/13/chartex" xmlns:cx8="http://schemas.microsoft.com/office/drawing/2016/5/14/chartex" xmlns:mc="http://schemas.openxmlformats.org/markup-compatibility/2006" xmlns:aink="http://schemas.microsoft.com/office/drawing/2016/ink" xmlns:am3d="http://schemas.microsoft.com/office/drawing/2017/model3d" xmlns:o="urn:schemas-microsoft-com:office:office" xmlns:oel="http://schemas.microsoft.com/office/2019/extlst" xmlns:r="http://schemas.openxmlformats.org/officeDocument/2006/relationships" xmlns:m="http://schemas.openxmlformats.org/officeDocument/2006/math" xmlns:v="urn:schemas-microsoft-com:vml" xmlns:wp14="http://schemas.microsoft.com/office/word/2010/wordprocessingDrawing" xmlns:wp="http://schemas.openxmlformats.org/drawingml/2006/wordprocessingDrawing" xmlns:w10="urn:schemas-microsoft-com:office:word" xmlns:w="http://schemas.openxmlformats.org/wordprocessingml/2006/main" xmlns:w14="http://schemas.microsoft.com/office/word/2010/wordml" xmlns:w15="http://schemas.microsoft.com/office/word/2012/wordml" xmlns:w16cex="http://schemas.microsoft.com/office/word/2018/wordml/cex" xmlns:w16cid="http://schemas.microsoft.com/office/word/2016/wordml/cid" xmlns:w16="http://schemas.microsoft.com/office/word/2018/wordml" xmlns:w16sdtdh="http://schemas.microsoft.com/office/word/2020/wordml/sdtdatahash" xmlns:w16se="http://schemas.microsoft.com/office/word/2015/wordml/symex" xmlns:wpg="http://schemas.microsoft.com/office/word/2010/wordprocessingGroup" xmlns:wpi="http://schemas.microsoft.com/office/word/2010/wordprocessingInk" xmlns:wne="http://schemas.microsoft.com/office/word/2006/wordml" xmlns:wps="http://schemas.microsoft.com/office/word/2010/wordprocessingShape" mc:Ignorable="w14 w15 w16se w16cid w16 w16cex w16sdtdh wp14">
+<w:footnotes xmlns:wpc="http://schemas.microsoft.com/office/word/2010/wordprocessingCanvas" xmlns:cx="http://schemas.microsoft.com/office/drawing/2014/chartex" xmlns:cx1="http://schemas.microsoft.com/office/drawing/2015/9/8/chartex" xmlns:cx2="http://schemas.microsoft.com/office/drawing/2015/10/21/chartex" xmlns:cx3="http://schemas.microsoft.com/office/drawing/2016/5/9/chartex" xmlns:cx4="http://schemas.microsoft.com/office/drawing/2016/5/10/chartex" xmlns:cx5="http://schemas.microsoft.com/office/drawing/2016/5/11/chartex" xmlns:cx6="http://schemas.microsoft.com/office/drawing/2016/5/12/chartex" xmlns:cx7="http://schemas.microsoft.com/office/drawing/2016/5/13/chartex" xmlns:cx8="http://schemas.microsoft.com/office/drawing/2016/5/14/chartex" xmlns:mc="http://schemas.openxmlformats.org/markup-compatibility/2006" xmlns:aink="http://schemas.microsoft.com/office/drawing/2016/ink" xmlns:am3d="http://schemas.microsoft.com/office/drawing/2017/model3d" xmlns:o="urn:schemas-microsoft-com:office:office" xmlns:oel="http://schemas.microsoft.com/office/2019/extlst" xmlns:r="http://schemas.openxmlformats.org/officeDocument/2006/relationships" xmlns:m="http://schemas.openxmlformats.org/officeDocument/2006/math" xmlns:v="urn:schemas-microsoft-com:vml" xmlns:wp14="http://schemas.microsoft.com/office/word/2010/wordprocessingDrawing" xmlns:wp="http://schemas.openxmlformats.org/drawingml/2006/wordprocessingDrawing" xmlns:w10="urn:schemas-microsoft-com:office:word" xmlns:w="http://schemas.openxmlformats.org/wordprocessingml/2006/main" xmlns:w14="http://schemas.microsoft.com/office/word/2010/wordml" xmlns:w15="http://schemas.microsoft.com/office/word/2012/wordml" xmlns:w16cex="http://schemas.microsoft.com/office/word/2018/wordml/cex" xmlns:w16cid="http://schemas.microsoft.com/office/word/2016/wordml/cid" xmlns:w16="http://schemas.microsoft.com/office/word/2018/wordml" xmlns:w16du="http://schemas.microsoft.com/office/word/2023/wordml/word16du" xmlns:w16sdtdh="http://schemas.microsoft.com/office/word/2020/wordml/sdtdatahash" xmlns:w16sdtfl="http://schemas.microsoft.com/office/word/2024/wordml/sdtformatlock" xmlns:w16se="http://schemas.microsoft.com/office/word/2015/wordml/symex" xmlns:wpg="http://schemas.microsoft.com/office/word/2010/wordprocessingGroup" xmlns:wpi="http://schemas.microsoft.com/office/word/2010/wordprocessingInk" xmlns:wne="http://schemas.microsoft.com/office/word/2006/wordml" xmlns:wps="http://schemas.microsoft.com/office/word/2010/wordprocessingShape" mc:Ignorable="w14 w15 w16se w16cid w16 w16cex w16sdtdh w16sdtfl w16du wp14">
   <w:footnote w:type="separator" w:id="-1">
     <w:p>
       <w:pPr>
@@ -4576,7 +4645,7 @@
 </file>
 
 <file path=word/header1.xml><?xml version="1.0" encoding="utf-8"?>
-<w:hdr xmlns:wpc="http://schemas.microsoft.com/office/word/2010/wordprocessingCanvas" xmlns:cx="http://schemas.microsoft.com/office/drawing/2014/chartex" xmlns:cx1="http://schemas.microsoft.com/office/drawing/2015/9/8/chartex" xmlns:cx2="http://schemas.microsoft.com/office/drawing/2015/10/21/chartex" xmlns:cx3="http://schemas.microsoft.com/office/drawing/2016/5/9/chartex" xmlns:cx4="http://schemas.microsoft.com/office/drawing/2016/5/10/chartex" xmlns:cx5="http://schemas.microsoft.com/office/drawing/2016/5/11/chartex" xmlns:cx6="http://schemas.microsoft.com/office/drawing/2016/5/12/chartex" xmlns:cx7="http://schemas.microsoft.com/office/drawing/2016/5/13/chartex" xmlns:cx8="http://schemas.microsoft.com/office/drawing/2016/5/14/chartex" xmlns:mc="http://schemas.openxmlformats.org/markup-compatibility/2006" xmlns:aink="http://schemas.microsoft.com/office/drawing/2016/ink" xmlns:am3d="http://schemas.microsoft.com/office/drawing/2017/model3d" xmlns:o="urn:schemas-microsoft-com:office:office" xmlns:oel="http://schemas.microsoft.com/office/2019/extlst" xmlns:r="http://schemas.openxmlformats.org/officeDocument/2006/relationships" xmlns:m="http://schemas.openxmlformats.org/officeDocument/2006/math" xmlns:v="urn:schemas-microsoft-com:vml" xmlns:wp14="http://schemas.microsoft.com/office/word/2010/wordprocessingDrawing" xmlns:wp="http://schemas.openxmlformats.org/drawingml/2006/wordprocessingDrawing" xmlns:w10="urn:schemas-microsoft-com:office:word" xmlns:w="http://schemas.openxmlformats.org/wordprocessingml/2006/main" xmlns:w14="http://schemas.microsoft.com/office/word/2010/wordml" xmlns:w15="http://schemas.microsoft.com/office/word/2012/wordml" xmlns:w16cex="http://schemas.microsoft.com/office/word/2018/wordml/cex" xmlns:w16cid="http://schemas.microsoft.com/office/word/2016/wordml/cid" xmlns:w16="http://schemas.microsoft.com/office/word/2018/wordml" xmlns:w16sdtdh="http://schemas.microsoft.com/office/word/2020/wordml/sdtdatahash" xmlns:w16se="http://schemas.microsoft.com/office/word/2015/wordml/symex" xmlns:wpg="http://schemas.microsoft.com/office/word/2010/wordprocessingGroup" xmlns:wpi="http://schemas.microsoft.com/office/word/2010/wordprocessingInk" xmlns:wne="http://schemas.microsoft.com/office/word/2006/wordml" xmlns:wps="http://schemas.microsoft.com/office/word/2010/wordprocessingShape" mc:Ignorable="w14 w15 w16se w16cid w16 w16cex w16sdtdh wp14">
+<w:hdr xmlns:wpc="http://schemas.microsoft.com/office/word/2010/wordprocessingCanvas" xmlns:cx="http://schemas.microsoft.com/office/drawing/2014/chartex" xmlns:cx1="http://schemas.microsoft.com/office/drawing/2015/9/8/chartex" xmlns:cx2="http://schemas.microsoft.com/office/drawing/2015/10/21/chartex" xmlns:cx3="http://schemas.microsoft.com/office/drawing/2016/5/9/chartex" xmlns:cx4="http://schemas.microsoft.com/office/drawing/2016/5/10/chartex" xmlns:cx5="http://schemas.microsoft.com/office/drawing/2016/5/11/chartex" xmlns:cx6="http://schemas.microsoft.com/office/drawing/2016/5/12/chartex" xmlns:cx7="http://schemas.microsoft.com/office/drawing/2016/5/13/chartex" xmlns:cx8="http://schemas.microsoft.com/office/drawing/2016/5/14/chartex" xmlns:mc="http://schemas.openxmlformats.org/markup-compatibility/2006" xmlns:aink="http://schemas.microsoft.com/office/drawing/2016/ink" xmlns:am3d="http://schemas.microsoft.com/office/drawing/2017/model3d" xmlns:o="urn:schemas-microsoft-com:office:office" xmlns:oel="http://schemas.microsoft.com/office/2019/extlst" xmlns:r="http://schemas.openxmlformats.org/officeDocument/2006/relationships" xmlns:m="http://schemas.openxmlformats.org/officeDocument/2006/math" xmlns:v="urn:schemas-microsoft-com:vml" xmlns:wp14="http://schemas.microsoft.com/office/word/2010/wordprocessingDrawing" xmlns:wp="http://schemas.openxmlformats.org/drawingml/2006/wordprocessingDrawing" xmlns:w10="urn:schemas-microsoft-com:office:word" xmlns:w="http://schemas.openxmlformats.org/wordprocessingml/2006/main" xmlns:w14="http://schemas.microsoft.com/office/word/2010/wordml" xmlns:w15="http://schemas.microsoft.com/office/word/2012/wordml" xmlns:w16cex="http://schemas.microsoft.com/office/word/2018/wordml/cex" xmlns:w16cid="http://schemas.microsoft.com/office/word/2016/wordml/cid" xmlns:w16="http://schemas.microsoft.com/office/word/2018/wordml" xmlns:w16du="http://schemas.microsoft.com/office/word/2023/wordml/word16du" xmlns:w16sdtdh="http://schemas.microsoft.com/office/word/2020/wordml/sdtdatahash" xmlns:w16sdtfl="http://schemas.microsoft.com/office/word/2024/wordml/sdtformatlock" xmlns:w16se="http://schemas.microsoft.com/office/word/2015/wordml/symex" xmlns:wpg="http://schemas.microsoft.com/office/word/2010/wordprocessingGroup" xmlns:wpi="http://schemas.microsoft.com/office/word/2010/wordprocessingInk" xmlns:wne="http://schemas.microsoft.com/office/word/2006/wordml" xmlns:wps="http://schemas.microsoft.com/office/word/2010/wordprocessingShape" mc:Ignorable="w14 w15 w16se w16cid w16 w16cex w16sdtdh w16sdtfl w16du wp14">
   <w:p>
     <w:pPr>
       <w:pStyle w:val="af0"/>
@@ -4587,7 +4656,7 @@
 </file>
 
 <file path=word/header2.xml><?xml version="1.0" encoding="utf-8"?>
-<w:hdr xmlns:wpc="http://schemas.microsoft.com/office/word/2010/wordprocessingCanvas" xmlns:cx="http://schemas.microsoft.com/office/drawing/2014/chartex" xmlns:cx1="http://schemas.microsoft.com/office/drawing/2015/9/8/chartex" xmlns:cx2="http://schemas.microsoft.com/office/drawing/2015/10/21/chartex" xmlns:cx3="http://schemas.microsoft.com/office/drawing/2016/5/9/chartex" xmlns:cx4="http://schemas.microsoft.com/office/drawing/2016/5/10/chartex" xmlns:cx5="http://schemas.microsoft.com/office/drawing/2016/5/11/chartex" xmlns:cx6="http://schemas.microsoft.com/office/drawing/2016/5/12/chartex" xmlns:cx7="http://schemas.microsoft.com/office/drawing/2016/5/13/chartex" xmlns:cx8="http://schemas.microsoft.com/office/drawing/2016/5/14/chartex" xmlns:mc="http://schemas.openxmlformats.org/markup-compatibility/2006" xmlns:aink="http://schemas.microsoft.com/office/drawing/2016/ink" xmlns:am3d="http://schemas.microsoft.com/office/drawing/2017/model3d" xmlns:o="urn:schemas-microsoft-com:office:office" xmlns:oel="http://schemas.microsoft.com/office/2019/extlst" xmlns:r="http://schemas.openxmlformats.org/officeDocument/2006/relationships" xmlns:m="http://schemas.openxmlformats.org/officeDocument/2006/math" xmlns:v="urn:schemas-microsoft-com:vml" xmlns:wp14="http://schemas.microsoft.com/office/word/2010/wordprocessingDrawing" xmlns:wp="http://schemas.openxmlformats.org/drawingml/2006/wordprocessingDrawing" xmlns:w10="urn:schemas-microsoft-com:office:word" xmlns:w="http://schemas.openxmlformats.org/wordprocessingml/2006/main" xmlns:w14="http://schemas.microsoft.com/office/word/2010/wordml" xmlns:w15="http://schemas.microsoft.com/office/word/2012/wordml" xmlns:w16cex="http://schemas.microsoft.com/office/word/2018/wordml/cex" xmlns:w16cid="http://schemas.microsoft.com/office/word/2016/wordml/cid" xmlns:w16="http://schemas.microsoft.com/office/word/2018/wordml" xmlns:w16sdtdh="http://schemas.microsoft.com/office/word/2020/wordml/sdtdatahash" xmlns:w16se="http://schemas.microsoft.com/office/word/2015/wordml/symex" xmlns:wpg="http://schemas.microsoft.com/office/word/2010/wordprocessingGroup" xmlns:wpi="http://schemas.microsoft.com/office/word/2010/wordprocessingInk" xmlns:wne="http://schemas.microsoft.com/office/word/2006/wordml" xmlns:wps="http://schemas.microsoft.com/office/word/2010/wordprocessingShape" mc:Ignorable="w14 w15 w16se w16cid w16 w16cex w16sdtdh wp14">
+<w:hdr xmlns:wpc="http://schemas.microsoft.com/office/word/2010/wordprocessingCanvas" xmlns:cx="http://schemas.microsoft.com/office/drawing/2014/chartex" xmlns:cx1="http://schemas.microsoft.com/office/drawing/2015/9/8/chartex" xmlns:cx2="http://schemas.microsoft.com/office/drawing/2015/10/21/chartex" xmlns:cx3="http://schemas.microsoft.com/office/drawing/2016/5/9/chartex" xmlns:cx4="http://schemas.microsoft.com/office/drawing/2016/5/10/chartex" xmlns:cx5="http://schemas.microsoft.com/office/drawing/2016/5/11/chartex" xmlns:cx6="http://schemas.microsoft.com/office/drawing/2016/5/12/chartex" xmlns:cx7="http://schemas.microsoft.com/office/drawing/2016/5/13/chartex" xmlns:cx8="http://schemas.microsoft.com/office/drawing/2016/5/14/chartex" xmlns:mc="http://schemas.openxmlformats.org/markup-compatibility/2006" xmlns:aink="http://schemas.microsoft.com/office/drawing/2016/ink" xmlns:am3d="http://schemas.microsoft.com/office/drawing/2017/model3d" xmlns:o="urn:schemas-microsoft-com:office:office" xmlns:oel="http://schemas.microsoft.com/office/2019/extlst" xmlns:r="http://schemas.openxmlformats.org/officeDocument/2006/relationships" xmlns:m="http://schemas.openxmlformats.org/officeDocument/2006/math" xmlns:v="urn:schemas-microsoft-com:vml" xmlns:wp14="http://schemas.microsoft.com/office/word/2010/wordprocessingDrawing" xmlns:wp="http://schemas.openxmlformats.org/drawingml/2006/wordprocessingDrawing" xmlns:w10="urn:schemas-microsoft-com:office:word" xmlns:w="http://schemas.openxmlformats.org/wordprocessingml/2006/main" xmlns:w14="http://schemas.microsoft.com/office/word/2010/wordml" xmlns:w15="http://schemas.microsoft.com/office/word/2012/wordml" xmlns:w16cex="http://schemas.microsoft.com/office/word/2018/wordml/cex" xmlns:w16cid="http://schemas.microsoft.com/office/word/2016/wordml/cid" xmlns:w16="http://schemas.microsoft.com/office/word/2018/wordml" xmlns:w16du="http://schemas.microsoft.com/office/word/2023/wordml/word16du" xmlns:w16sdtdh="http://schemas.microsoft.com/office/word/2020/wordml/sdtdatahash" xmlns:w16sdtfl="http://schemas.microsoft.com/office/word/2024/wordml/sdtformatlock" xmlns:w16se="http://schemas.microsoft.com/office/word/2015/wordml/symex" xmlns:wpg="http://schemas.microsoft.com/office/word/2010/wordprocessingGroup" xmlns:wpi="http://schemas.microsoft.com/office/word/2010/wordprocessingInk" xmlns:wne="http://schemas.microsoft.com/office/word/2006/wordml" xmlns:wps="http://schemas.microsoft.com/office/word/2010/wordprocessingShape" mc:Ignorable="w14 w15 w16se w16cid w16 w16cex w16sdtdh w16sdtfl w16du wp14">
   <w:p>
     <w:pPr>
       <w:pStyle w:val="af0"/>
@@ -4598,7 +4667,7 @@
 </file>
 
 <file path=word/header3.xml><?xml version="1.0" encoding="utf-8"?>
-<w:hdr xmlns:wpc="http://schemas.microsoft.com/office/word/2010/wordprocessingCanvas" xmlns:cx="http://schemas.microsoft.com/office/drawing/2014/chartex" xmlns:cx1="http://schemas.microsoft.com/office/drawing/2015/9/8/chartex" xmlns:cx2="http://schemas.microsoft.com/office/drawing/2015/10/21/chartex" xmlns:cx3="http://schemas.microsoft.com/office/drawing/2016/5/9/chartex" xmlns:cx4="http://schemas.microsoft.com/office/drawing/2016/5/10/chartex" xmlns:cx5="http://schemas.microsoft.com/office/drawing/2016/5/11/chartex" xmlns:cx6="http://schemas.microsoft.com/office/drawing/2016/5/12/chartex" xmlns:cx7="http://schemas.microsoft.com/office/drawing/2016/5/13/chartex" xmlns:cx8="http://schemas.microsoft.com/office/drawing/2016/5/14/chartex" xmlns:mc="http://schemas.openxmlformats.org/markup-compatibility/2006" xmlns:aink="http://schemas.microsoft.com/office/drawing/2016/ink" xmlns:am3d="http://schemas.microsoft.com/office/drawing/2017/model3d" xmlns:o="urn:schemas-microsoft-com:office:office" xmlns:oel="http://schemas.microsoft.com/office/2019/extlst" xmlns:r="http://schemas.openxmlformats.org/officeDocument/2006/relationships" xmlns:m="http://schemas.openxmlformats.org/officeDocument/2006/math" xmlns:v="urn:schemas-microsoft-com:vml" xmlns:wp14="http://schemas.microsoft.com/office/word/2010/wordprocessingDrawing" xmlns:wp="http://schemas.openxmlformats.org/drawingml/2006/wordprocessingDrawing" xmlns:w10="urn:schemas-microsoft-com:office:word" xmlns:w="http://schemas.openxmlformats.org/wordprocessingml/2006/main" xmlns:w14="http://schemas.microsoft.com/office/word/2010/wordml" xmlns:w15="http://schemas.microsoft.com/office/word/2012/wordml" xmlns:w16cex="http://schemas.microsoft.com/office/word/2018/wordml/cex" xmlns:w16cid="http://schemas.microsoft.com/office/word/2016/wordml/cid" xmlns:w16="http://schemas.microsoft.com/office/word/2018/wordml" xmlns:w16sdtdh="http://schemas.microsoft.com/office/word/2020/wordml/sdtdatahash" xmlns:w16se="http://schemas.microsoft.com/office/word/2015/wordml/symex" xmlns:wpg="http://schemas.microsoft.com/office/word/2010/wordprocessingGroup" xmlns:wpi="http://schemas.microsoft.com/office/word/2010/wordprocessingInk" xmlns:wne="http://schemas.microsoft.com/office/word/2006/wordml" xmlns:wps="http://schemas.microsoft.com/office/word/2010/wordprocessingShape" mc:Ignorable="w14 w15 w16se w16cid w16 w16cex w16sdtdh wp14">
+<w:hdr xmlns:wpc="http://schemas.microsoft.com/office/word/2010/wordprocessingCanvas" xmlns:cx="http://schemas.microsoft.com/office/drawing/2014/chartex" xmlns:cx1="http://schemas.microsoft.com/office/drawing/2015/9/8/chartex" xmlns:cx2="http://schemas.microsoft.com/office/drawing/2015/10/21/chartex" xmlns:cx3="http://schemas.microsoft.com/office/drawing/2016/5/9/chartex" xmlns:cx4="http://schemas.microsoft.com/office/drawing/2016/5/10/chartex" xmlns:cx5="http://schemas.microsoft.com/office/drawing/2016/5/11/chartex" xmlns:cx6="http://schemas.microsoft.com/office/drawing/2016/5/12/chartex" xmlns:cx7="http://schemas.microsoft.com/office/drawing/2016/5/13/chartex" xmlns:cx8="http://schemas.microsoft.com/office/drawing/2016/5/14/chartex" xmlns:mc="http://schemas.openxmlformats.org/markup-compatibility/2006" xmlns:aink="http://schemas.microsoft.com/office/drawing/2016/ink" xmlns:am3d="http://schemas.microsoft.com/office/drawing/2017/model3d" xmlns:o="urn:schemas-microsoft-com:office:office" xmlns:oel="http://schemas.microsoft.com/office/2019/extlst" xmlns:r="http://schemas.openxmlformats.org/officeDocument/2006/relationships" xmlns:m="http://schemas.openxmlformats.org/officeDocument/2006/math" xmlns:v="urn:schemas-microsoft-com:vml" xmlns:wp14="http://schemas.microsoft.com/office/word/2010/wordprocessingDrawing" xmlns:wp="http://schemas.openxmlformats.org/drawingml/2006/wordprocessingDrawing" xmlns:w10="urn:schemas-microsoft-com:office:word" xmlns:w="http://schemas.openxmlformats.org/wordprocessingml/2006/main" xmlns:w14="http://schemas.microsoft.com/office/word/2010/wordml" xmlns:w15="http://schemas.microsoft.com/office/word/2012/wordml" xmlns:w16cex="http://schemas.microsoft.com/office/word/2018/wordml/cex" xmlns:w16cid="http://schemas.microsoft.com/office/word/2016/wordml/cid" xmlns:w16="http://schemas.microsoft.com/office/word/2018/wordml" xmlns:w16du="http://schemas.microsoft.com/office/word/2023/wordml/word16du" xmlns:w16sdtdh="http://schemas.microsoft.com/office/word/2020/wordml/sdtdatahash" xmlns:w16sdtfl="http://schemas.microsoft.com/office/word/2024/wordml/sdtformatlock" xmlns:w16se="http://schemas.microsoft.com/office/word/2015/wordml/symex" xmlns:wpg="http://schemas.microsoft.com/office/word/2010/wordprocessingGroup" xmlns:wpi="http://schemas.microsoft.com/office/word/2010/wordprocessingInk" xmlns:wne="http://schemas.microsoft.com/office/word/2006/wordml" xmlns:wps="http://schemas.microsoft.com/office/word/2010/wordprocessingShape" mc:Ignorable="w14 w15 w16se w16cid w16 w16cex w16sdtdh w16sdtfl w16du wp14">
   <w:p>
     <w:pPr>
       <w:pStyle w:val="af0"/>
@@ -4609,7 +4678,7 @@
 </file>
 
 <file path=word/numbering.xml><?xml version="1.0" encoding="utf-8"?>
-<w:numbering xmlns:wpc="http://schemas.microsoft.com/office/word/2010/wordprocessingCanvas" xmlns:cx="http://schemas.microsoft.com/office/drawing/2014/chartex" xmlns:cx1="http://schemas.microsoft.com/office/drawing/2015/9/8/chartex" xmlns:cx2="http://schemas.microsoft.com/office/drawing/2015/10/21/chartex" xmlns:cx3="http://schemas.microsoft.com/office/drawing/2016/5/9/chartex" xmlns:cx4="http://schemas.microsoft.com/office/drawing/2016/5/10/chartex" xmlns:cx5="http://schemas.microsoft.com/office/drawing/2016/5/11/chartex" xmlns:cx6="http://schemas.microsoft.com/office/drawing/2016/5/12/chartex" xmlns:cx7="http://schemas.microsoft.com/office/drawing/2016/5/13/chartex" xmlns:cx8="http://schemas.microsoft.com/office/drawing/2016/5/14/chartex" xmlns:mc="http://schemas.openxmlformats.org/markup-compatibility/2006" xmlns:aink="http://schemas.microsoft.com/office/drawing/2016/ink" xmlns:am3d="http://schemas.microsoft.com/office/drawing/2017/model3d" xmlns:o="urn:schemas-microsoft-com:office:office" xmlns:oel="http://schemas.microsoft.com/office/2019/extlst" xmlns:r="http://schemas.openxmlformats.org/officeDocument/2006/relationships" xmlns:m="http://schemas.openxmlformats.org/officeDocument/2006/math" xmlns:v="urn:schemas-microsoft-com:vml" xmlns:wp14="http://schemas.microsoft.com/office/word/2010/wordprocessingDrawing" xmlns:wp="http://schemas.openxmlformats.org/drawingml/2006/wordprocessingDrawing" xmlns:w10="urn:schemas-microsoft-com:office:word" xmlns:w="http://schemas.openxmlformats.org/wordprocessingml/2006/main" xmlns:w14="http://schemas.microsoft.com/office/word/2010/wordml" xmlns:w15="http://schemas.microsoft.com/office/word/2012/wordml" xmlns:w16cex="http://schemas.microsoft.com/office/word/2018/wordml/cex" xmlns:w16cid="http://schemas.microsoft.com/office/word/2016/wordml/cid" xmlns:w16="http://schemas.microsoft.com/office/word/2018/wordml" xmlns:w16sdtdh="http://schemas.microsoft.com/office/word/2020/wordml/sdtdatahash" xmlns:w16se="http://schemas.microsoft.com/office/word/2015/wordml/symex" xmlns:wpg="http://schemas.microsoft.com/office/word/2010/wordprocessingGroup" xmlns:wpi="http://schemas.microsoft.com/office/word/2010/wordprocessingInk" xmlns:wne="http://schemas.microsoft.com/office/word/2006/wordml" xmlns:wps="http://schemas.microsoft.com/office/word/2010/wordprocessingShape" mc:Ignorable="w14 w15 w16se w16cid w16 w16cex w16sdtdh wp14">
+<w:numbering xmlns:wpc="http://schemas.microsoft.com/office/word/2010/wordprocessingCanvas" xmlns:cx="http://schemas.microsoft.com/office/drawing/2014/chartex" xmlns:cx1="http://schemas.microsoft.com/office/drawing/2015/9/8/chartex" xmlns:cx2="http://schemas.microsoft.com/office/drawing/2015/10/21/chartex" xmlns:cx3="http://schemas.microsoft.com/office/drawing/2016/5/9/chartex" xmlns:cx4="http://schemas.microsoft.com/office/drawing/2016/5/10/chartex" xmlns:cx5="http://schemas.microsoft.com/office/drawing/2016/5/11/chartex" xmlns:cx6="http://schemas.microsoft.com/office/drawing/2016/5/12/chartex" xmlns:cx7="http://schemas.microsoft.com/office/drawing/2016/5/13/chartex" xmlns:cx8="http://schemas.microsoft.com/office/drawing/2016/5/14/chartex" xmlns:mc="http://schemas.openxmlformats.org/markup-compatibility/2006" xmlns:aink="http://schemas.microsoft.com/office/drawing/2016/ink" xmlns:am3d="http://schemas.microsoft.com/office/drawing/2017/model3d" xmlns:o="urn:schemas-microsoft-com:office:office" xmlns:oel="http://schemas.microsoft.com/office/2019/extlst" xmlns:r="http://schemas.openxmlformats.org/officeDocument/2006/relationships" xmlns:m="http://schemas.openxmlformats.org/officeDocument/2006/math" xmlns:v="urn:schemas-microsoft-com:vml" xmlns:wp14="http://schemas.microsoft.com/office/word/2010/wordprocessingDrawing" xmlns:wp="http://schemas.openxmlformats.org/drawingml/2006/wordprocessingDrawing" xmlns:w10="urn:schemas-microsoft-com:office:word" xmlns:w="http://schemas.openxmlformats.org/wordprocessingml/2006/main" xmlns:w14="http://schemas.microsoft.com/office/word/2010/wordml" xmlns:w15="http://schemas.microsoft.com/office/word/2012/wordml" xmlns:w16cex="http://schemas.microsoft.com/office/word/2018/wordml/cex" xmlns:w16cid="http://schemas.microsoft.com/office/word/2016/wordml/cid" xmlns:w16="http://schemas.microsoft.com/office/word/2018/wordml" xmlns:w16du="http://schemas.microsoft.com/office/word/2023/wordml/word16du" xmlns:w16sdtdh="http://schemas.microsoft.com/office/word/2020/wordml/sdtdatahash" xmlns:w16sdtfl="http://schemas.microsoft.com/office/word/2024/wordml/sdtformatlock" xmlns:w16se="http://schemas.microsoft.com/office/word/2015/wordml/symex" xmlns:wpg="http://schemas.microsoft.com/office/word/2010/wordprocessingGroup" xmlns:wpi="http://schemas.microsoft.com/office/word/2010/wordprocessingInk" xmlns:wne="http://schemas.microsoft.com/office/word/2006/wordml" xmlns:wps="http://schemas.microsoft.com/office/word/2010/wordprocessingShape" mc:Ignorable="w14 w15 w16se w16cid w16 w16cex w16sdtdh w16sdtfl w16du wp14">
   <w:abstractNum w:abstractNumId="0" w15:restartNumberingAfterBreak="0">
     <w:nsid w:val="077E2C73"/>
     <w:multiLevelType w:val="multilevel"/>
@@ -5493,7 +5562,7 @@
 </file>
 
 <file path=word/styles.xml><?xml version="1.0" encoding="utf-8"?>
-<w:styles xmlns:mc="http://schemas.openxmlformats.org/markup-compatibility/2006" xmlns:r="http://schemas.openxmlformats.org/officeDocument/2006/relationships" xmlns:w="http://schemas.openxmlformats.org/wordprocessingml/2006/main" xmlns:w14="http://schemas.microsoft.com/office/word/2010/wordml" xmlns:w15="http://schemas.microsoft.com/office/word/2012/wordml" xmlns:w16cex="http://schemas.microsoft.com/office/word/2018/wordml/cex" xmlns:w16cid="http://schemas.microsoft.com/office/word/2016/wordml/cid" xmlns:w16="http://schemas.microsoft.com/office/word/2018/wordml" xmlns:w16sdtdh="http://schemas.microsoft.com/office/word/2020/wordml/sdtdatahash" xmlns:w16se="http://schemas.microsoft.com/office/word/2015/wordml/symex" mc:Ignorable="w14 w15 w16se w16cid w16 w16cex w16sdtdh">
+<w:styles xmlns:mc="http://schemas.openxmlformats.org/markup-compatibility/2006" xmlns:r="http://schemas.openxmlformats.org/officeDocument/2006/relationships" xmlns:w="http://schemas.openxmlformats.org/wordprocessingml/2006/main" xmlns:w14="http://schemas.microsoft.com/office/word/2010/wordml" xmlns:w15="http://schemas.microsoft.com/office/word/2012/wordml" xmlns:w16cex="http://schemas.microsoft.com/office/word/2018/wordml/cex" xmlns:w16cid="http://schemas.microsoft.com/office/word/2016/wordml/cid" xmlns:w16="http://schemas.microsoft.com/office/word/2018/wordml" xmlns:w16du="http://schemas.microsoft.com/office/word/2023/wordml/word16du" xmlns:w16sdtdh="http://schemas.microsoft.com/office/word/2020/wordml/sdtdatahash" xmlns:w16sdtfl="http://schemas.microsoft.com/office/word/2024/wordml/sdtformatlock" xmlns:w16se="http://schemas.microsoft.com/office/word/2015/wordml/symex" mc:Ignorable="w14 w15 w16se w16cid w16 w16cex w16sdtdh w16sdtfl w16du">
   <w:docDefaults>
     <w:rPrDefault>
       <w:rPr>
@@ -6090,7 +6159,6 @@
   <w:style w:type="character" w:default="1" w:styleId="a0">
     <w:name w:val="Default Paragraph Font"/>
     <w:uiPriority w:val="1"/>
-    <w:semiHidden/>
     <w:unhideWhenUsed/>
   </w:style>
   <w:style w:type="table" w:default="1" w:styleId="a1">
@@ -6595,7 +6663,7 @@
 </file>
 
 <file path=word/glossary/document.xml><?xml version="1.0" encoding="utf-8"?>
-<w:glossaryDocument xmlns:wpc="http://schemas.microsoft.com/office/word/2010/wordprocessingCanvas" xmlns:cx="http://schemas.microsoft.com/office/drawing/2014/chartex" xmlns:cx1="http://schemas.microsoft.com/office/drawing/2015/9/8/chartex" xmlns:cx2="http://schemas.microsoft.com/office/drawing/2015/10/21/chartex" xmlns:cx3="http://schemas.microsoft.com/office/drawing/2016/5/9/chartex" xmlns:cx4="http://schemas.microsoft.com/office/drawing/2016/5/10/chartex" xmlns:cx5="http://schemas.microsoft.com/office/drawing/2016/5/11/chartex" xmlns:cx6="http://schemas.microsoft.com/office/drawing/2016/5/12/chartex" xmlns:cx7="http://schemas.microsoft.com/office/drawing/2016/5/13/chartex" xmlns:cx8="http://schemas.microsoft.com/office/drawing/2016/5/14/chartex" xmlns:mc="http://schemas.openxmlformats.org/markup-compatibility/2006" xmlns:aink="http://schemas.microsoft.com/office/drawing/2016/ink" xmlns:am3d="http://schemas.microsoft.com/office/drawing/2017/model3d" xmlns:o="urn:schemas-microsoft-com:office:office" xmlns:oel="http://schemas.microsoft.com/office/2019/extlst" xmlns:r="http://schemas.openxmlformats.org/officeDocument/2006/relationships" xmlns:m="http://schemas.openxmlformats.org/officeDocument/2006/math" xmlns:v="urn:schemas-microsoft-com:vml" xmlns:wp14="http://schemas.microsoft.com/office/word/2010/wordprocessingDrawing" xmlns:wp="http://schemas.openxmlformats.org/drawingml/2006/wordprocessingDrawing" xmlns:w10="urn:schemas-microsoft-com:office:word" xmlns:w="http://schemas.openxmlformats.org/wordprocessingml/2006/main" xmlns:w14="http://schemas.microsoft.com/office/word/2010/wordml" xmlns:w15="http://schemas.microsoft.com/office/word/2012/wordml" xmlns:w16cex="http://schemas.microsoft.com/office/word/2018/wordml/cex" xmlns:w16cid="http://schemas.microsoft.com/office/word/2016/wordml/cid" xmlns:w16="http://schemas.microsoft.com/office/word/2018/wordml" xmlns:w16sdtdh="http://schemas.microsoft.com/office/word/2020/wordml/sdtdatahash" xmlns:w16se="http://schemas.microsoft.com/office/word/2015/wordml/symex" xmlns:wpg="http://schemas.microsoft.com/office/word/2010/wordprocessingGroup" xmlns:wpi="http://schemas.microsoft.com/office/word/2010/wordprocessingInk" xmlns:wne="http://schemas.microsoft.com/office/word/2006/wordml" xmlns:wps="http://schemas.microsoft.com/office/word/2010/wordprocessingShape" mc:Ignorable="w14 w15 w16se w16cid w16 w16cex w16sdtdh wp14">
+<w:glossaryDocument xmlns:wpc="http://schemas.microsoft.com/office/word/2010/wordprocessingCanvas" xmlns:cx="http://schemas.microsoft.com/office/drawing/2014/chartex" xmlns:cx1="http://schemas.microsoft.com/office/drawing/2015/9/8/chartex" xmlns:cx2="http://schemas.microsoft.com/office/drawing/2015/10/21/chartex" xmlns:cx3="http://schemas.microsoft.com/office/drawing/2016/5/9/chartex" xmlns:cx4="http://schemas.microsoft.com/office/drawing/2016/5/10/chartex" xmlns:cx5="http://schemas.microsoft.com/office/drawing/2016/5/11/chartex" xmlns:cx6="http://schemas.microsoft.com/office/drawing/2016/5/12/chartex" xmlns:cx7="http://schemas.microsoft.com/office/drawing/2016/5/13/chartex" xmlns:cx8="http://schemas.microsoft.com/office/drawing/2016/5/14/chartex" xmlns:mc="http://schemas.openxmlformats.org/markup-compatibility/2006" xmlns:aink="http://schemas.microsoft.com/office/drawing/2016/ink" xmlns:am3d="http://schemas.microsoft.com/office/drawing/2017/model3d" xmlns:o="urn:schemas-microsoft-com:office:office" xmlns:oel="http://schemas.microsoft.com/office/2019/extlst" xmlns:r="http://schemas.openxmlformats.org/officeDocument/2006/relationships" xmlns:m="http://schemas.openxmlformats.org/officeDocument/2006/math" xmlns:v="urn:schemas-microsoft-com:vml" xmlns:wp14="http://schemas.microsoft.com/office/word/2010/wordprocessingDrawing" xmlns:wp="http://schemas.openxmlformats.org/drawingml/2006/wordprocessingDrawing" xmlns:w10="urn:schemas-microsoft-com:office:word" xmlns:w="http://schemas.openxmlformats.org/wordprocessingml/2006/main" xmlns:w14="http://schemas.microsoft.com/office/word/2010/wordml" xmlns:w15="http://schemas.microsoft.com/office/word/2012/wordml" xmlns:w16cex="http://schemas.microsoft.com/office/word/2018/wordml/cex" xmlns:w16cid="http://schemas.microsoft.com/office/word/2016/wordml/cid" xmlns:w16="http://schemas.microsoft.com/office/word/2018/wordml" xmlns:w16du="http://schemas.microsoft.com/office/word/2023/wordml/word16du" xmlns:w16sdtdh="http://schemas.microsoft.com/office/word/2020/wordml/sdtdatahash" xmlns:w16sdtfl="http://schemas.microsoft.com/office/word/2024/wordml/sdtformatlock" xmlns:w16se="http://schemas.microsoft.com/office/word/2015/wordml/symex" xmlns:wpg="http://schemas.microsoft.com/office/word/2010/wordprocessingGroup" xmlns:wpi="http://schemas.microsoft.com/office/word/2010/wordprocessingInk" xmlns:wne="http://schemas.microsoft.com/office/word/2006/wordml" xmlns:wps="http://schemas.microsoft.com/office/word/2010/wordprocessingShape" mc:Ignorable="w14 w15 w16se w16cid w16 w16cex w16sdtdh w16sdtfl w16du wp14">
   <w:docParts>
     <w:docPart>
       <w:docPartPr>
@@ -6708,11 +6776,11 @@
 </file>
 
 <file path=word/glossary/fontTable.xml><?xml version="1.0" encoding="utf-8"?>
-<w:fonts xmlns:mc="http://schemas.openxmlformats.org/markup-compatibility/2006" xmlns:r="http://schemas.openxmlformats.org/officeDocument/2006/relationships" xmlns:w="http://schemas.openxmlformats.org/wordprocessingml/2006/main" xmlns:w14="http://schemas.microsoft.com/office/word/2010/wordml" xmlns:w15="http://schemas.microsoft.com/office/word/2012/wordml" xmlns:w16cex="http://schemas.microsoft.com/office/word/2018/wordml/cex" xmlns:w16cid="http://schemas.microsoft.com/office/word/2016/wordml/cid" xmlns:w16="http://schemas.microsoft.com/office/word/2018/wordml" xmlns:w16sdtdh="http://schemas.microsoft.com/office/word/2020/wordml/sdtdatahash" xmlns:w16se="http://schemas.microsoft.com/office/word/2015/wordml/symex" mc:Ignorable="w14 w15 w16se w16cid w16 w16cex w16sdtdh">
+<w:fonts xmlns:mc="http://schemas.openxmlformats.org/markup-compatibility/2006" xmlns:r="http://schemas.openxmlformats.org/officeDocument/2006/relationships" xmlns:w="http://schemas.openxmlformats.org/wordprocessingml/2006/main" xmlns:w14="http://schemas.microsoft.com/office/word/2010/wordml" xmlns:w15="http://schemas.microsoft.com/office/word/2012/wordml" xmlns:w16cex="http://schemas.microsoft.com/office/word/2018/wordml/cex" xmlns:w16cid="http://schemas.microsoft.com/office/word/2016/wordml/cid" xmlns:w16="http://schemas.microsoft.com/office/word/2018/wordml" xmlns:w16du="http://schemas.microsoft.com/office/word/2023/wordml/word16du" xmlns:w16sdtdh="http://schemas.microsoft.com/office/word/2020/wordml/sdtdatahash" xmlns:w16sdtfl="http://schemas.microsoft.com/office/word/2024/wordml/sdtformatlock" xmlns:w16se="http://schemas.microsoft.com/office/word/2015/wordml/symex" mc:Ignorable="w14 w15 w16se w16cid w16 w16cex w16sdtdh w16sdtfl w16du">
   <w:font w:name="Symbol">
     <w:panose1 w:val="05050102010706020507"/>
     <w:charset w:val="02"/>
-    <w:family w:val="decorative"/>
+    <w:family w:val="roman"/>
     <w:pitch w:val="variable"/>
     <w:sig w:usb0="00000000" w:usb1="10000000" w:usb2="00000000" w:usb3="00000000" w:csb0="80000000" w:csb1="00000000"/>
   </w:font>
@@ -6732,21 +6800,20 @@
   </w:font>
   <w:font w:name="Wingdings">
     <w:panose1 w:val="05000000000000000000"/>
-    <w:charset w:val="00"/>
-    <w:family w:val="decorative"/>
+    <w:charset w:val="02"/>
+    <w:family w:val="auto"/>
     <w:pitch w:val="variable"/>
-    <w:sig w:usb0="00000003" w:usb1="00000000" w:usb2="00000000" w:usb3="00000000" w:csb0="80000001" w:csb1="00000000"/>
+    <w:sig w:usb0="00000000" w:usb1="10000000" w:usb2="00000000" w:usb3="00000000" w:csb0="80000000" w:csb1="00000000"/>
   </w:font>
   <w:font w:name="標楷體">
     <w:altName w:val="微軟正黑體"/>
-    <w:panose1 w:val="020B0604020202020204"/>
+    <w:panose1 w:val="03000509000000000000"/>
     <w:charset w:val="88"/>
     <w:family w:val="script"/>
     <w:pitch w:val="fixed"/>
     <w:sig w:usb0="00000003" w:usb1="080E0000" w:usb2="00000016" w:usb3="00000000" w:csb0="00100001" w:csb1="00000000"/>
   </w:font>
   <w:font w:name="Aptos">
-    <w:panose1 w:val="020B0004020202020204"/>
     <w:charset w:val="00"/>
     <w:family w:val="swiss"/>
     <w:pitch w:val="variable"/>
@@ -6761,7 +6828,6 @@
     <w:sig w:usb0="A00002FF" w:usb1="28CFFCFA" w:usb2="00000016" w:usb3="00000000" w:csb0="00100001" w:csb1="00000000"/>
   </w:font>
   <w:font w:name="Aptos Display">
-    <w:panose1 w:val="020B0004020202020204"/>
     <w:charset w:val="00"/>
     <w:family w:val="swiss"/>
     <w:pitch w:val="variable"/>
@@ -6772,13 +6838,13 @@
     <w:charset w:val="00"/>
     <w:family w:val="roman"/>
     <w:pitch w:val="variable"/>
-    <w:sig w:usb0="E00002FF" w:usb1="420024FF" w:usb2="00000000" w:usb3="00000000" w:csb0="0000019F" w:csb1="00000000"/>
+    <w:sig w:usb0="E00006FF" w:usb1="420024FF" w:usb2="02000000" w:usb3="00000000" w:csb0="0000019F" w:csb1="00000000"/>
   </w:font>
 </w:fonts>
 </file>
 
 <file path=word/glossary/settings.xml><?xml version="1.0" encoding="utf-8"?>
-<w:settings xmlns:mc="http://schemas.openxmlformats.org/markup-compatibility/2006" xmlns:o="urn:schemas-microsoft-com:office:office" xmlns:r="http://schemas.openxmlformats.org/officeDocument/2006/relationships" xmlns:m="http://schemas.openxmlformats.org/officeDocument/2006/math" xmlns:v="urn:schemas-microsoft-com:vml" xmlns:w10="urn:schemas-microsoft-com:office:word" xmlns:w="http://schemas.openxmlformats.org/wordprocessingml/2006/main" xmlns:w14="http://schemas.microsoft.com/office/word/2010/wordml" xmlns:w15="http://schemas.microsoft.com/office/word/2012/wordml" xmlns:w16cex="http://schemas.microsoft.com/office/word/2018/wordml/cex" xmlns:w16cid="http://schemas.microsoft.com/office/word/2016/wordml/cid" xmlns:w16="http://schemas.microsoft.com/office/word/2018/wordml" xmlns:w16sdtdh="http://schemas.microsoft.com/office/word/2020/wordml/sdtdatahash" xmlns:w16se="http://schemas.microsoft.com/office/word/2015/wordml/symex" xmlns:sl="http://schemas.openxmlformats.org/schemaLibrary/2006/main" mc:Ignorable="w14 w15 w16se w16cid w16 w16cex w16sdtdh">
+<w:settings xmlns:mc="http://schemas.openxmlformats.org/markup-compatibility/2006" xmlns:o="urn:schemas-microsoft-com:office:office" xmlns:r="http://schemas.openxmlformats.org/officeDocument/2006/relationships" xmlns:m="http://schemas.openxmlformats.org/officeDocument/2006/math" xmlns:v="urn:schemas-microsoft-com:vml" xmlns:w10="urn:schemas-microsoft-com:office:word" xmlns:w="http://schemas.openxmlformats.org/wordprocessingml/2006/main" xmlns:w14="http://schemas.microsoft.com/office/word/2010/wordml" xmlns:w15="http://schemas.microsoft.com/office/word/2012/wordml" xmlns:w16cex="http://schemas.microsoft.com/office/word/2018/wordml/cex" xmlns:w16cid="http://schemas.microsoft.com/office/word/2016/wordml/cid" xmlns:w16="http://schemas.microsoft.com/office/word/2018/wordml" xmlns:w16du="http://schemas.microsoft.com/office/word/2023/wordml/word16du" xmlns:w16sdtdh="http://schemas.microsoft.com/office/word/2020/wordml/sdtdatahash" xmlns:w16sdtfl="http://schemas.microsoft.com/office/word/2024/wordml/sdtformatlock" xmlns:w16se="http://schemas.microsoft.com/office/word/2015/wordml/symex" xmlns:sl="http://schemas.openxmlformats.org/schemaLibrary/2006/main" mc:Ignorable="w14 w15 w16se w16cid w16 w16cex w16sdtdh w16sdtfl w16du">
   <w:view w:val="normal"/>
   <w:bordersDoNotSurroundHeader/>
   <w:bordersDoNotSurroundFooter/>
@@ -6812,6 +6878,8 @@
     <w:rsid w:val="00683529"/>
     <w:rsid w:val="006922DD"/>
     <w:rsid w:val="0073143B"/>
+    <w:rsid w:val="008C28B2"/>
+    <w:rsid w:val="00951086"/>
     <w:rsid w:val="00C95F5D"/>
     <w:rsid w:val="00E47868"/>
   </w:rsids>
@@ -6837,7 +6905,7 @@
 </file>
 
 <file path=word/glossary/styles.xml><?xml version="1.0" encoding="utf-8"?>
-<w:styles xmlns:mc="http://schemas.openxmlformats.org/markup-compatibility/2006" xmlns:r="http://schemas.openxmlformats.org/officeDocument/2006/relationships" xmlns:w="http://schemas.openxmlformats.org/wordprocessingml/2006/main" xmlns:w14="http://schemas.microsoft.com/office/word/2010/wordml" xmlns:w15="http://schemas.microsoft.com/office/word/2012/wordml" xmlns:w16cex="http://schemas.microsoft.com/office/word/2018/wordml/cex" xmlns:w16cid="http://schemas.microsoft.com/office/word/2016/wordml/cid" xmlns:w16="http://schemas.microsoft.com/office/word/2018/wordml" xmlns:w16sdtdh="http://schemas.microsoft.com/office/word/2020/wordml/sdtdatahash" xmlns:w16se="http://schemas.microsoft.com/office/word/2015/wordml/symex" mc:Ignorable="w14 w15 w16se w16cid w16 w16cex w16sdtdh">
+<w:styles xmlns:mc="http://schemas.openxmlformats.org/markup-compatibility/2006" xmlns:r="http://schemas.openxmlformats.org/officeDocument/2006/relationships" xmlns:w="http://schemas.openxmlformats.org/wordprocessingml/2006/main" xmlns:w14="http://schemas.microsoft.com/office/word/2010/wordml" xmlns:w15="http://schemas.microsoft.com/office/word/2012/wordml" xmlns:w16cex="http://schemas.microsoft.com/office/word/2018/wordml/cex" xmlns:w16cid="http://schemas.microsoft.com/office/word/2016/wordml/cid" xmlns:w16="http://schemas.microsoft.com/office/word/2018/wordml" xmlns:w16du="http://schemas.microsoft.com/office/word/2023/wordml/word16du" xmlns:w16sdtdh="http://schemas.microsoft.com/office/word/2020/wordml/sdtdatahash" xmlns:w16sdtfl="http://schemas.microsoft.com/office/word/2024/wordml/sdtformatlock" xmlns:w16se="http://schemas.microsoft.com/office/word/2015/wordml/symex" mc:Ignorable="w14 w15 w16se w16cid w16 w16cex w16sdtdh w16sdtfl w16du">
   <w:docDefaults>
     <w:rPrDefault>
       <w:rPr>
@@ -7285,7 +7353,7 @@
 </file>
 
 <file path=word/glossary/webSettings.xml><?xml version="1.0" encoding="utf-8"?>
-<w:webSettings xmlns:mc="http://schemas.openxmlformats.org/markup-compatibility/2006" xmlns:r="http://schemas.openxmlformats.org/officeDocument/2006/relationships" xmlns:w="http://schemas.openxmlformats.org/wordprocessingml/2006/main" xmlns:w14="http://schemas.microsoft.com/office/word/2010/wordml" xmlns:w15="http://schemas.microsoft.com/office/word/2012/wordml" xmlns:w16cex="http://schemas.microsoft.com/office/word/2018/wordml/cex" xmlns:w16cid="http://schemas.microsoft.com/office/word/2016/wordml/cid" xmlns:w16="http://schemas.microsoft.com/office/word/2018/wordml" xmlns:w16sdtdh="http://schemas.microsoft.com/office/word/2020/wordml/sdtdatahash" xmlns:w16se="http://schemas.microsoft.com/office/word/2015/wordml/symex" mc:Ignorable="w14 w15 w16se w16cid w16 w16cex w16sdtdh">
+<w:webSettings xmlns:mc="http://schemas.openxmlformats.org/markup-compatibility/2006" xmlns:r="http://schemas.openxmlformats.org/officeDocument/2006/relationships" xmlns:w="http://schemas.openxmlformats.org/wordprocessingml/2006/main" xmlns:w14="http://schemas.microsoft.com/office/word/2010/wordml" xmlns:w15="http://schemas.microsoft.com/office/word/2012/wordml" xmlns:w16cex="http://schemas.microsoft.com/office/word/2018/wordml/cex" xmlns:w16cid="http://schemas.microsoft.com/office/word/2016/wordml/cid" xmlns:w16="http://schemas.microsoft.com/office/word/2018/wordml" xmlns:w16du="http://schemas.microsoft.com/office/word/2023/wordml/word16du" xmlns:w16sdtdh="http://schemas.microsoft.com/office/word/2020/wordml/sdtdatahash" xmlns:w16sdtfl="http://schemas.microsoft.com/office/word/2024/wordml/sdtformatlock" xmlns:w16se="http://schemas.microsoft.com/office/word/2015/wordml/symex" mc:Ignorable="w14 w15 w16se w16cid w16 w16cex w16sdtdh w16sdtfl w16du">
   <w:optimizeForBrowser/>
   <w:allowPNG/>
 </w:webSettings>
